--- a/Vision：English-learning-copilot.docx
+++ b/Vision：English-learning-copilot.docx
@@ -307,6 +307,9 @@
             <w:right w:w="108" w:type="dxa"/>
           </w:tblCellMar>
         </w:tblPrEx>
+        <w:trPr>
+          <w:trHeight w:val="90" w:hRule="atLeast"/>
+        </w:trPr>
         <w:tc>
           <w:tcPr>
             <w:tcW w:w="2304" w:type="dxa"/>
@@ -323,9 +326,10 @@
             </w:r>
             <w:r>
               <w:rPr>
-                <w:rFonts w:hint="eastAsia"/>
-              </w:rPr>
-              <w:t>日</w:t>
+                <w:rFonts w:hint="eastAsia" w:ascii="Times New Roman"/>
+                <w:lang w:val="en-US" w:eastAsia="zh-CN"/>
+              </w:rPr>
+              <w:t>9</w:t>
             </w:r>
             <w:r>
               <w:rPr>
@@ -335,9 +339,10 @@
             </w:r>
             <w:r>
               <w:rPr>
-                <w:rFonts w:hint="eastAsia"/>
-              </w:rPr>
-              <w:t>月</w:t>
+                <w:rFonts w:hint="eastAsia" w:ascii="Times New Roman"/>
+                <w:lang w:val="en-US" w:eastAsia="zh-CN"/>
+              </w:rPr>
+              <w:t>7</w:t>
             </w:r>
             <w:r>
               <w:rPr>
@@ -347,9 +352,10 @@
             </w:r>
             <w:r>
               <w:rPr>
-                <w:rFonts w:hint="eastAsia"/>
-              </w:rPr>
-              <w:t>年</w:t>
+                <w:rFonts w:hint="eastAsia" w:ascii="Times New Roman"/>
+                <w:lang w:val="en-US" w:eastAsia="zh-CN"/>
+              </w:rPr>
+              <w:t>2026</w:t>
             </w:r>
             <w:r>
               <w:rPr>
@@ -371,7 +377,20 @@
               <w:rPr>
                 <w:rFonts w:ascii="Times New Roman"/>
               </w:rPr>
-              <w:t>&lt;x.x&gt;</w:t>
+              <w:t>&lt;</w:t>
+            </w:r>
+            <w:r>
+              <w:rPr>
+                <w:rFonts w:hint="eastAsia" w:ascii="Times New Roman"/>
+                <w:lang w:val="en-US" w:eastAsia="zh-CN"/>
+              </w:rPr>
+              <w:t>1.0</w:t>
+            </w:r>
+            <w:r>
+              <w:rPr>
+                <w:rFonts w:ascii="Times New Roman"/>
+              </w:rPr>
+              <w:t>&gt;</w:t>
             </w:r>
           </w:p>
         </w:tc>
@@ -391,9 +410,10 @@
             </w:r>
             <w:r>
               <w:rPr>
-                <w:rFonts w:hint="eastAsia"/>
-              </w:rPr>
-              <w:t>详细信息</w:t>
+                <w:rFonts w:hint="eastAsia" w:ascii="Times New Roman"/>
+                <w:lang w:val="en-US" w:eastAsia="zh-CN"/>
+              </w:rPr>
+              <w:t>Vision文档基本描述与制定</w:t>
             </w:r>
             <w:r>
               <w:rPr>
@@ -419,9 +439,10 @@
             </w:r>
             <w:r>
               <w:rPr>
-                <w:rFonts w:hint="eastAsia"/>
-              </w:rPr>
-              <w:t>姓名</w:t>
+                <w:rFonts w:hint="eastAsia" w:ascii="Times New Roman"/>
+                <w:lang w:val="en-US" w:eastAsia="zh-CN"/>
+              </w:rPr>
+              <w:t>孙睿阳</w:t>
             </w:r>
             <w:r>
               <w:rPr>
@@ -663,7 +684,7 @@
         <w:fldChar w:fldCharType="begin"/>
       </w:r>
       <w:r>
-        <w:instrText xml:space="preserve"> PAGEREF _Toc20076 \h </w:instrText>
+        <w:instrText xml:space="preserve"> PAGEREF _Toc29259 \h </w:instrText>
       </w:r>
       <w:r>
         <w:fldChar w:fldCharType="separate"/>
@@ -698,7 +719,7 @@
         <w:fldChar w:fldCharType="begin"/>
       </w:r>
       <w:r>
-        <w:instrText xml:space="preserve"> PAGEREF _Toc1222 \h </w:instrText>
+        <w:instrText xml:space="preserve"> PAGEREF _Toc27787 \h </w:instrText>
       </w:r>
       <w:r>
         <w:fldChar w:fldCharType="separate"/>
@@ -718,11 +739,17 @@
         </w:tabs>
       </w:pPr>
       <w:r>
+        <w:rPr>
+          <w:rFonts w:hint="default" w:ascii="宋体" w:hAnsi="Times New Roman" w:eastAsia="宋体" w:cs="Times New Roman"/>
+          <w:snapToGrid w:val="0"/>
+          <w:lang w:val="en-US" w:eastAsia="zh-CN" w:bidi="ar-SA"/>
+        </w:rPr>
         <w:t xml:space="preserve">1.2 </w:t>
       </w:r>
       <w:r>
         <w:rPr>
           <w:rFonts w:hint="eastAsia"/>
+          <w:lang w:val="en-US" w:eastAsia="zh-CN"/>
         </w:rPr>
         <w:t>范围</w:t>
       </w:r>
@@ -733,7 +760,7 @@
         <w:fldChar w:fldCharType="begin"/>
       </w:r>
       <w:r>
-        <w:instrText xml:space="preserve"> PAGEREF _Toc2614 \h </w:instrText>
+        <w:instrText xml:space="preserve"> PAGEREF _Toc26084 \h </w:instrText>
       </w:r>
       <w:r>
         <w:fldChar w:fldCharType="separate"/>
@@ -768,7 +795,7 @@
         <w:fldChar w:fldCharType="begin"/>
       </w:r>
       <w:r>
-        <w:instrText xml:space="preserve"> PAGEREF _Toc17439 \h </w:instrText>
+        <w:instrText xml:space="preserve"> PAGEREF _Toc20666 \h </w:instrText>
       </w:r>
       <w:r>
         <w:fldChar w:fldCharType="separate"/>
@@ -788,6 +815,11 @@
         </w:tabs>
       </w:pPr>
       <w:r>
+        <w:rPr>
+          <w:rFonts w:hint="eastAsia"/>
+          <w:bCs/>
+          <w:szCs w:val="20"/>
+        </w:rPr>
         <w:t xml:space="preserve">1.4 </w:t>
       </w:r>
       <w:r>
@@ -803,7 +835,7 @@
         <w:fldChar w:fldCharType="begin"/>
       </w:r>
       <w:r>
-        <w:instrText xml:space="preserve"> PAGEREF _Toc11435 \h </w:instrText>
+        <w:instrText xml:space="preserve"> PAGEREF _Toc7682 \h </w:instrText>
       </w:r>
       <w:r>
         <w:fldChar w:fldCharType="separate"/>
@@ -823,12 +855,13 @@
         </w:tabs>
       </w:pPr>
       <w:r>
-        <w:rPr>
-          <w:rFonts w:hint="eastAsia"/>
-          <w:bCs/>
-          <w:szCs w:val="20"/>
-        </w:rPr>
-        <w:t>- "可栗口语"APP 功能调研</w:t>
+        <w:t xml:space="preserve">2. </w:t>
+      </w:r>
+      <w:r>
+        <w:rPr>
+          <w:rFonts w:hint="eastAsia"/>
+        </w:rPr>
+        <w:t>定位</w:t>
       </w:r>
       <w:r>
         <w:tab/>
@@ -837,13 +870,119 @@
         <w:fldChar w:fldCharType="begin"/>
       </w:r>
       <w:r>
-        <w:instrText xml:space="preserve"> PAGEREF _Toc4451 \h </w:instrText>
+        <w:instrText xml:space="preserve"> PAGEREF _Toc5500 \h </w:instrText>
       </w:r>
       <w:r>
         <w:fldChar w:fldCharType="separate"/>
       </w:r>
       <w:r>
         <w:t>4</w:t>
+      </w:r>
+      <w:r>
+        <w:fldChar w:fldCharType="end"/>
+      </w:r>
+    </w:p>
+    <w:p>
+      <w:pPr>
+        <w:pStyle w:val="26"/>
+        <w:tabs>
+          <w:tab w:val="right" w:leader="dot" w:pos="9360"/>
+        </w:tabs>
+      </w:pPr>
+      <w:r>
+        <w:t xml:space="preserve">2.1 </w:t>
+      </w:r>
+      <w:r>
+        <w:rPr>
+          <w:rFonts w:hint="eastAsia"/>
+        </w:rPr>
+        <w:t>商机</w:t>
+      </w:r>
+      <w:r>
+        <w:tab/>
+      </w:r>
+      <w:r>
+        <w:fldChar w:fldCharType="begin"/>
+      </w:r>
+      <w:r>
+        <w:instrText xml:space="preserve"> PAGEREF _Toc14093 \h </w:instrText>
+      </w:r>
+      <w:r>
+        <w:fldChar w:fldCharType="separate"/>
+      </w:r>
+      <w:r>
+        <w:t>4</w:t>
+      </w:r>
+      <w:r>
+        <w:fldChar w:fldCharType="end"/>
+      </w:r>
+    </w:p>
+    <w:p>
+      <w:pPr>
+        <w:pStyle w:val="26"/>
+        <w:tabs>
+          <w:tab w:val="right" w:leader="dot" w:pos="9360"/>
+        </w:tabs>
+      </w:pPr>
+      <w:r>
+        <w:t xml:space="preserve">2.2 </w:t>
+      </w:r>
+      <w:r>
+        <w:rPr>
+          <w:rFonts w:hint="eastAsia"/>
+        </w:rPr>
+        <w:t>问题说明</w:t>
+      </w:r>
+      <w:r>
+        <w:tab/>
+      </w:r>
+      <w:r>
+        <w:fldChar w:fldCharType="begin"/>
+      </w:r>
+      <w:r>
+        <w:instrText xml:space="preserve"> PAGEREF _Toc2191 \h </w:instrText>
+      </w:r>
+      <w:r>
+        <w:fldChar w:fldCharType="separate"/>
+      </w:r>
+      <w:r>
+        <w:t>5</w:t>
+      </w:r>
+      <w:r>
+        <w:fldChar w:fldCharType="end"/>
+      </w:r>
+    </w:p>
+    <w:p>
+      <w:pPr>
+        <w:pStyle w:val="26"/>
+        <w:tabs>
+          <w:tab w:val="right" w:leader="dot" w:pos="9360"/>
+        </w:tabs>
+      </w:pPr>
+      <w:r>
+        <w:t xml:space="preserve">2.3 </w:t>
+      </w:r>
+      <w:r>
+        <w:rPr>
+          <w:rFonts w:hint="eastAsia" w:ascii="Arial" w:hAnsi="Arial"/>
+          <w:snapToGrid/>
+        </w:rPr>
+        <w:t>产品定位说明</w:t>
+      </w:r>
+      <w:r>
+        <w:tab/>
+      </w:r>
+      <w:r>
+        <w:fldChar w:fldCharType="begin"/>
+      </w:r>
+      <w:r>
+        <w:instrText xml:space="preserve"> PAGEREF _Toc18133 \h </w:instrText>
+      </w:r>
+      <w:r>
+        <w:fldChar w:fldCharType="separate"/>
+      </w:r>
+      <w:r>
+        <w:t>5</w:t>
       </w:r>
       <w:r>
         <w:fldChar w:fldCharType="end"/>
@@ -857,12 +996,13 @@
         </w:tabs>
       </w:pPr>
       <w:r>
-        <w:rPr>
-          <w:rFonts w:hint="eastAsia"/>
-          <w:bCs/>
-          <w:szCs w:val="20"/>
-        </w:rPr>
-        <w:t>- Spring Boot 官方文档</w:t>
+        <w:t xml:space="preserve">3. </w:t>
+      </w:r>
+      <w:r>
+        <w:rPr>
+          <w:rFonts w:hint="eastAsia"/>
+        </w:rPr>
+        <w:t>涉众和用户说明</w:t>
       </w:r>
       <w:r>
         <w:tab/>
@@ -871,47 +1011,13 @@
         <w:fldChar w:fldCharType="begin"/>
       </w:r>
       <w:r>
-        <w:instrText xml:space="preserve"> PAGEREF _Toc9364 \h </w:instrText>
+        <w:instrText xml:space="preserve"> PAGEREF _Toc13135 \h </w:instrText>
       </w:r>
       <w:r>
         <w:fldChar w:fldCharType="separate"/>
       </w:r>
       <w:r>
-        <w:t>4</w:t>
-      </w:r>
-      <w:r>
-        <w:fldChar w:fldCharType="end"/>
-      </w:r>
-    </w:p>
-    <w:p>
-      <w:pPr>
-        <w:pStyle w:val="21"/>
-        <w:tabs>
-          <w:tab w:val="right" w:leader="dot" w:pos="9360"/>
-        </w:tabs>
-      </w:pPr>
-      <w:r>
-        <w:rPr>
-          <w:rFonts w:hint="eastAsia"/>
-          <w:bCs/>
-          <w:szCs w:val="20"/>
-        </w:rPr>
-        <w:t>- React 官方文档定位</w:t>
-      </w:r>
-      <w:r>
-        <w:tab/>
-      </w:r>
-      <w:r>
-        <w:fldChar w:fldCharType="begin"/>
-      </w:r>
-      <w:r>
-        <w:instrText xml:space="preserve"> PAGEREF _Toc4514 \h </w:instrText>
-      </w:r>
-      <w:r>
-        <w:fldChar w:fldCharType="separate"/>
-      </w:r>
-      <w:r>
-        <w:t>4</w:t>
+        <w:t>5</w:t>
       </w:r>
       <w:r>
         <w:fldChar w:fldCharType="end"/>
@@ -925,13 +1031,13 @@
         </w:tabs>
       </w:pPr>
       <w:r>
-        <w:t xml:space="preserve">1.5 </w:t>
-      </w:r>
-      <w:r>
-        <w:rPr>
-          <w:rFonts w:hint="eastAsia"/>
-        </w:rPr>
-        <w:t>商机</w:t>
+        <w:t xml:space="preserve">3.1 </w:t>
+      </w:r>
+      <w:r>
+        <w:rPr>
+          <w:rFonts w:hint="eastAsia"/>
+        </w:rPr>
+        <w:t>市场统计</w:t>
       </w:r>
       <w:r>
         <w:tab/>
@@ -940,13 +1046,13 @@
         <w:fldChar w:fldCharType="begin"/>
       </w:r>
       <w:r>
-        <w:instrText xml:space="preserve"> PAGEREF _Toc22153 \h </w:instrText>
+        <w:instrText xml:space="preserve"> PAGEREF _Toc30960 \h </w:instrText>
       </w:r>
       <w:r>
         <w:fldChar w:fldCharType="separate"/>
       </w:r>
       <w:r>
-        <w:t>4</w:t>
+        <w:t>5</w:t>
       </w:r>
       <w:r>
         <w:fldChar w:fldCharType="end"/>
@@ -960,13 +1066,13 @@
         </w:tabs>
       </w:pPr>
       <w:r>
-        <w:t xml:space="preserve">1.6 </w:t>
-      </w:r>
-      <w:r>
-        <w:rPr>
-          <w:rFonts w:hint="eastAsia"/>
-        </w:rPr>
-        <w:t>问题说明</w:t>
+        <w:t xml:space="preserve">3.2 </w:t>
+      </w:r>
+      <w:r>
+        <w:rPr>
+          <w:rFonts w:hint="eastAsia"/>
+        </w:rPr>
+        <w:t>涉众概要</w:t>
       </w:r>
       <w:r>
         <w:tab/>
@@ -975,7 +1081,7 @@
         <w:fldChar w:fldCharType="begin"/>
       </w:r>
       <w:r>
-        <w:instrText xml:space="preserve"> PAGEREF _Toc9165 \h </w:instrText>
+        <w:instrText xml:space="preserve"> PAGEREF _Toc17428 \h </w:instrText>
       </w:r>
       <w:r>
         <w:fldChar w:fldCharType="separate"/>
@@ -995,14 +1101,13 @@
         </w:tabs>
       </w:pPr>
       <w:r>
-        <w:t xml:space="preserve">1.7 </w:t>
-      </w:r>
-      <w:r>
-        <w:rPr>
-          <w:rFonts w:hint="eastAsia" w:ascii="Arial" w:hAnsi="Arial"/>
-          <w:snapToGrid/>
-        </w:rPr>
-        <w:t>产品定位说明</w:t>
+        <w:t xml:space="preserve">3.3 </w:t>
+      </w:r>
+      <w:r>
+        <w:rPr>
+          <w:rFonts w:hint="eastAsia"/>
+        </w:rPr>
+        <w:t>用户概要</w:t>
       </w:r>
       <w:r>
         <w:tab/>
@@ -1011,42 +1116,7 @@
         <w:fldChar w:fldCharType="begin"/>
       </w:r>
       <w:r>
-        <w:instrText xml:space="preserve"> PAGEREF _Toc26502 \h </w:instrText>
-      </w:r>
-      <w:r>
-        <w:fldChar w:fldCharType="separate"/>
-      </w:r>
-      <w:r>
-        <w:t>5</w:t>
-      </w:r>
-      <w:r>
-        <w:fldChar w:fldCharType="end"/>
-      </w:r>
-    </w:p>
-    <w:p>
-      <w:pPr>
-        <w:pStyle w:val="21"/>
-        <w:tabs>
-          <w:tab w:val="right" w:leader="dot" w:pos="9360"/>
-        </w:tabs>
-      </w:pPr>
-      <w:r>
-        <w:t xml:space="preserve">2. </w:t>
-      </w:r>
-      <w:r>
-        <w:rPr>
-          <w:rFonts w:hint="eastAsia"/>
-        </w:rPr>
-        <w:t>涉众和用户说明</w:t>
-      </w:r>
-      <w:r>
-        <w:tab/>
-      </w:r>
-      <w:r>
-        <w:fldChar w:fldCharType="begin"/>
-      </w:r>
-      <w:r>
-        <w:instrText xml:space="preserve"> PAGEREF _Toc23421 \h </w:instrText>
+        <w:instrText xml:space="preserve"> PAGEREF _Toc5891 \h </w:instrText>
       </w:r>
       <w:r>
         <w:fldChar w:fldCharType="separate"/>
@@ -1066,13 +1136,22 @@
         </w:tabs>
       </w:pPr>
       <w:r>
-        <w:t xml:space="preserve">2.1 </w:t>
-      </w:r>
-      <w:r>
-        <w:rPr>
-          <w:rFonts w:hint="eastAsia"/>
-        </w:rPr>
-        <w:t>市场统计</w:t>
+        <w:t xml:space="preserve">3.4 </w:t>
+      </w:r>
+      <w:r>
+        <w:rPr>
+          <w:rFonts w:hint="eastAsia"/>
+        </w:rPr>
+        <w:t>关键的涉众</w:t>
+      </w:r>
+      <w:r>
+        <w:t>/</w:t>
+      </w:r>
+      <w:r>
+        <w:rPr>
+          <w:rFonts w:hint="eastAsia"/>
+        </w:rPr>
+        <w:t>用户需要</w:t>
       </w:r>
       <w:r>
         <w:tab/>
@@ -1081,13 +1160,13 @@
         <w:fldChar w:fldCharType="begin"/>
       </w:r>
       <w:r>
-        <w:instrText xml:space="preserve"> PAGEREF _Toc15650 \h </w:instrText>
+        <w:instrText xml:space="preserve"> PAGEREF _Toc10199 \h </w:instrText>
       </w:r>
       <w:r>
         <w:fldChar w:fldCharType="separate"/>
       </w:r>
       <w:r>
-        <w:t>5</w:t>
+        <w:t>6</w:t>
       </w:r>
       <w:r>
         <w:fldChar w:fldCharType="end"/>
@@ -1101,13 +1180,13 @@
         </w:tabs>
       </w:pPr>
       <w:r>
-        <w:t xml:space="preserve">2.2 </w:t>
-      </w:r>
-      <w:r>
-        <w:rPr>
-          <w:rFonts w:hint="eastAsia"/>
-        </w:rPr>
-        <w:t>涉众概要</w:t>
+        <w:t xml:space="preserve">3.5 </w:t>
+      </w:r>
+      <w:r>
+        <w:rPr>
+          <w:rFonts w:hint="eastAsia"/>
+        </w:rPr>
+        <w:t>备选方案和竞争</w:t>
       </w:r>
       <w:r>
         <w:tab/>
@@ -1116,121 +1195,7 @@
         <w:fldChar w:fldCharType="begin"/>
       </w:r>
       <w:r>
-        <w:instrText xml:space="preserve"> PAGEREF _Toc11972 \h </w:instrText>
-      </w:r>
-      <w:r>
-        <w:fldChar w:fldCharType="separate"/>
-      </w:r>
-      <w:r>
-        <w:t>5</w:t>
-      </w:r>
-      <w:r>
-        <w:fldChar w:fldCharType="end"/>
-      </w:r>
-    </w:p>
-    <w:p>
-      <w:pPr>
-        <w:pStyle w:val="26"/>
-        <w:tabs>
-          <w:tab w:val="right" w:leader="dot" w:pos="9360"/>
-        </w:tabs>
-      </w:pPr>
-      <w:r>
-        <w:t xml:space="preserve">2.3 </w:t>
-      </w:r>
-      <w:r>
-        <w:rPr>
-          <w:rFonts w:hint="eastAsia"/>
-        </w:rPr>
-        <w:t>用户概要</w:t>
-      </w:r>
-      <w:r>
-        <w:tab/>
-      </w:r>
-      <w:r>
-        <w:fldChar w:fldCharType="begin"/>
-      </w:r>
-      <w:r>
-        <w:instrText xml:space="preserve"> PAGEREF _Toc26777 \h </w:instrText>
-      </w:r>
-      <w:r>
-        <w:fldChar w:fldCharType="separate"/>
-      </w:r>
-      <w:r>
-        <w:t>5</w:t>
-      </w:r>
-      <w:r>
-        <w:fldChar w:fldCharType="end"/>
-      </w:r>
-    </w:p>
-    <w:p>
-      <w:pPr>
-        <w:pStyle w:val="26"/>
-        <w:tabs>
-          <w:tab w:val="right" w:leader="dot" w:pos="9360"/>
-        </w:tabs>
-      </w:pPr>
-      <w:r>
-        <w:t xml:space="preserve">2.4 </w:t>
-      </w:r>
-      <w:r>
-        <w:rPr>
-          <w:rFonts w:hint="eastAsia"/>
-        </w:rPr>
-        <w:t>关键的涉众</w:t>
-      </w:r>
-      <w:r>
-        <w:t>/</w:t>
-      </w:r>
-      <w:r>
-        <w:rPr>
-          <w:rFonts w:hint="eastAsia"/>
-        </w:rPr>
-        <w:t>用户需要</w:t>
-      </w:r>
-      <w:r>
-        <w:tab/>
-      </w:r>
-      <w:r>
-        <w:fldChar w:fldCharType="begin"/>
-      </w:r>
-      <w:r>
-        <w:instrText xml:space="preserve"> PAGEREF _Toc22426 \h </w:instrText>
-      </w:r>
-      <w:r>
-        <w:fldChar w:fldCharType="separate"/>
-      </w:r>
-      <w:r>
-        <w:t>6</w:t>
-      </w:r>
-      <w:r>
-        <w:fldChar w:fldCharType="end"/>
-      </w:r>
-    </w:p>
-    <w:p>
-      <w:pPr>
-        <w:pStyle w:val="26"/>
-        <w:tabs>
-          <w:tab w:val="right" w:leader="dot" w:pos="9360"/>
-        </w:tabs>
-      </w:pPr>
-      <w:r>
-        <w:t xml:space="preserve">2.5 </w:t>
-      </w:r>
-      <w:r>
-        <w:rPr>
-          <w:rFonts w:hint="eastAsia"/>
-        </w:rPr>
-        <w:t>备选方案和竞争</w:t>
-      </w:r>
-      <w:r>
-        <w:tab/>
-      </w:r>
-      <w:r>
-        <w:fldChar w:fldCharType="begin"/>
-      </w:r>
-      <w:r>
-        <w:instrText xml:space="preserve"> PAGEREF _Toc6918 \h </w:instrText>
+        <w:instrText xml:space="preserve"> PAGEREF _Toc9315 \h </w:instrText>
       </w:r>
       <w:r>
         <w:fldChar w:fldCharType="separate"/>
@@ -1251,13 +1216,13 @@
         </w:tabs>
       </w:pPr>
       <w:r>
-        <w:t>2.5.1 &lt;</w:t>
-      </w:r>
-      <w:r>
-        <w:rPr>
-          <w:rFonts w:hint="eastAsia"/>
-        </w:rPr>
-        <w:t>一个竞争对手</w:t>
+        <w:t>3.5.1 &lt;</w:t>
+      </w:r>
+      <w:r>
+        <w:rPr>
+          <w:rFonts w:hint="eastAsia"/>
+        </w:rPr>
+        <w:t>可栗口语</w:t>
       </w:r>
       <w:r>
         <w:t>&gt;</w:t>
@@ -1269,7 +1234,7 @@
         <w:fldChar w:fldCharType="begin"/>
       </w:r>
       <w:r>
-        <w:instrText xml:space="preserve"> PAGEREF _Toc11690 \h </w:instrText>
+        <w:instrText xml:space="preserve"> PAGEREF _Toc32213 \h </w:instrText>
       </w:r>
       <w:r>
         <w:fldChar w:fldCharType="separate"/>
@@ -1290,13 +1255,13 @@
         </w:tabs>
       </w:pPr>
       <w:r>
-        <w:t>2.5.2 &lt;</w:t>
-      </w:r>
-      <w:r>
-        <w:rPr>
-          <w:rFonts w:hint="eastAsia"/>
-        </w:rPr>
-        <w:t>另一个竞争对手</w:t>
+        <w:t>3.5.2 &lt;</w:t>
+      </w:r>
+      <w:r>
+        <w:rPr>
+          <w:rFonts w:hint="eastAsia"/>
+        </w:rPr>
+        <w:t>流利说</w:t>
       </w:r>
       <w:r>
         <w:t>&gt;</w:t>
@@ -1308,7 +1273,7 @@
         <w:fldChar w:fldCharType="begin"/>
       </w:r>
       <w:r>
-        <w:instrText xml:space="preserve"> PAGEREF _Toc29817 \h </w:instrText>
+        <w:instrText xml:space="preserve"> PAGEREF _Toc12209 \h </w:instrText>
       </w:r>
       <w:r>
         <w:fldChar w:fldCharType="separate"/>
@@ -1328,7 +1293,7 @@
         </w:tabs>
       </w:pPr>
       <w:r>
-        <w:t xml:space="preserve">3. </w:t>
+        <w:t xml:space="preserve">4. </w:t>
       </w:r>
       <w:r>
         <w:rPr>
@@ -1343,7 +1308,7 @@
         <w:fldChar w:fldCharType="begin"/>
       </w:r>
       <w:r>
-        <w:instrText xml:space="preserve"> PAGEREF _Toc9095 \h </w:instrText>
+        <w:instrText xml:space="preserve"> PAGEREF _Toc7475 \h </w:instrText>
       </w:r>
       <w:r>
         <w:fldChar w:fldCharType="separate"/>
@@ -1363,7 +1328,7 @@
         </w:tabs>
       </w:pPr>
       <w:r>
-        <w:t xml:space="preserve">3.1 </w:t>
+        <w:t xml:space="preserve">4.1 </w:t>
       </w:r>
       <w:r>
         <w:rPr>
@@ -1378,7 +1343,7 @@
         <w:fldChar w:fldCharType="begin"/>
       </w:r>
       <w:r>
-        <w:instrText xml:space="preserve"> PAGEREF _Toc19676 \h </w:instrText>
+        <w:instrText xml:space="preserve"> PAGEREF _Toc21084 \h </w:instrText>
       </w:r>
       <w:r>
         <w:fldChar w:fldCharType="separate"/>
@@ -1398,7 +1363,7 @@
         </w:tabs>
       </w:pPr>
       <w:r>
-        <w:t xml:space="preserve">3.2 </w:t>
+        <w:t xml:space="preserve">4.2 </w:t>
       </w:r>
       <w:r>
         <w:rPr>
@@ -1413,13 +1378,13 @@
         <w:fldChar w:fldCharType="begin"/>
       </w:r>
       <w:r>
-        <w:instrText xml:space="preserve"> PAGEREF _Toc10900 \h </w:instrText>
+        <w:instrText xml:space="preserve"> PAGEREF _Toc25855 \h </w:instrText>
       </w:r>
       <w:r>
         <w:fldChar w:fldCharType="separate"/>
       </w:r>
       <w:r>
-        <w:t>6</w:t>
+        <w:t>7</w:t>
       </w:r>
       <w:r>
         <w:fldChar w:fldCharType="end"/>
@@ -1433,7 +1398,7 @@
         </w:tabs>
       </w:pPr>
       <w:r>
-        <w:t xml:space="preserve">3.3 </w:t>
+        <w:t xml:space="preserve">4.3 </w:t>
       </w:r>
       <w:r>
         <w:rPr>
@@ -1448,7 +1413,7 @@
         <w:fldChar w:fldCharType="begin"/>
       </w:r>
       <w:r>
-        <w:instrText xml:space="preserve"> PAGEREF _Toc19636 \h </w:instrText>
+        <w:instrText xml:space="preserve"> PAGEREF _Toc21809 \h </w:instrText>
       </w:r>
       <w:r>
         <w:fldChar w:fldCharType="separate"/>
@@ -1468,7 +1433,7 @@
         </w:tabs>
       </w:pPr>
       <w:r>
-        <w:t xml:space="preserve">4. </w:t>
+        <w:t xml:space="preserve">5. </w:t>
       </w:r>
       <w:r>
         <w:rPr>
@@ -1483,7 +1448,7 @@
         <w:fldChar w:fldCharType="begin"/>
       </w:r>
       <w:r>
-        <w:instrText xml:space="preserve"> PAGEREF _Toc6950 \h </w:instrText>
+        <w:instrText xml:space="preserve"> PAGEREF _Toc4351 \h </w:instrText>
       </w:r>
       <w:r>
         <w:fldChar w:fldCharType="separate"/>
@@ -1503,7 +1468,11 @@
         </w:tabs>
       </w:pPr>
       <w:r>
-        <w:t>4.1 &lt;</w:t>
+        <w:rPr>
+          <w:rFonts w:hint="eastAsia" w:ascii="宋体" w:hAnsi="宋体" w:eastAsia="宋体" w:cs="宋体"/>
+          <w:szCs w:val="20"/>
+        </w:rPr>
+        <w:t xml:space="preserve">5.1 </w:t>
       </w:r>
       <w:r>
         <w:rPr>
@@ -1513,16 +1482,13 @@
         <w:t>口语练习</w:t>
       </w:r>
       <w:r>
-        <w:t>&gt;</w:t>
-      </w:r>
-      <w:r>
         <w:tab/>
       </w:r>
       <w:r>
         <w:fldChar w:fldCharType="begin"/>
       </w:r>
       <w:r>
-        <w:instrText xml:space="preserve"> PAGEREF _Toc7499 \h </w:instrText>
+        <w:instrText xml:space="preserve"> PAGEREF _Toc27226 \h </w:instrText>
       </w:r>
       <w:r>
         <w:fldChar w:fldCharType="separate"/>
@@ -1542,17 +1508,11 @@
         </w:tabs>
       </w:pPr>
       <w:r>
-        <w:t>4.2 &lt;</w:t>
-      </w:r>
-      <w:r>
         <w:rPr>
           <w:rFonts w:hint="eastAsia"/>
           <w:lang w:val="en-US" w:eastAsia="zh-CN"/>
         </w:rPr>
-        <w:t>词汇与语法练习</w:t>
-      </w:r>
-      <w:r>
-        <w:t>&gt;</w:t>
+        <w:t>5.2 词汇练习</w:t>
       </w:r>
       <w:r>
         <w:tab/>
@@ -1561,7 +1521,7 @@
         <w:fldChar w:fldCharType="begin"/>
       </w:r>
       <w:r>
-        <w:instrText xml:space="preserve"> PAGEREF _Toc27297 \h </w:instrText>
+        <w:instrText xml:space="preserve"> PAGEREF _Toc25130 \h </w:instrText>
       </w:r>
       <w:r>
         <w:fldChar w:fldCharType="separate"/>
@@ -1581,32 +1541,104 @@
         </w:tabs>
       </w:pPr>
       <w:r>
-        <w:t>4.3 &lt;</w:t>
-      </w:r>
-      <w:r>
         <w:rPr>
           <w:rFonts w:hint="eastAsia"/>
           <w:lang w:val="en-US" w:eastAsia="zh-CN"/>
         </w:rPr>
+        <w:t>5.3 语法练习</w:t>
+      </w:r>
+      <w:r>
+        <w:tab/>
+      </w:r>
+      <w:r>
+        <w:fldChar w:fldCharType="begin"/>
+      </w:r>
+      <w:r>
+        <w:instrText xml:space="preserve"> PAGEREF _Toc12419 \h </w:instrText>
+      </w:r>
+      <w:r>
+        <w:fldChar w:fldCharType="separate"/>
+      </w:r>
+      <w:r>
+        <w:t>7</w:t>
+      </w:r>
+      <w:r>
+        <w:fldChar w:fldCharType="end"/>
+      </w:r>
+    </w:p>
+    <w:p>
+      <w:pPr>
+        <w:pStyle w:val="26"/>
+        <w:tabs>
+          <w:tab w:val="right" w:leader="dot" w:pos="9360"/>
+        </w:tabs>
+      </w:pPr>
+      <w:r>
+        <w:rPr>
+          <w:rFonts w:hint="eastAsia"/>
+        </w:rPr>
+        <w:t xml:space="preserve">5.4 </w:t>
+      </w:r>
+      <w:r>
+        <w:rPr>
+          <w:rFonts w:hint="eastAsia"/>
+          <w:lang w:val="en-US" w:eastAsia="zh-CN"/>
+        </w:rPr>
         <w:t>个性化学习计划</w:t>
       </w:r>
       <w:r>
-        <w:t>&gt;</w:t>
-      </w:r>
-      <w:r>
         <w:tab/>
       </w:r>
       <w:r>
         <w:fldChar w:fldCharType="begin"/>
       </w:r>
       <w:r>
-        <w:instrText xml:space="preserve"> PAGEREF _Toc29377 \h </w:instrText>
+        <w:instrText xml:space="preserve"> PAGEREF _Toc8135 \h </w:instrText>
       </w:r>
       <w:r>
         <w:fldChar w:fldCharType="separate"/>
       </w:r>
       <w:r>
-        <w:t>7</w:t>
+        <w:t>8</w:t>
+      </w:r>
+      <w:r>
+        <w:fldChar w:fldCharType="end"/>
+      </w:r>
+    </w:p>
+    <w:p>
+      <w:pPr>
+        <w:pStyle w:val="26"/>
+        <w:tabs>
+          <w:tab w:val="right" w:leader="dot" w:pos="9360"/>
+        </w:tabs>
+      </w:pPr>
+      <w:r>
+        <w:rPr>
+          <w:rFonts w:hint="eastAsia"/>
+        </w:rPr>
+        <w:t xml:space="preserve">5.5 </w:t>
+      </w:r>
+      <w:r>
+        <w:rPr>
+          <w:rFonts w:hint="eastAsia"/>
+          <w:lang w:val="en-US" w:eastAsia="zh-CN"/>
+        </w:rPr>
+        <w:t>个人中心与学习统计</w:t>
+      </w:r>
+      <w:r>
+        <w:tab/>
+      </w:r>
+      <w:r>
+        <w:fldChar w:fldCharType="begin"/>
+      </w:r>
+      <w:r>
+        <w:instrText xml:space="preserve"> PAGEREF _Toc4096 \h </w:instrText>
+      </w:r>
+      <w:r>
+        <w:fldChar w:fldCharType="separate"/>
+      </w:r>
+      <w:r>
+        <w:t>8</w:t>
       </w:r>
       <w:r>
         <w:fldChar w:fldCharType="end"/>
@@ -1620,7 +1652,7 @@
         </w:tabs>
       </w:pPr>
       <w:r>
-        <w:t xml:space="preserve">5. </w:t>
+        <w:t xml:space="preserve">6. </w:t>
       </w:r>
       <w:r>
         <w:rPr>
@@ -1635,13 +1667,13 @@
         <w:fldChar w:fldCharType="begin"/>
       </w:r>
       <w:r>
-        <w:instrText xml:space="preserve"> PAGEREF _Toc1958 \h </w:instrText>
+        <w:instrText xml:space="preserve"> PAGEREF _Toc24183 \h </w:instrText>
       </w:r>
       <w:r>
         <w:fldChar w:fldCharType="separate"/>
       </w:r>
       <w:r>
-        <w:t>7</w:t>
+        <w:t>8</w:t>
       </w:r>
       <w:r>
         <w:fldChar w:fldCharType="end"/>
@@ -1655,7 +1687,7 @@
         </w:tabs>
       </w:pPr>
       <w:r>
-        <w:t xml:space="preserve">6. </w:t>
+        <w:t xml:space="preserve">7. </w:t>
       </w:r>
       <w:r>
         <w:rPr>
@@ -1670,13 +1702,13 @@
         <w:fldChar w:fldCharType="begin"/>
       </w:r>
       <w:r>
-        <w:instrText xml:space="preserve"> PAGEREF _Toc2074 \h </w:instrText>
+        <w:instrText xml:space="preserve"> PAGEREF _Toc18972 \h </w:instrText>
       </w:r>
       <w:r>
         <w:fldChar w:fldCharType="separate"/>
       </w:r>
       <w:r>
-        <w:t>7</w:t>
+        <w:t>8</w:t>
       </w:r>
       <w:r>
         <w:fldChar w:fldCharType="end"/>
@@ -1690,7 +1722,7 @@
         </w:tabs>
       </w:pPr>
       <w:r>
-        <w:t xml:space="preserve">7. </w:t>
+        <w:t xml:space="preserve">8. </w:t>
       </w:r>
       <w:r>
         <w:rPr>
@@ -1705,7 +1737,7 @@
         <w:fldChar w:fldCharType="begin"/>
       </w:r>
       <w:r>
-        <w:instrText xml:space="preserve"> PAGEREF _Toc13451 \h </w:instrText>
+        <w:instrText xml:space="preserve"> PAGEREF _Toc9409 \h </w:instrText>
       </w:r>
       <w:r>
         <w:fldChar w:fldCharType="separate"/>
@@ -1725,13 +1757,19 @@
         </w:tabs>
       </w:pPr>
       <w:r>
-        <w:t xml:space="preserve">8. </w:t>
-      </w:r>
-      <w:r>
-        <w:rPr>
-          <w:rFonts w:hint="eastAsia"/>
-        </w:rPr>
-        <w:t>其他产品需求</w:t>
+        <w:rPr>
+          <w:rFonts w:hint="default" w:ascii="宋体" w:hAnsi="Times New Roman" w:eastAsia="宋体" w:cs="Times New Roman"/>
+          <w:snapToGrid w:val="0"/>
+          <w:lang w:val="en-US" w:eastAsia="zh-CN" w:bidi="ar-SA"/>
+        </w:rPr>
+        <w:t xml:space="preserve">9. </w:t>
+      </w:r>
+      <w:r>
+        <w:rPr>
+          <w:rFonts w:hint="default"/>
+          <w:lang w:val="en-US" w:eastAsia="zh-CN"/>
+        </w:rPr>
+        <w:t>其他产品需求（可选）</w:t>
       </w:r>
       <w:r>
         <w:tab/>
@@ -1740,13 +1778,13 @@
         <w:fldChar w:fldCharType="begin"/>
       </w:r>
       <w:r>
-        <w:instrText xml:space="preserve"> PAGEREF _Toc9281 \h </w:instrText>
+        <w:instrText xml:space="preserve"> PAGEREF _Toc5123 \h </w:instrText>
       </w:r>
       <w:r>
         <w:fldChar w:fldCharType="separate"/>
       </w:r>
       <w:r>
-        <w:t>8</w:t>
+        <w:t>9</w:t>
       </w:r>
       <w:r>
         <w:fldChar w:fldCharType="end"/>
@@ -1760,11 +1798,17 @@
         </w:tabs>
       </w:pPr>
       <w:r>
-        <w:t xml:space="preserve">8.1 </w:t>
-      </w:r>
-      <w:r>
-        <w:rPr>
-          <w:rFonts w:hint="eastAsia"/>
+        <w:rPr>
+          <w:rFonts w:hint="default" w:ascii="宋体" w:hAnsi="Times New Roman" w:eastAsia="宋体" w:cs="Times New Roman"/>
+          <w:snapToGrid w:val="0"/>
+          <w:lang w:val="en-US" w:eastAsia="zh-CN" w:bidi="ar-SA"/>
+        </w:rPr>
+        <w:t xml:space="preserve">9.1 </w:t>
+      </w:r>
+      <w:r>
+        <w:rPr>
+          <w:rFonts w:hint="default"/>
+          <w:lang w:val="en-US" w:eastAsia="zh-CN"/>
         </w:rPr>
         <w:t>适用的标准</w:t>
       </w:r>
@@ -1775,13 +1819,13 @@
         <w:fldChar w:fldCharType="begin"/>
       </w:r>
       <w:r>
-        <w:instrText xml:space="preserve"> PAGEREF _Toc15025 \h </w:instrText>
+        <w:instrText xml:space="preserve"> PAGEREF _Toc219 \h </w:instrText>
       </w:r>
       <w:r>
         <w:fldChar w:fldCharType="separate"/>
       </w:r>
       <w:r>
-        <w:t>8</w:t>
+        <w:t>9</w:t>
       </w:r>
       <w:r>
         <w:fldChar w:fldCharType="end"/>
@@ -1795,11 +1839,17 @@
         </w:tabs>
       </w:pPr>
       <w:r>
-        <w:t xml:space="preserve">8.2 </w:t>
-      </w:r>
-      <w:r>
-        <w:rPr>
-          <w:rFonts w:hint="eastAsia"/>
+        <w:rPr>
+          <w:rFonts w:hint="default" w:ascii="宋体" w:hAnsi="Times New Roman" w:eastAsia="宋体" w:cs="Times New Roman"/>
+          <w:snapToGrid w:val="0"/>
+          <w:lang w:val="en-US" w:eastAsia="zh-CN" w:bidi="ar-SA"/>
+        </w:rPr>
+        <w:t xml:space="preserve">9.2 </w:t>
+      </w:r>
+      <w:r>
+        <w:rPr>
+          <w:rFonts w:hint="default"/>
+          <w:lang w:val="en-US" w:eastAsia="zh-CN"/>
         </w:rPr>
         <w:t>系统需求</w:t>
       </w:r>
@@ -1810,13 +1860,13 @@
         <w:fldChar w:fldCharType="begin"/>
       </w:r>
       <w:r>
-        <w:instrText xml:space="preserve"> PAGEREF _Toc14485 \h </w:instrText>
+        <w:instrText xml:space="preserve"> PAGEREF _Toc8679 \h </w:instrText>
       </w:r>
       <w:r>
         <w:fldChar w:fldCharType="separate"/>
       </w:r>
       <w:r>
-        <w:t>8</w:t>
+        <w:t>9</w:t>
       </w:r>
       <w:r>
         <w:fldChar w:fldCharType="end"/>
@@ -1830,11 +1880,17 @@
         </w:tabs>
       </w:pPr>
       <w:r>
-        <w:t xml:space="preserve">8.3 </w:t>
-      </w:r>
-      <w:r>
-        <w:rPr>
-          <w:rFonts w:hint="eastAsia"/>
+        <w:rPr>
+          <w:rFonts w:hint="default" w:ascii="宋体" w:hAnsi="Times New Roman" w:eastAsia="宋体" w:cs="Times New Roman"/>
+          <w:snapToGrid w:val="0"/>
+          <w:lang w:val="en-US" w:eastAsia="zh-CN" w:bidi="ar-SA"/>
+        </w:rPr>
+        <w:t xml:space="preserve">9.3 </w:t>
+      </w:r>
+      <w:r>
+        <w:rPr>
+          <w:rFonts w:hint="default"/>
+          <w:lang w:val="en-US" w:eastAsia="zh-CN"/>
         </w:rPr>
         <w:t>环境需求</w:t>
       </w:r>
@@ -1845,153 +1901,13 @@
         <w:fldChar w:fldCharType="begin"/>
       </w:r>
       <w:r>
-        <w:instrText xml:space="preserve"> PAGEREF _Toc25979 \h </w:instrText>
+        <w:instrText xml:space="preserve"> PAGEREF _Toc443 \h </w:instrText>
       </w:r>
       <w:r>
         <w:fldChar w:fldCharType="separate"/>
       </w:r>
       <w:r>
-        <w:t>8</w:t>
-      </w:r>
-      <w:r>
-        <w:fldChar w:fldCharType="end"/>
-      </w:r>
-    </w:p>
-    <w:p>
-      <w:pPr>
-        <w:pStyle w:val="21"/>
-        <w:tabs>
-          <w:tab w:val="right" w:leader="dot" w:pos="9360"/>
-        </w:tabs>
-      </w:pPr>
-      <w:r>
-        <w:t xml:space="preserve">9. </w:t>
-      </w:r>
-      <w:r>
-        <w:rPr>
-          <w:rFonts w:hint="eastAsia"/>
-        </w:rPr>
-        <w:t>文档需求</w:t>
-      </w:r>
-      <w:r>
-        <w:tab/>
-      </w:r>
-      <w:r>
-        <w:fldChar w:fldCharType="begin"/>
-      </w:r>
-      <w:r>
-        <w:instrText xml:space="preserve"> PAGEREF _Toc27780 \h </w:instrText>
-      </w:r>
-      <w:r>
-        <w:fldChar w:fldCharType="separate"/>
-      </w:r>
-      <w:r>
-        <w:t>8</w:t>
-      </w:r>
-      <w:r>
-        <w:fldChar w:fldCharType="end"/>
-      </w:r>
-    </w:p>
-    <w:p>
-      <w:pPr>
-        <w:pStyle w:val="26"/>
-        <w:tabs>
-          <w:tab w:val="right" w:leader="dot" w:pos="9360"/>
-        </w:tabs>
-      </w:pPr>
-      <w:r>
-        <w:t xml:space="preserve">9.1 </w:t>
-      </w:r>
-      <w:r>
-        <w:rPr>
-          <w:rFonts w:hint="eastAsia"/>
-        </w:rPr>
-        <w:t>用户手册</w:t>
-      </w:r>
-      <w:r>
-        <w:tab/>
-      </w:r>
-      <w:r>
-        <w:fldChar w:fldCharType="begin"/>
-      </w:r>
-      <w:r>
-        <w:instrText xml:space="preserve"> PAGEREF _Toc27111 \h </w:instrText>
-      </w:r>
-      <w:r>
-        <w:fldChar w:fldCharType="separate"/>
-      </w:r>
-      <w:r>
-        <w:t>8</w:t>
-      </w:r>
-      <w:r>
-        <w:fldChar w:fldCharType="end"/>
-      </w:r>
-    </w:p>
-    <w:p>
-      <w:pPr>
-        <w:pStyle w:val="26"/>
-        <w:tabs>
-          <w:tab w:val="right" w:leader="dot" w:pos="9360"/>
-        </w:tabs>
-      </w:pPr>
-      <w:r>
-        <w:t xml:space="preserve">9.2 </w:t>
-      </w:r>
-      <w:r>
-        <w:rPr>
-          <w:rFonts w:hint="eastAsia"/>
-        </w:rPr>
-        <w:t>联机帮助</w:t>
-      </w:r>
-      <w:r>
-        <w:tab/>
-      </w:r>
-      <w:r>
-        <w:fldChar w:fldCharType="begin"/>
-      </w:r>
-      <w:r>
-        <w:instrText xml:space="preserve"> PAGEREF _Toc18227 \h </w:instrText>
-      </w:r>
-      <w:r>
-        <w:fldChar w:fldCharType="separate"/>
-      </w:r>
-      <w:r>
-        <w:t>8</w:t>
-      </w:r>
-      <w:r>
-        <w:fldChar w:fldCharType="end"/>
-      </w:r>
-    </w:p>
-    <w:p>
-      <w:pPr>
-        <w:pStyle w:val="26"/>
-        <w:tabs>
-          <w:tab w:val="right" w:leader="dot" w:pos="9360"/>
-        </w:tabs>
-      </w:pPr>
-      <w:r>
-        <w:t xml:space="preserve">9.3 </w:t>
-      </w:r>
-      <w:r>
-        <w:rPr>
-          <w:rFonts w:hint="eastAsia"/>
-        </w:rPr>
-        <w:t>安装指南、配置文件、自述文件</w:t>
-      </w:r>
-      <w:r>
-        <w:tab/>
-      </w:r>
-      <w:r>
-        <w:fldChar w:fldCharType="begin"/>
-      </w:r>
-      <w:r>
-        <w:instrText xml:space="preserve"> PAGEREF _Toc18466 \h </w:instrText>
-      </w:r>
-      <w:r>
-        <w:fldChar w:fldCharType="separate"/>
-      </w:r>
-      <w:r>
-        <w:t>8</w:t>
+        <w:t>9</w:t>
       </w:r>
       <w:r>
         <w:fldChar w:fldCharType="end"/>
@@ -2053,7 +1969,7 @@
         <w:ind w:left="720" w:hanging="720"/>
       </w:pPr>
       <w:bookmarkStart w:id="0" w:name="_Toc498919232"/>
-      <w:bookmarkStart w:id="1" w:name="_Toc20076"/>
+      <w:bookmarkStart w:id="1" w:name="_Toc29259"/>
       <w:r>
         <w:rPr>
           <w:rFonts w:hint="eastAsia"/>
@@ -2073,7 +1989,7 @@
         <w:ind w:left="720" w:hanging="720"/>
       </w:pPr>
       <w:bookmarkStart w:id="2" w:name="_Toc498919233"/>
-      <w:bookmarkStart w:id="3" w:name="_Toc1222"/>
+      <w:bookmarkStart w:id="3" w:name="_Toc27787"/>
       <w:r>
         <w:rPr>
           <w:rFonts w:hint="eastAsia"/>
@@ -2089,19 +2005,61 @@
         <w:spacing w:line="240" w:lineRule="atLeast"/>
         <w:ind w:left="0" w:leftChars="0"/>
         <w:rPr>
+          <w:rFonts w:hint="default" w:ascii="宋体" w:hAnsi="Times New Roman" w:eastAsia="宋体" w:cs="Times New Roman"/>
+          <w:snapToGrid w:val="0"/>
+          <w:lang w:val="en-US" w:eastAsia="zh-CN" w:bidi="ar-SA"/>
+        </w:rPr>
+      </w:pPr>
+      <w:r>
+        <w:rPr>
           <w:rFonts w:hint="eastAsia" w:ascii="宋体" w:hAnsi="Times New Roman" w:eastAsia="宋体" w:cs="Times New Roman"/>
           <w:snapToGrid w:val="0"/>
           <w:lang w:val="en-US" w:eastAsia="zh-CN" w:bidi="ar-SA"/>
         </w:rPr>
-      </w:pPr>
+        <w:t>本</w:t>
+      </w:r>
+      <w:r>
+        <w:rPr>
+          <w:rFonts w:hint="eastAsia"/>
+          <w:lang w:val="en-US" w:eastAsia="zh-CN"/>
+        </w:rPr>
+        <w:t>文档旨在收集、分析和定义"英语口语学习助手"的高层次需求和特性，明确项目范围与目标，为后续的界面原型开发与迭</w:t>
+      </w:r>
       <w:r>
         <w:rPr>
           <w:rFonts w:hint="eastAsia" w:ascii="宋体" w:hAnsi="Times New Roman" w:eastAsia="宋体" w:cs="Times New Roman"/>
           <w:snapToGrid w:val="0"/>
           <w:lang w:val="en-US" w:eastAsia="zh-CN" w:bidi="ar-SA"/>
         </w:rPr>
-        <w:t>本文档旨在收集、分析和定义"英语口语学习助手"的高层次需求和特性，明确项目范围与目标，为后续的界面原型开发与迭代提供指导。本文档面向项目团队、授课教师及评审人员。</w:t>
-      </w:r>
+        <w:t>代提供指导。本文档面向项目团队、授课教师及评审人员。</w:t>
+      </w:r>
+    </w:p>
+    <w:p>
+      <w:pPr>
+        <w:pStyle w:val="3"/>
+        <w:numPr>
+          <w:ilvl w:val="1"/>
+          <w:numId w:val="1"/>
+        </w:numPr>
+        <w:tabs>
+          <w:tab w:val="left" w:pos="3609"/>
+        </w:tabs>
+        <w:ind w:left="720" w:hanging="720"/>
+        <w:rPr>
+          <w:rFonts w:hint="default" w:ascii="宋体" w:hAnsi="Times New Roman" w:eastAsia="宋体" w:cs="Times New Roman"/>
+          <w:snapToGrid w:val="0"/>
+          <w:lang w:val="en-US" w:eastAsia="zh-CN" w:bidi="ar-SA"/>
+        </w:rPr>
+      </w:pPr>
+      <w:bookmarkStart w:id="4" w:name="_Toc26084"/>
+      <w:r>
+        <w:rPr>
+          <w:rFonts w:hint="eastAsia"/>
+          <w:lang w:val="en-US" w:eastAsia="zh-CN"/>
+        </w:rPr>
+        <w:t>范围</w:t>
+      </w:r>
+      <w:bookmarkEnd w:id="4"/>
     </w:p>
     <w:p>
       <w:pPr>
@@ -2109,23 +2067,18 @@
         <w:spacing w:line="240" w:lineRule="atLeast"/>
         <w:ind w:left="0" w:leftChars="0"/>
         <w:rPr>
-          <w:rFonts w:hint="eastAsia" w:ascii="宋体" w:hAnsi="Times New Roman" w:eastAsia="宋体" w:cs="Times New Roman"/>
-          <w:snapToGrid w:val="0"/>
-          <w:lang w:val="en-US" w:eastAsia="zh-CN" w:bidi="ar-SA"/>
-        </w:rPr>
-      </w:pPr>
-      <w:bookmarkStart w:id="4" w:name="_Toc498919234"/>
-      <w:bookmarkStart w:id="5" w:name="_Toc2614"/>
-      <w:r>
-        <w:rPr>
-          <w:rFonts w:hint="eastAsia" w:ascii="宋体" w:hAnsi="Times New Roman" w:eastAsia="宋体" w:cs="Times New Roman"/>
-          <w:snapToGrid w:val="0"/>
-          <w:lang w:val="en-US" w:eastAsia="zh-CN" w:bidi="ar-SA"/>
-        </w:rPr>
-        <w:t>范围</w:t>
-      </w:r>
-      <w:bookmarkEnd w:id="4"/>
-      <w:bookmarkEnd w:id="5"/>
+          <w:rFonts w:hint="eastAsia"/>
+          <w:lang w:val="en-US" w:eastAsia="zh-CN"/>
+        </w:rPr>
+      </w:pPr>
+      <w:bookmarkStart w:id="5" w:name="_Toc498919235"/>
+      <w:r>
+        <w:rPr>
+          <w:rFonts w:hint="default"/>
+          <w:lang w:val="en-US" w:eastAsia="zh-CN"/>
+        </w:rPr>
+        <w:t>本前景文档适用于英语口语学习助手项目，由本项目小组负责开发。系统是一个基于 Web 的智能应用，通过情境对话模拟、词汇语法练习和个性化学习计划，帮助用户提升英语口语水平。</w:t>
+      </w:r>
     </w:p>
     <w:p>
       <w:pPr>
@@ -2133,20 +2086,10 @@
         <w:spacing w:line="240" w:lineRule="atLeast"/>
         <w:ind w:left="0" w:leftChars="0"/>
         <w:rPr>
-          <w:rFonts w:hint="eastAsia" w:ascii="宋体" w:hAnsi="Times New Roman" w:eastAsia="宋体" w:cs="Times New Roman"/>
-          <w:snapToGrid w:val="0"/>
-          <w:lang w:val="en-US" w:eastAsia="zh-CN" w:bidi="ar-SA"/>
-        </w:rPr>
-      </w:pPr>
-      <w:bookmarkStart w:id="6" w:name="_Toc498919235"/>
-      <w:r>
-        <w:rPr>
-          <w:rFonts w:hint="eastAsia" w:ascii="宋体" w:hAnsi="Times New Roman" w:eastAsia="宋体" w:cs="Times New Roman"/>
-          <w:snapToGrid w:val="0"/>
-          <w:lang w:val="en-US" w:eastAsia="zh-CN" w:bidi="ar-SA"/>
-        </w:rPr>
-        <w:t>本项目"英语口语学习助手"是一款基于Web的智能应用，通过情境对话模拟、词汇语法练习和个性化学习计划，帮助用户提升英语口语水平，克服"哑巴英语"问题。</w:t>
-      </w:r>
+          <w:rFonts w:hint="default"/>
+          <w:lang w:val="en-US" w:eastAsia="zh-CN"/>
+        </w:rPr>
+      </w:pPr>
     </w:p>
     <w:p>
       <w:pPr>
@@ -2154,78 +2097,16 @@
         <w:spacing w:line="240" w:lineRule="atLeast"/>
         <w:ind w:left="0" w:leftChars="0"/>
         <w:rPr>
-          <w:rFonts w:hint="eastAsia" w:ascii="宋体" w:hAnsi="Times New Roman" w:eastAsia="宋体" w:cs="Times New Roman"/>
-          <w:snapToGrid w:val="0"/>
-          <w:lang w:val="en-US" w:eastAsia="zh-CN" w:bidi="ar-SA"/>
-        </w:rPr>
-      </w:pPr>
-      <w:r>
-        <w:rPr>
-          <w:rFonts w:hint="eastAsia" w:ascii="宋体" w:hAnsi="Times New Roman" w:eastAsia="宋体" w:cs="Times New Roman"/>
-          <w:snapToGrid w:val="0"/>
-          <w:lang w:val="en-US" w:eastAsia="zh-CN" w:bidi="ar-SA"/>
-        </w:rPr>
-        <w:t>本版本覆盖以下三项基本需求：</w:t>
-      </w:r>
-    </w:p>
-    <w:p>
-      <w:pPr>
-        <w:widowControl w:val="0"/>
-        <w:spacing w:line="240" w:lineRule="atLeast"/>
-        <w:ind w:left="0" w:leftChars="0"/>
-        <w:rPr>
-          <w:rFonts w:hint="eastAsia" w:ascii="宋体" w:hAnsi="Times New Roman" w:eastAsia="宋体" w:cs="Times New Roman"/>
-          <w:snapToGrid w:val="0"/>
-          <w:lang w:val="en-US" w:eastAsia="zh-CN" w:bidi="ar-SA"/>
-        </w:rPr>
-      </w:pPr>
-      <w:r>
-        <w:rPr>
-          <w:rFonts w:hint="eastAsia" w:ascii="宋体" w:hAnsi="Times New Roman" w:eastAsia="宋体" w:cs="Times New Roman"/>
-          <w:snapToGrid w:val="0"/>
-          <w:lang w:val="en-US" w:eastAsia="zh-CN" w:bidi="ar-SA"/>
-        </w:rPr>
-        <w:t>口语练习（情境对话 + 录音回放）</w:t>
-      </w:r>
-    </w:p>
-    <w:p>
-      <w:pPr>
-        <w:widowControl w:val="0"/>
-        <w:spacing w:line="240" w:lineRule="atLeast"/>
-        <w:ind w:left="0" w:leftChars="0"/>
-        <w:rPr>
-          <w:rFonts w:hint="eastAsia" w:ascii="宋体" w:hAnsi="Times New Roman" w:eastAsia="宋体" w:cs="Times New Roman"/>
-          <w:snapToGrid w:val="0"/>
-          <w:lang w:val="en-US" w:eastAsia="zh-CN" w:bidi="ar-SA"/>
-        </w:rPr>
-      </w:pPr>
-      <w:r>
-        <w:rPr>
-          <w:rFonts w:hint="eastAsia" w:ascii="宋体" w:hAnsi="Times New Roman" w:eastAsia="宋体" w:cs="Times New Roman"/>
-          <w:snapToGrid w:val="0"/>
-          <w:lang w:val="en-US" w:eastAsia="zh-CN" w:bidi="ar-SA"/>
-        </w:rPr>
-        <w:t>词汇与语法练习（分级题目 + 多媒体提示）</w:t>
-      </w:r>
-    </w:p>
-    <w:p>
-      <w:pPr>
-        <w:widowControl w:val="0"/>
-        <w:spacing w:line="240" w:lineRule="atLeast"/>
-        <w:ind w:left="0" w:leftChars="0"/>
-        <w:rPr>
-          <w:rFonts w:hint="eastAsia" w:ascii="宋体" w:hAnsi="Times New Roman" w:eastAsia="宋体" w:cs="Times New Roman"/>
-          <w:snapToGrid w:val="0"/>
-          <w:lang w:val="en-US" w:eastAsia="zh-CN" w:bidi="ar-SA"/>
-        </w:rPr>
-      </w:pPr>
-      <w:r>
-        <w:rPr>
-          <w:rFonts w:hint="eastAsia" w:ascii="宋体" w:hAnsi="Times New Roman" w:eastAsia="宋体" w:cs="Times New Roman"/>
-          <w:snapToGrid w:val="0"/>
-          <w:lang w:val="en-US" w:eastAsia="zh-CN" w:bidi="ar-SA"/>
-        </w:rPr>
-        <w:t>个性化学习计划（目标设定 + 进度跟踪）</w:t>
+          <w:rFonts w:hint="default"/>
+          <w:lang w:val="en-US" w:eastAsia="zh-CN"/>
+        </w:rPr>
+      </w:pPr>
+      <w:r>
+        <w:rPr>
+          <w:rFonts w:hint="default"/>
+          <w:lang w:val="en-US" w:eastAsia="zh-CN"/>
+        </w:rPr>
+        <w:t>本版本覆盖以下功能：口语练习（情境对话 + 录音回放）、词汇练习（分级词卡 + FSRS 间隔复习）、语法练习（分级题目 + 即时解析）、个性化学习计划（目标设定 + 进度跟踪）以及个人中心（学习统计 + 仪表盘）。</w:t>
       </w:r>
     </w:p>
     <w:p>
@@ -2237,74 +2118,51 @@
         </w:numPr>
         <w:ind w:left="720" w:hanging="720"/>
       </w:pPr>
-      <w:bookmarkStart w:id="7" w:name="_Toc17439"/>
+      <w:bookmarkStart w:id="6" w:name="_Toc20666"/>
       <w:r>
         <w:rPr>
           <w:rFonts w:hint="eastAsia"/>
         </w:rPr>
         <w:t>定义、首字母缩写词和缩略语</w:t>
       </w:r>
+      <w:bookmarkEnd w:id="5"/>
       <w:bookmarkEnd w:id="6"/>
-      <w:bookmarkEnd w:id="7"/>
-    </w:p>
-    <w:p>
-      <w:pPr>
-        <w:rPr>
-          <w:rFonts w:hint="eastAsia"/>
-        </w:rPr>
-      </w:pPr>
-      <w:r>
-        <w:rPr>
-          <w:rFonts w:hint="eastAsia"/>
-        </w:rPr>
-        <w:t xml:space="preserve">    | 术语           | 说明                                                         |</w:t>
-      </w:r>
-    </w:p>
-    <w:p>
-      <w:pPr>
-        <w:rPr>
-          <w:rFonts w:hint="eastAsia"/>
-        </w:rPr>
-      </w:pPr>
-      <w:r>
-        <w:rPr>
-          <w:rFonts w:hint="eastAsia"/>
-        </w:rPr>
-        <w:t xml:space="preserve">    |----------------|--------------------------------------------------------------|</w:t>
-      </w:r>
-    </w:p>
-    <w:p>
-      <w:pPr>
-        <w:rPr>
-          <w:rFonts w:hint="eastAsia"/>
-        </w:rPr>
-      </w:pPr>
-      <w:r>
-        <w:rPr>
-          <w:rFonts w:hint="eastAsia"/>
-        </w:rPr>
-        <w:t xml:space="preserve">    | 情境对话       | 模拟真实场景（餐厅订餐、商务谈判、旅行问路等）的口语练习模式 |</w:t>
-      </w:r>
-    </w:p>
-    <w:p>
-      <w:pPr>
-        <w:rPr>
-          <w:rFonts w:hint="eastAsia"/>
-        </w:rPr>
-      </w:pPr>
-      <w:r>
-        <w:rPr>
-          <w:rFonts w:hint="eastAsia"/>
-        </w:rPr>
-        <w:t xml:space="preserve">    | 录音功能       | 浏览器端MediaRecorder API，录制用户语音回答                  |</w:t>
-      </w:r>
-    </w:p>
-    <w:p>
-      <w:r>
-        <w:rPr>
-          <w:rFonts w:hint="eastAsia"/>
-        </w:rPr>
-        <w:t xml:space="preserve">    | 个性化学习计划 | 根据用户水平和目标动态生成的学习路径                         |</w:t>
+    </w:p>
+    <w:p>
+      <w:pPr>
+        <w:widowControl w:val="0"/>
+        <w:spacing w:line="240" w:lineRule="atLeast"/>
+        <w:ind w:left="0" w:leftChars="0"/>
+        <w:rPr>
+          <w:rFonts w:hint="default"/>
+          <w:lang w:val="en-US" w:eastAsia="zh-CN"/>
+        </w:rPr>
+      </w:pPr>
+      <w:bookmarkStart w:id="7" w:name="_Toc498919236"/>
+      <w:r>
+        <w:rPr>
+          <w:rFonts w:hint="default"/>
+          <w:lang w:val="en-US" w:eastAsia="zh-CN"/>
+        </w:rPr>
+        <w:t>- CEFR：欧洲语言共同参考框架（Common European Framework of Reference for Languages），用于划分语言能力等级。</w:t>
+      </w:r>
+    </w:p>
+    <w:p>
+      <w:pPr>
+        <w:widowControl w:val="0"/>
+        <w:spacing w:line="240" w:lineRule="atLeast"/>
+        <w:ind w:left="0" w:leftChars="0"/>
+        <w:rPr>
+          <w:rFonts w:hint="default"/>
+          <w:lang w:val="en-US" w:eastAsia="zh-CN"/>
+        </w:rPr>
+      </w:pPr>
+      <w:r>
+        <w:rPr>
+          <w:rFonts w:hint="default"/>
+          <w:lang w:val="en-US" w:eastAsia="zh-CN"/>
+        </w:rPr>
+        <w:t>- FSRS：自由间隔重复调度器（Free Spaced Repetition Scheduler），根据用户每次答题的质量自动计算最佳复习时间。</w:t>
       </w:r>
     </w:p>
     <w:p>
@@ -2315,25 +2173,6 @@
           <w:numId w:val="1"/>
         </w:numPr>
         <w:ind w:left="720" w:hanging="720"/>
-      </w:pPr>
-      <w:bookmarkStart w:id="8" w:name="_Toc498919236"/>
-      <w:bookmarkStart w:id="9" w:name="_Toc11435"/>
-      <w:r>
-        <w:rPr>
-          <w:rFonts w:hint="eastAsia"/>
-        </w:rPr>
-        <w:t>参考资料</w:t>
-      </w:r>
-      <w:bookmarkEnd w:id="8"/>
-      <w:bookmarkEnd w:id="9"/>
-    </w:p>
-    <w:p>
-      <w:pPr>
-        <w:pStyle w:val="2"/>
-        <w:numPr>
-          <w:numId w:val="0"/>
-        </w:numPr>
-        <w:ind w:leftChars="0"/>
         <w:rPr>
           <w:rFonts w:hint="eastAsia"/>
           <w:b w:val="0"/>
@@ -2342,76 +2181,204 @@
           <w:szCs w:val="20"/>
         </w:rPr>
       </w:pPr>
-      <w:bookmarkStart w:id="10" w:name="_Toc4451"/>
-      <w:bookmarkStart w:id="11" w:name="_Toc498919238"/>
-      <w:r>
-        <w:rPr>
-          <w:rFonts w:hint="eastAsia"/>
+      <w:bookmarkStart w:id="8" w:name="_Toc7682"/>
+      <w:r>
+        <w:rPr>
+          <w:rFonts w:hint="eastAsia"/>
+        </w:rPr>
+        <w:t>参考资料</w:t>
+      </w:r>
+      <w:bookmarkEnd w:id="7"/>
+      <w:bookmarkEnd w:id="8"/>
+      <w:bookmarkStart w:id="9" w:name="_Toc498919238"/>
+    </w:p>
+    <w:bookmarkEnd w:id="9"/>
+    <w:p>
+      <w:pPr>
+        <w:keepNext w:val="0"/>
+        <w:keepLines w:val="0"/>
+        <w:widowControl/>
+        <w:suppressLineNumbers w:val="0"/>
+        <w:shd w:val="clear" w:fill="FFFFFF"/>
+        <w:spacing w:line="190" w:lineRule="atLeast"/>
+        <w:jc w:val="left"/>
+        <w:rPr>
+          <w:rFonts w:hint="eastAsia" w:ascii="宋体" w:hAnsi="宋体" w:eastAsia="宋体" w:cs="宋体"/>
           <w:b w:val="0"/>
-          <w:bCs/>
+          <w:bCs w:val="0"/>
+          <w:color w:val="000000" w:themeColor="text1"/>
           <w:sz w:val="20"/>
           <w:szCs w:val="20"/>
-        </w:rPr>
-        <w:t>"可栗口语"APP</w:t>
-      </w:r>
-      <w:bookmarkEnd w:id="10"/>
-    </w:p>
-    <w:p>
-      <w:pPr>
-        <w:pStyle w:val="2"/>
-        <w:numPr>
-          <w:numId w:val="0"/>
-        </w:numPr>
-        <w:ind w:leftChars="0"/>
-        <w:rPr>
-          <w:rFonts w:hint="eastAsia"/>
+          <w14:textFill>
+            <w14:solidFill>
+              <w14:schemeClr w14:val="tx1"/>
+            </w14:solidFill>
+          </w14:textFill>
+        </w:rPr>
+      </w:pPr>
+      <w:bookmarkStart w:id="10" w:name="_Toc196807465"/>
+      <w:r>
+        <w:rPr>
+          <w:rFonts w:hint="eastAsia" w:ascii="宋体" w:hAnsi="宋体" w:eastAsia="宋体" w:cs="宋体"/>
           <w:b w:val="0"/>
-          <w:bCs/>
+          <w:bCs w:val="0"/>
+          <w:snapToGrid w:val="0"/>
+          <w:color w:val="000000" w:themeColor="text1"/>
+          <w:kern w:val="0"/>
           <w:sz w:val="20"/>
           <w:szCs w:val="20"/>
-        </w:rPr>
-      </w:pPr>
-      <w:bookmarkStart w:id="12" w:name="_Toc9364"/>
-      <w:r>
-        <w:rPr>
-          <w:rFonts w:hint="eastAsia"/>
+          <w:shd w:val="clear" w:fill="FFFFFF"/>
+          <w:lang w:val="en-US" w:eastAsia="zh-CN" w:bidi="ar"/>
+          <w14:textFill>
+            <w14:solidFill>
+              <w14:schemeClr w14:val="tx1"/>
+            </w14:solidFill>
+          </w14:textFill>
+        </w:rPr>
+        <w:t>1. "可栗口语"APP 功能调研报告，2026，项目组。</w:t>
+      </w:r>
+    </w:p>
+    <w:p>
+      <w:pPr>
+        <w:keepNext w:val="0"/>
+        <w:keepLines w:val="0"/>
+        <w:widowControl/>
+        <w:suppressLineNumbers w:val="0"/>
+        <w:shd w:val="clear" w:fill="FFFFFF"/>
+        <w:spacing w:line="190" w:lineRule="atLeast"/>
+        <w:jc w:val="left"/>
+        <w:rPr>
+          <w:rFonts w:hint="eastAsia" w:ascii="宋体" w:hAnsi="宋体" w:eastAsia="宋体" w:cs="宋体"/>
           <w:b w:val="0"/>
-          <w:bCs/>
+          <w:bCs w:val="0"/>
+          <w:color w:val="000000" w:themeColor="text1"/>
           <w:sz w:val="20"/>
           <w:szCs w:val="20"/>
-        </w:rPr>
-        <w:t>Spring Boot 官方文档</w:t>
-      </w:r>
-      <w:bookmarkEnd w:id="12"/>
-    </w:p>
-    <w:p>
-      <w:pPr>
-        <w:pStyle w:val="2"/>
-        <w:numPr>
-          <w:numId w:val="0"/>
-        </w:numPr>
-        <w:ind w:leftChars="0"/>
-        <w:rPr>
-          <w:rFonts w:hint="eastAsia"/>
+          <w14:textFill>
+            <w14:solidFill>
+              <w14:schemeClr w14:val="tx1"/>
+            </w14:solidFill>
+          </w14:textFill>
+        </w:rPr>
+      </w:pPr>
+      <w:r>
+        <w:rPr>
+          <w:rFonts w:hint="eastAsia" w:ascii="宋体" w:hAnsi="宋体" w:eastAsia="宋体" w:cs="宋体"/>
           <w:b w:val="0"/>
-          <w:bCs/>
+          <w:bCs w:val="0"/>
+          <w:snapToGrid w:val="0"/>
+          <w:color w:val="000000" w:themeColor="text1"/>
+          <w:kern w:val="0"/>
           <w:sz w:val="20"/>
           <w:szCs w:val="20"/>
-        </w:rPr>
-      </w:pPr>
-      <w:bookmarkStart w:id="13" w:name="_Toc4514"/>
-      <w:r>
-        <w:rPr>
-          <w:rFonts w:hint="eastAsia"/>
+          <w:shd w:val="clear" w:fill="FFFFFF"/>
+          <w:lang w:val="en-US" w:eastAsia="zh-CN" w:bidi="ar"/>
+          <w14:textFill>
+            <w14:solidFill>
+              <w14:schemeClr w14:val="tx1"/>
+            </w14:solidFill>
+          </w14:textFill>
+        </w:rPr>
+        <w:t>2. Piper — 本地语音合成引擎，GitHub 仓库，https://github.com/OHF-Voice/piper1-gpl</w:t>
+      </w:r>
+    </w:p>
+    <w:p>
+      <w:pPr>
+        <w:keepNext w:val="0"/>
+        <w:keepLines w:val="0"/>
+        <w:widowControl/>
+        <w:suppressLineNumbers w:val="0"/>
+        <w:shd w:val="clear" w:fill="FFFFFF"/>
+        <w:spacing w:line="190" w:lineRule="atLeast"/>
+        <w:jc w:val="left"/>
+        <w:rPr>
+          <w:rFonts w:hint="eastAsia" w:ascii="宋体" w:hAnsi="宋体" w:eastAsia="宋体" w:cs="宋体"/>
           <w:b w:val="0"/>
-          <w:bCs/>
+          <w:bCs w:val="0"/>
+          <w:color w:val="000000" w:themeColor="text1"/>
           <w:sz w:val="20"/>
           <w:szCs w:val="20"/>
-        </w:rPr>
-        <w:t>React 官方文档定位</w:t>
-      </w:r>
-      <w:bookmarkEnd w:id="11"/>
-      <w:bookmarkEnd w:id="13"/>
+          <w14:textFill>
+            <w14:solidFill>
+              <w14:schemeClr w14:val="tx1"/>
+            </w14:solidFill>
+          </w14:textFill>
+        </w:rPr>
+      </w:pPr>
+      <w:r>
+        <w:rPr>
+          <w:rFonts w:hint="eastAsia" w:ascii="宋体" w:hAnsi="宋体" w:eastAsia="宋体" w:cs="宋体"/>
+          <w:b w:val="0"/>
+          <w:bCs w:val="0"/>
+          <w:snapToGrid w:val="0"/>
+          <w:color w:val="000000" w:themeColor="text1"/>
+          <w:kern w:val="0"/>
+          <w:sz w:val="20"/>
+          <w:szCs w:val="20"/>
+          <w:shd w:val="clear" w:fill="FFFFFF"/>
+          <w:lang w:val="en-US" w:eastAsia="zh-CN" w:bidi="ar"/>
+          <w14:textFill>
+            <w14:solidFill>
+              <w14:schemeClr w14:val="tx1"/>
+            </w14:solidFill>
+          </w14:textFill>
+        </w:rPr>
+        <w:t>3. ECDICT — 英语词库，GitHub 仓库，https://github.com/skywind3000/ECDICT</w:t>
+      </w:r>
+    </w:p>
+    <w:p>
+      <w:pPr>
+        <w:keepNext w:val="0"/>
+        <w:keepLines w:val="0"/>
+        <w:widowControl/>
+        <w:suppressLineNumbers w:val="0"/>
+        <w:shd w:val="clear" w:fill="FFFFFF"/>
+        <w:spacing w:line="190" w:lineRule="atLeast"/>
+        <w:jc w:val="left"/>
+        <w:rPr>
+          <w:rFonts w:hint="eastAsia" w:ascii="宋体" w:hAnsi="宋体" w:eastAsia="宋体" w:cs="宋体"/>
+          <w:b w:val="0"/>
+          <w:bCs w:val="0"/>
+          <w:color w:val="292929"/>
+          <w:sz w:val="20"/>
+          <w:szCs w:val="20"/>
+        </w:rPr>
+      </w:pPr>
+      <w:r>
+        <w:rPr>
+          <w:rFonts w:hint="eastAsia" w:ascii="宋体" w:hAnsi="宋体" w:eastAsia="宋体" w:cs="宋体"/>
+          <w:b w:val="0"/>
+          <w:bCs w:val="0"/>
+          <w:snapToGrid w:val="0"/>
+          <w:color w:val="000000" w:themeColor="text1"/>
+          <w:kern w:val="0"/>
+          <w:sz w:val="20"/>
+          <w:szCs w:val="20"/>
+          <w:shd w:val="clear" w:fill="FFFFFF"/>
+          <w:lang w:val="en-US" w:eastAsia="zh-CN" w:bidi="ar"/>
+          <w14:textFill>
+            <w14:solidFill>
+              <w14:schemeClr w14:val="tx1"/>
+            </w14:solidFill>
+          </w14:textFill>
+        </w:rPr>
+        <w:t>4.</w:t>
+      </w:r>
+      <w:r>
+        <w:rPr>
+          <w:rFonts w:hint="eastAsia" w:ascii="宋体" w:hAnsi="宋体" w:eastAsia="宋体" w:cs="宋体"/>
+          <w:b w:val="0"/>
+          <w:bCs w:val="0"/>
+          <w:snapToGrid w:val="0"/>
+          <w:color w:val="292929"/>
+          <w:kern w:val="0"/>
+          <w:sz w:val="20"/>
+          <w:szCs w:val="20"/>
+          <w:shd w:val="clear" w:fill="FFFFFF"/>
+          <w:lang w:val="en-US" w:eastAsia="zh-CN" w:bidi="ar"/>
+        </w:rPr>
+        <w:t xml:space="preserve"> 英语分级词汇列表，GitHub 仓库，https://github.com/KyleBing/english-vocabulary.git</w:t>
+      </w:r>
     </w:p>
     <w:p>
       <w:pPr>
@@ -2422,14 +2389,15 @@
         </w:numPr>
         <w:ind w:left="720" w:hanging="720"/>
       </w:pPr>
-      <w:bookmarkStart w:id="14" w:name="_Toc196807465"/>
+      <w:bookmarkStart w:id="11" w:name="_Toc5500"/>
       <w:r>
         <w:rPr>
           <w:rFonts w:hint="eastAsia"/>
         </w:rPr>
         <w:t>定位</w:t>
       </w:r>
-      <w:bookmarkEnd w:id="14"/>
+      <w:bookmarkEnd w:id="10"/>
+      <w:bookmarkEnd w:id="11"/>
     </w:p>
     <w:p>
       <w:pPr>
@@ -2440,16 +2408,16 @@
         </w:numPr>
         <w:ind w:left="720" w:hanging="720"/>
       </w:pPr>
-      <w:bookmarkStart w:id="15" w:name="_Toc498919239"/>
-      <w:bookmarkStart w:id="16" w:name="_Toc22153"/>
+      <w:bookmarkStart w:id="12" w:name="_Toc498919239"/>
+      <w:bookmarkStart w:id="13" w:name="_Toc14093"/>
       <w:r>
         <w:rPr>
           <w:rFonts w:hint="eastAsia"/>
         </w:rPr>
         <w:t>商机</w:t>
       </w:r>
-      <w:bookmarkEnd w:id="15"/>
-      <w:bookmarkEnd w:id="16"/>
+      <w:bookmarkEnd w:id="12"/>
+      <w:bookmarkEnd w:id="13"/>
     </w:p>
     <w:p>
       <w:pPr>
@@ -2464,7 +2432,7 @@
           <w:lang w:val="en-US" w:eastAsia="zh-CN" w:bidi="ar-SA"/>
         </w:rPr>
       </w:pPr>
-      <w:bookmarkStart w:id="17" w:name="_Toc498919240"/>
+      <w:bookmarkStart w:id="14" w:name="_Toc498919240"/>
       <w:r>
         <w:rPr>
           <w:rFonts w:hint="eastAsia" w:ascii="宋体" w:hAnsi="Times New Roman" w:eastAsia="宋体" w:cs="Times New Roman"/>
@@ -2661,7 +2629,7 @@
           <w:snapToGrid w:val="0"/>
           <w:lang w:val="en-US" w:eastAsia="zh-CN" w:bidi="ar-SA"/>
         </w:rPr>
-        <w:t>"英语口语学习助手"的定位恰好填补了这一空白：免费、场景化、有反馈、个性化。借助当下大语言模型（如DeepSeek、文心一言等）的文本处理能力，我们可以以极低的成本为用户提供场景对话模拟、发音对比和个性化学习路径——这是过去需要高昂人工成本才能实现的服务。</w:t>
+        <w:t>"英语口语学习助手"的定位恰好填补了这一空白：免费、场景化、有反馈、个性化。借助当下大语言模型的文本处理能力，我们可以以极低的成本为用户提供场景对话模拟、发音对比和个性化学习路径——这是过去需要高昂人工成本才能实现的服务。</w:t>
       </w:r>
     </w:p>
     <w:p>
@@ -2776,316 +2744,47 @@
         </w:numPr>
         <w:ind w:left="720" w:hanging="720"/>
       </w:pPr>
-      <w:bookmarkStart w:id="18" w:name="_Toc9165"/>
+      <w:bookmarkStart w:id="15" w:name="_Toc2191"/>
       <w:r>
         <w:rPr>
           <w:rFonts w:hint="eastAsia"/>
         </w:rPr>
         <w:t>问题说明</w:t>
       </w:r>
-      <w:bookmarkEnd w:id="17"/>
-      <w:bookmarkEnd w:id="18"/>
-    </w:p>
-    <w:tbl>
-      <w:tblPr>
-        <w:tblStyle w:val="29"/>
-        <w:tblW w:w="0" w:type="auto"/>
-        <w:tblInd w:w="828" w:type="dxa"/>
-        <w:tblLayout w:type="fixed"/>
-        <w:tblCellMar>
-          <w:top w:w="0" w:type="dxa"/>
-          <w:left w:w="108" w:type="dxa"/>
-          <w:bottom w:w="0" w:type="dxa"/>
-          <w:right w:w="108" w:type="dxa"/>
-        </w:tblCellMar>
-      </w:tblPr>
-      <w:tblGrid>
-        <w:gridCol w:w="2970"/>
-        <w:gridCol w:w="5220"/>
-      </w:tblGrid>
-      <w:tr>
-        <w:tblPrEx>
-          <w:tblCellMar>
-            <w:top w:w="0" w:type="dxa"/>
-            <w:left w:w="108" w:type="dxa"/>
-            <w:bottom w:w="0" w:type="dxa"/>
-            <w:right w:w="108" w:type="dxa"/>
-          </w:tblCellMar>
-        </w:tblPrEx>
-        <w:tc>
-          <w:tcPr>
-            <w:tcW w:w="2970" w:type="dxa"/>
-            <w:tcBorders>
-              <w:top w:val="single" w:color="auto" w:sz="12" w:space="0"/>
-              <w:left w:val="single" w:color="auto" w:sz="12" w:space="0"/>
-              <w:bottom w:val="single" w:color="auto" w:sz="6" w:space="0"/>
-              <w:right w:val="single" w:color="auto" w:sz="12" w:space="0"/>
-            </w:tcBorders>
-            <w:shd w:val="pct25" w:color="auto" w:fill="auto"/>
-          </w:tcPr>
-          <w:p>
-            <w:pPr>
-              <w:pStyle w:val="14"/>
-              <w:keepNext/>
-              <w:ind w:left="72"/>
-            </w:pPr>
-            <w:r>
-              <w:rPr>
-                <w:rFonts w:hint="eastAsia"/>
-              </w:rPr>
-              <w:t>问题是</w:t>
-            </w:r>
-          </w:p>
-        </w:tc>
-        <w:tc>
-          <w:tcPr>
-            <w:tcW w:w="5220" w:type="dxa"/>
-            <w:tcBorders>
-              <w:top w:val="single" w:color="auto" w:sz="12" w:space="0"/>
-              <w:bottom w:val="single" w:color="auto" w:sz="6" w:space="0"/>
-              <w:right w:val="single" w:color="auto" w:sz="12" w:space="0"/>
-            </w:tcBorders>
-          </w:tcPr>
-          <w:p>
-            <w:pPr>
-              <w:pStyle w:val="44"/>
-              <w:rPr>
-                <w:rFonts w:hint="eastAsia" w:eastAsia="宋体"/>
-                <w:color w:val="000000" w:themeColor="text1"/>
-                <w:lang w:val="en-US" w:eastAsia="zh-CN"/>
-                <w14:textFill>
-                  <w14:solidFill>
-                    <w14:schemeClr w14:val="tx1"/>
-                  </w14:solidFill>
-                </w14:textFill>
-              </w:rPr>
-            </w:pPr>
-            <w:r>
-              <w:rPr>
-                <w:rFonts w:hint="eastAsia" w:eastAsia="宋体"/>
-                <w:color w:val="000000" w:themeColor="text1"/>
-                <w:lang w:val="en-US" w:eastAsia="zh-CN"/>
-                <w14:textFill>
-                  <w14:solidFill>
-                    <w14:schemeClr w14:val="tx1"/>
-                  </w14:solidFill>
-                </w14:textFill>
-              </w:rPr>
-              <w:t xml:space="preserve"> 英语学习者缺乏低成本、高质量的口语练习环境  </w:t>
-            </w:r>
-          </w:p>
-        </w:tc>
-      </w:tr>
-      <w:tr>
-        <w:tblPrEx>
-          <w:tblCellMar>
-            <w:top w:w="0" w:type="dxa"/>
-            <w:left w:w="108" w:type="dxa"/>
-            <w:bottom w:w="0" w:type="dxa"/>
-            <w:right w:w="108" w:type="dxa"/>
-          </w:tblCellMar>
-        </w:tblPrEx>
-        <w:tc>
-          <w:tcPr>
-            <w:tcW w:w="2970" w:type="dxa"/>
-            <w:tcBorders>
-              <w:top w:val="single" w:color="auto" w:sz="6" w:space="0"/>
-              <w:left w:val="single" w:color="auto" w:sz="12" w:space="0"/>
-              <w:bottom w:val="single" w:color="auto" w:sz="6" w:space="0"/>
-              <w:right w:val="single" w:color="auto" w:sz="12" w:space="0"/>
-            </w:tcBorders>
-            <w:shd w:val="pct25" w:color="auto" w:fill="auto"/>
-          </w:tcPr>
-          <w:p>
-            <w:pPr>
-              <w:pStyle w:val="14"/>
-              <w:keepNext/>
-              <w:ind w:left="72"/>
-            </w:pPr>
-            <w:r>
-              <w:rPr>
-                <w:rFonts w:hint="eastAsia"/>
-              </w:rPr>
-              <w:t>影响</w:t>
-            </w:r>
-          </w:p>
-        </w:tc>
-        <w:tc>
-          <w:tcPr>
-            <w:tcW w:w="5220" w:type="dxa"/>
-            <w:tcBorders>
-              <w:top w:val="single" w:color="auto" w:sz="6" w:space="0"/>
-              <w:bottom w:val="single" w:color="auto" w:sz="6" w:space="0"/>
-              <w:right w:val="single" w:color="auto" w:sz="12" w:space="0"/>
-            </w:tcBorders>
-          </w:tcPr>
-          <w:p>
-            <w:pPr>
-              <w:pStyle w:val="44"/>
-              <w:rPr>
-                <w:color w:val="000000" w:themeColor="text1"/>
-                <w14:textFill>
-                  <w14:solidFill>
-                    <w14:schemeClr w14:val="tx1"/>
-                  </w14:solidFill>
-                </w14:textFill>
-              </w:rPr>
-            </w:pPr>
-            <w:r>
-              <w:rPr>
-                <w:rFonts w:hint="eastAsia"/>
-                <w:color w:val="000000" w:themeColor="text1"/>
-                <w14:textFill>
-                  <w14:solidFill>
-                    <w14:schemeClr w14:val="tx1"/>
-                  </w14:solidFill>
-                </w14:textFill>
-              </w:rPr>
-              <w:t>大学生、职场人士、英语爱好者</w:t>
-            </w:r>
-          </w:p>
-        </w:tc>
-      </w:tr>
-      <w:tr>
-        <w:tblPrEx>
-          <w:tblCellMar>
-            <w:top w:w="0" w:type="dxa"/>
-            <w:left w:w="108" w:type="dxa"/>
-            <w:bottom w:w="0" w:type="dxa"/>
-            <w:right w:w="108" w:type="dxa"/>
-          </w:tblCellMar>
-        </w:tblPrEx>
-        <w:tc>
-          <w:tcPr>
-            <w:tcW w:w="2970" w:type="dxa"/>
-            <w:tcBorders>
-              <w:top w:val="single" w:color="auto" w:sz="6" w:space="0"/>
-              <w:left w:val="single" w:color="auto" w:sz="12" w:space="0"/>
-              <w:bottom w:val="single" w:color="auto" w:sz="6" w:space="0"/>
-              <w:right w:val="single" w:color="auto" w:sz="12" w:space="0"/>
-            </w:tcBorders>
-            <w:shd w:val="pct25" w:color="auto" w:fill="auto"/>
-          </w:tcPr>
-          <w:p>
-            <w:pPr>
-              <w:pStyle w:val="14"/>
-              <w:keepNext/>
-              <w:ind w:left="72"/>
-            </w:pPr>
-            <w:r>
-              <w:rPr>
-                <w:rFonts w:hint="eastAsia"/>
-              </w:rPr>
-              <w:t>问题的后果</w:t>
-            </w:r>
-          </w:p>
-        </w:tc>
-        <w:tc>
-          <w:tcPr>
-            <w:tcW w:w="5220" w:type="dxa"/>
-            <w:tcBorders>
-              <w:top w:val="single" w:color="auto" w:sz="6" w:space="0"/>
-              <w:bottom w:val="single" w:color="auto" w:sz="6" w:space="0"/>
-              <w:right w:val="single" w:color="auto" w:sz="12" w:space="0"/>
-            </w:tcBorders>
-          </w:tcPr>
-          <w:p>
-            <w:pPr>
-              <w:pStyle w:val="44"/>
-              <w:rPr>
-                <w:color w:val="000000" w:themeColor="text1"/>
-                <w14:textFill>
-                  <w14:solidFill>
-                    <w14:schemeClr w14:val="tx1"/>
-                  </w14:solidFill>
-                </w14:textFill>
-              </w:rPr>
-            </w:pPr>
-            <w:r>
-              <w:rPr>
-                <w:rFonts w:hint="eastAsia"/>
-                <w:color w:val="000000" w:themeColor="text1"/>
-                <w14:textFill>
-                  <w14:solidFill>
-                    <w14:schemeClr w14:val="tx1"/>
-                  </w14:solidFill>
-                </w14:textFill>
-              </w:rPr>
-              <w:t xml:space="preserve">口语表达能力薄弱，不敢开口，形成"哑巴英语" </w:t>
-            </w:r>
-          </w:p>
-        </w:tc>
-      </w:tr>
-      <w:tr>
-        <w:tblPrEx>
-          <w:tblCellMar>
-            <w:top w:w="0" w:type="dxa"/>
-            <w:left w:w="108" w:type="dxa"/>
-            <w:bottom w:w="0" w:type="dxa"/>
-            <w:right w:w="108" w:type="dxa"/>
-          </w:tblCellMar>
-        </w:tblPrEx>
-        <w:tc>
-          <w:tcPr>
-            <w:tcW w:w="2970" w:type="dxa"/>
-            <w:tcBorders>
-              <w:top w:val="single" w:color="auto" w:sz="6" w:space="0"/>
-              <w:left w:val="single" w:color="auto" w:sz="12" w:space="0"/>
-              <w:bottom w:val="single" w:color="auto" w:sz="6" w:space="0"/>
-              <w:right w:val="single" w:color="auto" w:sz="12" w:space="0"/>
-            </w:tcBorders>
-            <w:shd w:val="pct25" w:color="auto" w:fill="auto"/>
-          </w:tcPr>
-          <w:p>
-            <w:pPr>
-              <w:pStyle w:val="14"/>
-              <w:ind w:left="72"/>
-            </w:pPr>
-            <w:r>
-              <w:rPr>
-                <w:rFonts w:hint="eastAsia"/>
-              </w:rPr>
-              <w:t>成功的解决方案</w:t>
-            </w:r>
-          </w:p>
-        </w:tc>
-        <w:tc>
-          <w:tcPr>
-            <w:tcW w:w="5220" w:type="dxa"/>
-            <w:tcBorders>
-              <w:top w:val="single" w:color="auto" w:sz="6" w:space="0"/>
-              <w:bottom w:val="single" w:color="auto" w:sz="6" w:space="0"/>
-              <w:right w:val="single" w:color="auto" w:sz="12" w:space="0"/>
-            </w:tcBorders>
-          </w:tcPr>
-          <w:p>
-            <w:pPr>
-              <w:pStyle w:val="44"/>
-              <w:rPr>
-                <w:color w:val="000000" w:themeColor="text1"/>
-                <w14:textFill>
-                  <w14:solidFill>
-                    <w14:schemeClr w14:val="tx1"/>
-                  </w14:solidFill>
-                </w14:textFill>
-              </w:rPr>
-            </w:pPr>
-            <w:r>
-              <w:rPr>
-                <w:rFonts w:hint="eastAsia"/>
-                <w:color w:val="000000" w:themeColor="text1"/>
-                <w14:textFill>
-                  <w14:solidFill>
-                    <w14:schemeClr w14:val="tx1"/>
-                  </w14:solidFill>
-                </w14:textFill>
-              </w:rPr>
-              <w:t>提供多场景模拟对话 + 录音反馈 + 个性化学习路径</w:t>
-            </w:r>
-          </w:p>
-        </w:tc>
-      </w:tr>
-    </w:tbl>
+      <w:bookmarkEnd w:id="14"/>
+      <w:bookmarkEnd w:id="15"/>
+    </w:p>
+    <w:p>
+      <w:pPr>
+        <w:keepNext w:val="0"/>
+        <w:keepLines w:val="0"/>
+        <w:widowControl/>
+        <w:suppressLineNumbers w:val="0"/>
+        <w:shd w:val="clear" w:fill="FFFFFF"/>
+        <w:spacing w:line="190" w:lineRule="atLeast"/>
+        <w:jc w:val="left"/>
+        <w:rPr>
+          <w:rFonts w:hint="eastAsia" w:ascii="宋体" w:hAnsi="宋体" w:eastAsia="宋体" w:cs="宋体"/>
+          <w:sz w:val="20"/>
+          <w:szCs w:val="20"/>
+        </w:rPr>
+      </w:pPr>
+      <w:r>
+        <w:rPr>
+          <w:rFonts w:hint="eastAsia" w:ascii="宋体" w:hAnsi="宋体" w:eastAsia="宋体" w:cs="宋体"/>
+          <w:b w:val="0"/>
+          <w:bCs w:val="0"/>
+          <w:snapToGrid w:val="0"/>
+          <w:color w:val="292929"/>
+          <w:kern w:val="0"/>
+          <w:sz w:val="20"/>
+          <w:szCs w:val="20"/>
+          <w:shd w:val="clear" w:fill="FFFFFF"/>
+          <w:lang w:val="en-US" w:eastAsia="zh-CN" w:bidi="ar"/>
+        </w:rPr>
+        <w:t>本项目要解决的核心问题是：大学生和职场人士英语口语练习缺乏低成本、场景化的有效途径。这个问题影响到在校大学生、职场新人以及广大英语学习者。其后果是大量学习者具备词汇和语法基础却说不出口，传统方法要么效果有限，要么费用高昂。一个成功的解决方案应当提供一个免费、场景丰富、有反馈、可追踪进度的口语练习 Web 应用。</w:t>
+      </w:r>
+    </w:p>
     <w:p>
       <w:pPr>
         <w:pStyle w:val="3"/>
@@ -3095,8 +2794,8 @@
         </w:numPr>
         <w:ind w:left="720" w:hanging="720"/>
       </w:pPr>
-      <w:bookmarkStart w:id="19" w:name="_Toc498919241"/>
-      <w:bookmarkStart w:id="20" w:name="_Toc26502"/>
+      <w:bookmarkStart w:id="16" w:name="_Toc498919241"/>
+      <w:bookmarkStart w:id="17" w:name="_Toc18133"/>
       <w:r>
         <w:rPr>
           <w:rFonts w:hint="eastAsia" w:ascii="Arial" w:hAnsi="Arial"/>
@@ -3104,42 +2803,41 @@
         </w:rPr>
         <w:t>产品定位说明</w:t>
       </w:r>
-      <w:bookmarkEnd w:id="19"/>
-      <w:bookmarkEnd w:id="20"/>
-    </w:p>
-    <w:p>
-      <w:pPr>
-        <w:rPr>
-          <w:rFonts w:hint="eastAsia"/>
-        </w:rPr>
-      </w:pPr>
-      <w:r>
-        <w:rPr>
-          <w:rFonts w:hint="eastAsia"/>
-        </w:rPr>
-        <w:t>针对想要提升英语口语水平的大学生和职场人士，他们缺乏场景化、低成本的口语练习途径，</w:t>
-      </w:r>
-    </w:p>
-    <w:p>
-      <w:r>
-        <w:rPr>
-          <w:rFonts w:hint="eastAsia"/>
-        </w:rPr>
-        <w:t>该产品 "英语口语学习助手" 是一个 Web 应用，通过情境对话练习、词汇语法学习和个性化计划追踪，帮助用户有效提升口语表达能力。</w:t>
-      </w:r>
-      <w:r>
-        <w:rPr>
-          <w:rFonts w:hint="eastAsia"/>
-          <w:lang w:val="en-US" w:eastAsia="zh-CN"/>
-        </w:rPr>
-        <w:t>不</w:t>
-      </w:r>
-      <w:r>
-        <w:rPr>
-          <w:rFonts w:hint="eastAsia"/>
-        </w:rPr>
-        <w:t>同于传统的背词App或高价外教平台，我们的产品提供免费、场景丰富、有反馈的自助式口语练习体验。</w:t>
-      </w:r>
+      <w:bookmarkEnd w:id="16"/>
+      <w:bookmarkEnd w:id="17"/>
+    </w:p>
+    <w:p>
+      <w:pPr>
+        <w:widowControl w:val="0"/>
+        <w:spacing w:line="240" w:lineRule="atLeast"/>
+        <w:ind w:left="0" w:leftChars="0"/>
+        <w:rPr>
+          <w:rFonts w:hint="default" w:ascii="宋体" w:hAnsi="Times New Roman" w:eastAsia="宋体" w:cs="Times New Roman"/>
+          <w:snapToGrid w:val="0"/>
+          <w:lang w:val="en-US" w:eastAsia="zh-CN" w:bidi="ar-SA"/>
+        </w:rPr>
+      </w:pPr>
+      <w:bookmarkStart w:id="18" w:name="_Toc498919242"/>
+      <w:r>
+        <w:rPr>
+          <w:rFonts w:hint="default" w:ascii="宋体" w:hAnsi="Times New Roman" w:eastAsia="宋体" w:cs="Times New Roman"/>
+          <w:snapToGrid w:val="0"/>
+          <w:lang w:val="en-US" w:eastAsia="zh-CN" w:bidi="ar-SA"/>
+        </w:rPr>
+        <w:t>英语口语学习助手面向想要提升英语口语水平的大学生和职场人士，他们缺乏场景化、低成本的口语练习途径。本产品是一个 Web 应用，通过情境对话练习、词汇语法学习和个性化计划追踪，帮助用户有效提升口语表达能力。与传统的背词 App 或高价外教平台不同，本产品提供免费、场景丰富、有反馈的自助式口语练习体验。</w:t>
+      </w:r>
+    </w:p>
+    <w:p>
+      <w:pPr>
+        <w:widowControl w:val="0"/>
+        <w:spacing w:line="240" w:lineRule="atLeast"/>
+        <w:ind w:left="0" w:leftChars="0"/>
+        <w:rPr>
+          <w:rFonts w:hint="eastAsia" w:ascii="宋体" w:hAnsi="Times New Roman" w:eastAsia="宋体" w:cs="Times New Roman"/>
+          <w:snapToGrid w:val="0"/>
+          <w:lang w:val="en-US" w:eastAsia="zh-CN" w:bidi="ar-SA"/>
+        </w:rPr>
+      </w:pPr>
     </w:p>
     <w:p>
       <w:pPr>
@@ -3150,16 +2848,15 @@
         </w:numPr>
         <w:ind w:left="720" w:hanging="720"/>
       </w:pPr>
-      <w:bookmarkStart w:id="21" w:name="_Toc498919242"/>
-      <w:bookmarkStart w:id="22" w:name="_Toc23421"/>
+      <w:bookmarkStart w:id="19" w:name="_Toc13135"/>
       <w:r>
         <w:rPr>
           <w:rFonts w:hint="eastAsia"/>
         </w:rPr>
         <w:t>涉众和用户说明</w:t>
       </w:r>
-      <w:bookmarkEnd w:id="21"/>
-      <w:bookmarkEnd w:id="22"/>
+      <w:bookmarkEnd w:id="18"/>
+      <w:bookmarkEnd w:id="19"/>
     </w:p>
     <w:p>
       <w:pPr>
@@ -3171,127 +2868,68 @@
         </w:numPr>
         <w:ind w:left="720" w:hanging="720"/>
       </w:pPr>
-      <w:bookmarkStart w:id="23" w:name="_Toc498919243"/>
-      <w:bookmarkStart w:id="24" w:name="_Toc15650"/>
+      <w:bookmarkStart w:id="20" w:name="_Toc498919243"/>
+      <w:bookmarkStart w:id="21" w:name="_Toc30960"/>
       <w:r>
         <w:rPr>
           <w:rFonts w:hint="eastAsia"/>
         </w:rPr>
         <w:t>市场统计</w:t>
       </w:r>
-      <w:bookmarkEnd w:id="23"/>
-      <w:bookmarkEnd w:id="24"/>
-    </w:p>
-    <w:p>
-      <w:pPr>
-        <w:rPr>
-          <w:rFonts w:hint="eastAsia"/>
-        </w:rPr>
-      </w:pPr>
-      <w:r>
-        <w:rPr>
-          <w:rFonts w:hint="eastAsia"/>
-        </w:rPr>
-        <w:t>关键消费者统计数据</w:t>
-      </w:r>
-    </w:p>
-    <w:p>
-      <w:pPr>
-        <w:rPr>
-          <w:rFonts w:hint="eastAsia"/>
-        </w:rPr>
-      </w:pPr>
-      <w:r>
-        <w:rPr>
-          <w:rFonts w:hint="eastAsia"/>
-        </w:rPr>
-        <w:t xml:space="preserve">    中国在线英语教育市场 2023 年已超 300 亿元规模，其中口语学习细分市场增速高于整体水平。全国在校大学生约 4000 万人，调研显示有口语练习意愿的超过 60%。职场人士中，有提升英语口语需求的群体约 1.2 亿。两者交集形成了本产品的核心目标人群——有一定英语基础、读写尚可但口语薄弱、不愿承担高成本外教课程的学习者。潜在可触达用户在 500-1000 万量级。</w:t>
-      </w:r>
-    </w:p>
-    <w:p>
-      <w:pPr>
-        <w:rPr>
-          <w:rFonts w:hint="eastAsia"/>
-        </w:rPr>
-      </w:pPr>
-      <w:r>
-        <w:rPr>
-          <w:rFonts w:hint="eastAsia"/>
-        </w:rPr>
-        <w:t>目标细分市场</w:t>
-      </w:r>
-    </w:p>
-    <w:p>
-      <w:pPr>
-        <w:rPr>
-          <w:rFonts w:hint="eastAsia"/>
-        </w:rPr>
-      </w:pPr>
-      <w:r>
-        <w:rPr>
-          <w:rFonts w:hint="eastAsia"/>
-        </w:rPr>
-        <w:t xml:space="preserve">   </w:t>
-      </w:r>
-      <w:r>
-        <w:rPr>
-          <w:rFonts w:hint="eastAsia"/>
-          <w:lang w:val="en-US" w:eastAsia="zh-CN"/>
-        </w:rPr>
-        <w:t xml:space="preserve"> </w:t>
-      </w:r>
-      <w:r>
-        <w:rPr>
-          <w:rFonts w:hint="eastAsia"/>
-        </w:rPr>
-        <w:t>18-35 岁的大学生和职场新人。共同特征：学过多年英语但"说不出口"，有考试或工作需要驱动练习，手机 / 电脑使用熟练，偏好免费或低成本解决方案。</w:t>
-      </w:r>
-    </w:p>
-    <w:p>
-      <w:pPr>
-        <w:rPr>
-          <w:rFonts w:hint="eastAsia"/>
-        </w:rPr>
-      </w:pPr>
-      <w:r>
-        <w:rPr>
-          <w:rFonts w:hint="eastAsia"/>
-        </w:rPr>
-        <w:t>行业大势和主流技术</w:t>
-      </w:r>
-    </w:p>
-    <w:p>
-      <w:pPr>
-        <w:rPr>
-          <w:rFonts w:hint="eastAsia"/>
-        </w:rPr>
-      </w:pPr>
-      <w:r>
-        <w:rPr>
-          <w:rFonts w:hint="eastAsia"/>
-        </w:rPr>
-        <w:t xml:space="preserve">    两个趋势对本项目至关重要。第一，大语言模型的成熟让低成本生成场景对话成为可能，传统上需要人工撰写的对话题目现在可以辅助生成。第二，浏览器端 MediaRecorder API 已被 Chrome、Edge、Firefox 等主流浏览器原生支持，纯 Web 端录音不再依赖插件——这让我们选择"纯 Web + 预设内容"的技术路线有充足的技术可行性。</w:t>
-      </w:r>
-    </w:p>
-    <w:p>
-      <w:pPr>
-        <w:rPr>
-          <w:rFonts w:hint="eastAsia"/>
-        </w:rPr>
-      </w:pPr>
-      <w:r>
-        <w:rPr>
-          <w:rFonts w:hint="eastAsia"/>
-        </w:rPr>
-        <w:t>关于组织声誉</w:t>
-      </w:r>
-    </w:p>
-    <w:p>
-      <w:r>
-        <w:rPr>
-          <w:rFonts w:hint="eastAsia"/>
-        </w:rPr>
-        <w:t xml:space="preserve">    作为一个课程项目团队，我们在市场中尚无品牌声誉，这既是劣势也是机会。劣势在于没有现有用户基础；机会在于我们是带着"学习者"视角来做这个产品——我们自己就是这个产品最典型的目标用户。我们希望建立的口碑是"轻量、好用、有陪伴感"——一个小团队用简洁技术栈做出有实际价值的语言学习工具，区别于以付费为核心的商业产品。如果这个产品持续打磨，我们希望它成为"大学生自己做给自己的口语练习助手"。</w:t>
+      <w:bookmarkEnd w:id="20"/>
+      <w:bookmarkEnd w:id="21"/>
+    </w:p>
+    <w:p>
+      <w:pPr>
+        <w:widowControl w:val="0"/>
+        <w:spacing w:line="240" w:lineRule="atLeast"/>
+        <w:ind w:left="0" w:leftChars="0"/>
+        <w:rPr>
+          <w:rFonts w:hint="eastAsia" w:ascii="宋体" w:hAnsi="Times New Roman" w:eastAsia="宋体" w:cs="Times New Roman"/>
+          <w:snapToGrid w:val="0"/>
+          <w:lang w:val="en-US" w:eastAsia="zh-CN" w:bidi="ar-SA"/>
+        </w:rPr>
+      </w:pPr>
+      <w:bookmarkStart w:id="22" w:name="_Toc498919244"/>
+      <w:r>
+        <w:rPr>
+          <w:rFonts w:hint="default" w:ascii="宋体" w:hAnsi="Times New Roman" w:eastAsia="宋体" w:cs="Times New Roman"/>
+          <w:snapToGrid w:val="0"/>
+          <w:lang w:val="en-US" w:eastAsia="zh-CN" w:bidi="ar-SA"/>
+        </w:rPr>
+        <w:t>中国在线英语教育市场 2023 年已超 300 亿元规模，口语学习细分市场增速高于整体水平。全国在校大学生约 4000 万人，有口语练习意愿的超过 60%。职场人士中，有提升英语口语需求的群体约 1.2 亿人。两者交集形成了本产品的核心目标人群：有一定英语基础、读写尚可但口语薄弱、不愿承担高成本外教课程的学习者。潜在可触达用户在 500 万至 1000 万量级。目标细分市场为 18 至 35 岁的大学生和职场新人，他们学过多年英语但说不出口，有考试或工作需要驱动练习，偏好免费或低成本解决方案。</w:t>
+      </w:r>
+    </w:p>
+    <w:p>
+      <w:pPr>
+        <w:widowControl w:val="0"/>
+        <w:spacing w:line="240" w:lineRule="atLeast"/>
+        <w:ind w:left="0" w:leftChars="0"/>
+        <w:rPr>
+          <w:rFonts w:hint="default" w:ascii="宋体" w:hAnsi="Times New Roman" w:eastAsia="宋体" w:cs="Times New Roman"/>
+          <w:snapToGrid w:val="0"/>
+          <w:lang w:val="en-US" w:eastAsia="zh-CN" w:bidi="ar-SA"/>
+        </w:rPr>
+      </w:pPr>
+    </w:p>
+    <w:p>
+      <w:pPr>
+        <w:widowControl w:val="0"/>
+        <w:spacing w:line="240" w:lineRule="atLeast"/>
+        <w:ind w:left="0" w:leftChars="0"/>
+        <w:rPr>
+          <w:rFonts w:hint="default" w:ascii="宋体" w:hAnsi="Times New Roman" w:eastAsia="宋体" w:cs="Times New Roman"/>
+          <w:snapToGrid w:val="0"/>
+          <w:lang w:val="en-US" w:eastAsia="zh-CN" w:bidi="ar-SA"/>
+        </w:rPr>
+      </w:pPr>
+      <w:r>
+        <w:rPr>
+          <w:rFonts w:hint="default" w:ascii="宋体" w:hAnsi="Times New Roman" w:eastAsia="宋体" w:cs="Times New Roman"/>
+          <w:snapToGrid w:val="0"/>
+          <w:lang w:val="en-US" w:eastAsia="zh-CN" w:bidi="ar-SA"/>
+        </w:rPr>
+        <w:t>两个行业趋势对本项目有利。大语言模型的成熟让低成本生成场景对话成为可能，传统上需要人工撰写的对题目现在可以辅助生成。浏览器端 MediaRecorder API 已被主流浏览器原生支持，纯 Web 录音不再依赖插件，这为选择纯 Web 加预设内容的技术路线提供了充足的技术可行性。</w:t>
       </w:r>
     </w:p>
     <w:p>
@@ -3303,23 +2941,15 @@
         </w:numPr>
         <w:ind w:left="720" w:hanging="720"/>
       </w:pPr>
-      <w:bookmarkStart w:id="25" w:name="_Toc498919244"/>
-      <w:bookmarkStart w:id="26" w:name="_Toc11972"/>
+      <w:bookmarkStart w:id="23" w:name="_Toc17428"/>
       <w:r>
         <w:rPr>
           <w:rFonts w:hint="eastAsia"/>
         </w:rPr>
         <w:t>涉众概要</w:t>
       </w:r>
-      <w:bookmarkEnd w:id="25"/>
-      <w:bookmarkEnd w:id="26"/>
-    </w:p>
-    <w:p>
-      <w:pPr>
-        <w:pStyle w:val="44"/>
-      </w:pPr>
-      <w:bookmarkStart w:id="74" w:name="_GoBack"/>
-      <w:bookmarkEnd w:id="74"/>
+      <w:bookmarkEnd w:id="22"/>
+      <w:bookmarkEnd w:id="23"/>
     </w:p>
     <w:tbl>
       <w:tblPr>
@@ -3460,16 +3090,17 @@
               <w:pStyle w:val="14"/>
               <w:ind w:left="0"/>
               <w:rPr>
-                <w:rFonts w:hint="default"/>
-                <w:lang w:val="en-US" w:eastAsia="zh-CN"/>
-              </w:rPr>
-            </w:pPr>
-            <w:r>
-              <w:rPr>
                 <w:rFonts w:hint="eastAsia"/>
                 <w:lang w:val="en-US" w:eastAsia="zh-CN"/>
               </w:rPr>
-              <w:t>英语学习者</w:t>
+            </w:pPr>
+            <w:bookmarkStart w:id="24" w:name="_Toc498919245"/>
+            <w:r>
+              <w:rPr>
+                <w:rFonts w:hint="eastAsia"/>
+                <w:lang w:val="en-US" w:eastAsia="zh-CN"/>
+              </w:rPr>
+              <w:t>课程教师与助教</w:t>
             </w:r>
           </w:p>
         </w:tc>
@@ -3491,7 +3122,7 @@
                 <w:rFonts w:hint="eastAsia"/>
                 <w:lang w:val="en-US" w:eastAsia="zh-CN"/>
               </w:rPr>
-              <w:t>有英语口语练习需求的大学生和职场人士，是本产品的目标用户群</w:t>
+              <w:t>软件工程课程的授课团队，负责审核大作业质量。</w:t>
             </w:r>
           </w:p>
         </w:tc>
@@ -3501,20 +3132,35 @@
           </w:tcPr>
           <w:p>
             <w:pPr>
-              <w:pStyle w:val="14"/>
-              <w:ind w:left="0"/>
-              <w:rPr>
-                <w:rFonts w:hint="eastAsia"/>
-                <w:lang w:val="en-US" w:eastAsia="zh-CN"/>
+              <w:widowControl w:val="0"/>
+              <w:spacing w:line="240" w:lineRule="atLeast"/>
+              <w:ind w:left="0" w:leftChars="0"/>
+              <w:rPr>
+                <w:rFonts w:hint="default" w:ascii="宋体" w:hAnsi="Times New Roman" w:eastAsia="宋体" w:cs="Times New Roman"/>
+                <w:snapToGrid w:val="0"/>
+                <w:lang w:val="en-US" w:eastAsia="zh-CN" w:bidi="ar-SA"/>
               </w:rPr>
             </w:pPr>
             <w:r>
               <w:rPr>
-                <w:rFonts w:hint="eastAsia"/>
-                <w:lang w:val="en-US" w:eastAsia="zh-CN"/>
-              </w:rPr>
-              <w:t>提出需求、参与反馈、参与可用性测试，确保产品真正解决口语练习痛点。</w:t>
+                <w:rFonts w:hint="default" w:ascii="宋体" w:hAnsi="Times New Roman" w:eastAsia="宋体" w:cs="Times New Roman"/>
+                <w:snapToGrid w:val="0"/>
+                <w:lang w:val="en-US" w:eastAsia="zh-CN" w:bidi="ar-SA"/>
+              </w:rPr>
+              <w:t>负责审核项目方向与进展，评审各阶段成果物，评估项目成果。</w:t>
             </w:r>
+          </w:p>
+          <w:p>
+            <w:pPr>
+              <w:widowControl w:val="0"/>
+              <w:spacing w:line="240" w:lineRule="atLeast"/>
+              <w:ind w:left="0" w:leftChars="0"/>
+              <w:rPr>
+                <w:rFonts w:hint="eastAsia" w:ascii="宋体" w:hAnsi="Times New Roman" w:eastAsia="宋体" w:cs="Times New Roman"/>
+                <w:snapToGrid w:val="0"/>
+                <w:lang w:val="en-US" w:eastAsia="zh-CN" w:bidi="ar-SA"/>
+              </w:rPr>
+            </w:pPr>
           </w:p>
         </w:tc>
       </w:tr>
@@ -3551,14 +3197,12 @@
                 <w:lang w:val="en-US" w:eastAsia="zh-CN"/>
               </w:rPr>
             </w:pPr>
-            <w:bookmarkStart w:id="27" w:name="_Toc498919245"/>
-            <w:bookmarkStart w:id="28" w:name="_Toc26777"/>
             <w:r>
               <w:rPr>
                 <w:rFonts w:hint="eastAsia"/>
                 <w:lang w:val="en-US" w:eastAsia="zh-CN"/>
               </w:rPr>
-              <w:t>课程教师与助教</w:t>
+              <w:t>开发团队</w:t>
             </w:r>
           </w:p>
         </w:tc>
@@ -3580,7 +3224,7 @@
                 <w:rFonts w:hint="eastAsia"/>
                 <w:lang w:val="en-US" w:eastAsia="zh-CN"/>
               </w:rPr>
-              <w:t>软件工程课程的授课团队，负责审核大作业质量。</w:t>
+              <w:t>4 人开发小组，负责本项目的需求分析、设计、编码和测试。</w:t>
             </w:r>
           </w:p>
         </w:tc>
@@ -3590,107 +3234,35 @@
           </w:tcPr>
           <w:p>
             <w:pPr>
-              <w:pStyle w:val="14"/>
-              <w:ind w:left="0"/>
-              <w:rPr>
-                <w:rFonts w:hint="eastAsia"/>
-                <w:lang w:val="en-US" w:eastAsia="zh-CN"/>
+              <w:widowControl w:val="0"/>
+              <w:spacing w:line="240" w:lineRule="atLeast"/>
+              <w:ind w:left="0" w:leftChars="0"/>
+              <w:rPr>
+                <w:rFonts w:hint="default" w:ascii="宋体" w:hAnsi="Times New Roman" w:eastAsia="宋体" w:cs="Times New Roman"/>
+                <w:snapToGrid w:val="0"/>
+                <w:lang w:val="en-US" w:eastAsia="zh-CN" w:bidi="ar-SA"/>
               </w:rPr>
             </w:pPr>
             <w:r>
               <w:rPr>
-                <w:rFonts w:hint="eastAsia"/>
-                <w:lang w:val="en-US" w:eastAsia="zh-CN"/>
-              </w:rPr>
-              <w:t>评审交付物是否满足课程规范，指导开发方向。</w:t>
+                <w:rFonts w:hint="default" w:ascii="宋体" w:hAnsi="Times New Roman" w:eastAsia="宋体" w:cs="Times New Roman"/>
+                <w:snapToGrid w:val="0"/>
+                <w:lang w:val="en-US" w:eastAsia="zh-CN" w:bidi="ar-SA"/>
+              </w:rPr>
+              <w:t>完成需求分析、系统设计、编码实现和测试部署全流程。</w:t>
             </w:r>
           </w:p>
-        </w:tc>
-      </w:tr>
-      <w:tr>
-        <w:tblPrEx>
-          <w:tblBorders>
-            <w:top w:val="single" w:color="000000" w:sz="6" w:space="0"/>
-            <w:left w:val="single" w:color="000000" w:sz="6" w:space="0"/>
-            <w:bottom w:val="single" w:color="000000" w:sz="6" w:space="0"/>
-            <w:right w:val="single" w:color="000000" w:sz="6" w:space="0"/>
-            <w:insideH w:val="single" w:color="000000" w:sz="6" w:space="0"/>
-            <w:insideV w:val="single" w:color="000000" w:sz="6" w:space="0"/>
-          </w:tblBorders>
-          <w:tblCellMar>
-            <w:top w:w="0" w:type="dxa"/>
-            <w:left w:w="108" w:type="dxa"/>
-            <w:bottom w:w="0" w:type="dxa"/>
-            <w:right w:w="108" w:type="dxa"/>
-          </w:tblCellMar>
-        </w:tblPrEx>
-        <w:trPr>
-          <w:trHeight w:val="533" w:hRule="atLeast"/>
-        </w:trPr>
-        <w:tc>
-          <w:tcPr>
-            <w:tcW w:w="1618" w:type="dxa"/>
-          </w:tcPr>
-          <w:p>
-            <w:pPr>
-              <w:pStyle w:val="14"/>
-              <w:ind w:left="0"/>
-              <w:rPr>
-                <w:rFonts w:hint="eastAsia"/>
-                <w:lang w:val="en-US" w:eastAsia="zh-CN"/>
-              </w:rPr>
-            </w:pPr>
-            <w:r>
-              <w:rPr>
-                <w:rFonts w:hint="eastAsia"/>
-                <w:lang w:val="en-US" w:eastAsia="zh-CN"/>
-              </w:rPr>
-              <w:t>开发团队</w:t>
-            </w:r>
-          </w:p>
-        </w:tc>
-        <w:tc>
-          <w:tcPr>
-            <w:tcW w:w="3782" w:type="dxa"/>
-          </w:tcPr>
-          <w:p>
-            <w:pPr>
-              <w:pStyle w:val="14"/>
-              <w:ind w:left="0"/>
-              <w:rPr>
-                <w:rFonts w:hint="eastAsia"/>
-                <w:lang w:val="en-US" w:eastAsia="zh-CN"/>
-              </w:rPr>
-            </w:pPr>
-            <w:r>
-              <w:rPr>
-                <w:rFonts w:hint="eastAsia"/>
-                <w:lang w:val="en-US" w:eastAsia="zh-CN"/>
-              </w:rPr>
-              <w:t>4 人开发小组，负责本项目的需求分析、设计、编码和测试。</w:t>
-            </w:r>
-          </w:p>
-        </w:tc>
-        <w:tc>
-          <w:tcPr>
-            <w:tcW w:w="3060" w:type="dxa"/>
-          </w:tcPr>
-          <w:p>
-            <w:pPr>
-              <w:pStyle w:val="14"/>
-              <w:ind w:left="0"/>
-              <w:rPr>
-                <w:rFonts w:hint="eastAsia"/>
-                <w:lang w:val="en-US" w:eastAsia="zh-CN"/>
-              </w:rPr>
-            </w:pPr>
-            <w:r>
-              <w:rPr>
-                <w:rFonts w:hint="eastAsia"/>
-                <w:lang w:val="en-US" w:eastAsia="zh-CN"/>
-              </w:rPr>
-              <w:t>执行开发工作，确保项目按时交付并通过课程评审。</w:t>
-            </w:r>
+          <w:p>
+            <w:pPr>
+              <w:widowControl w:val="0"/>
+              <w:spacing w:line="240" w:lineRule="atLeast"/>
+              <w:ind w:left="0" w:leftChars="0"/>
+              <w:rPr>
+                <w:rFonts w:hint="eastAsia" w:ascii="宋体" w:hAnsi="Times New Roman" w:eastAsia="宋体" w:cs="Times New Roman"/>
+                <w:snapToGrid w:val="0"/>
+                <w:lang w:val="en-US" w:eastAsia="zh-CN" w:bidi="ar-SA"/>
+              </w:rPr>
+            </w:pPr>
           </w:p>
         </w:tc>
       </w:tr>
@@ -3704,14 +3276,15 @@
         </w:numPr>
         <w:ind w:left="720" w:hanging="720"/>
       </w:pPr>
+      <w:bookmarkStart w:id="25" w:name="_Toc5891"/>
       <w:r>
         <w:rPr>
           <w:rFonts w:hint="eastAsia"/>
         </w:rPr>
         <w:t>用户概要</w:t>
       </w:r>
-      <w:bookmarkEnd w:id="27"/>
-      <w:bookmarkEnd w:id="28"/>
+      <w:bookmarkEnd w:id="24"/>
+      <w:bookmarkEnd w:id="25"/>
     </w:p>
     <w:tbl>
       <w:tblPr>
@@ -3892,14 +3465,16 @@
               <w:pStyle w:val="14"/>
               <w:ind w:left="0"/>
               <w:rPr>
+                <w:rFonts w:hint="default" w:eastAsia="宋体"/>
+                <w:lang w:val="en-US" w:eastAsia="zh-CN"/>
+              </w:rPr>
+            </w:pPr>
+            <w:r>
+              <w:rPr>
                 <w:rFonts w:hint="eastAsia"/>
-              </w:rPr>
-            </w:pPr>
-            <w:r>
-              <w:rPr>
-                <w:rFonts w:hint="eastAsia"/>
-              </w:rPr>
-              <w:t>英语学习者</w:t>
+                <w:lang w:val="en-US" w:eastAsia="zh-CN"/>
+              </w:rPr>
+              <w:t>开发团队、课程教师与助教</w:t>
             </w:r>
           </w:p>
         </w:tc>
@@ -3973,14 +3548,16 @@
               <w:pStyle w:val="14"/>
               <w:ind w:left="0"/>
               <w:rPr>
+                <w:rFonts w:hint="default" w:eastAsia="宋体"/>
+                <w:lang w:val="en-US" w:eastAsia="zh-CN"/>
+              </w:rPr>
+            </w:pPr>
+            <w:r>
+              <w:rPr>
                 <w:rFonts w:hint="eastAsia"/>
-              </w:rPr>
-            </w:pPr>
-            <w:r>
-              <w:rPr>
-                <w:rFonts w:hint="eastAsia"/>
-              </w:rPr>
-              <w:t>英语学习者</w:t>
+                <w:lang w:val="en-US" w:eastAsia="zh-CN"/>
+              </w:rPr>
+              <w:t>开发团队、课程教师与助教</w:t>
             </w:r>
           </w:p>
         </w:tc>
@@ -4054,14 +3631,16 @@
               <w:pStyle w:val="14"/>
               <w:ind w:left="0"/>
               <w:rPr>
+                <w:rFonts w:hint="default" w:eastAsia="宋体"/>
+                <w:lang w:val="en-US" w:eastAsia="zh-CN"/>
+              </w:rPr>
+            </w:pPr>
+            <w:r>
+              <w:rPr>
                 <w:rFonts w:hint="eastAsia"/>
-              </w:rPr>
-            </w:pPr>
-            <w:r>
-              <w:rPr>
-                <w:rFonts w:hint="eastAsia"/>
-              </w:rPr>
-              <w:t>英语学习者</w:t>
+                <w:lang w:val="en-US" w:eastAsia="zh-CN"/>
+              </w:rPr>
+              <w:t>开发团队、课程教师与助教</w:t>
             </w:r>
           </w:p>
         </w:tc>
@@ -4081,8 +3660,8 @@
         </w:numPr>
         <w:ind w:left="720" w:hanging="720"/>
       </w:pPr>
-      <w:bookmarkStart w:id="29" w:name="_Toc498919251"/>
-      <w:bookmarkStart w:id="30" w:name="_Toc22426"/>
+      <w:bookmarkStart w:id="26" w:name="_Toc498919251"/>
+      <w:bookmarkStart w:id="27" w:name="_Toc10199"/>
       <w:r>
         <w:rPr>
           <w:rFonts w:hint="eastAsia"/>
@@ -4098,125 +3677,22 @@
         </w:rPr>
         <w:t>用户需要</w:t>
       </w:r>
-      <w:bookmarkEnd w:id="29"/>
-      <w:bookmarkEnd w:id="30"/>
-    </w:p>
-    <w:p>
-      <w:pPr>
-        <w:pStyle w:val="44"/>
-      </w:pPr>
-      <w:r>
-        <w:t>[</w:t>
-      </w:r>
-      <w:r>
-        <w:rPr>
-          <w:rFonts w:hint="eastAsia"/>
-        </w:rPr>
-        <w:t>列出涉众认为现有解决方案存在的关键问题。对于列出的每个问题，需澄清以下要点：</w:t>
-      </w:r>
-    </w:p>
-    <w:p>
-      <w:pPr>
-        <w:pStyle w:val="44"/>
-      </w:pPr>
-      <w:r>
-        <w:t>•</w:t>
-      </w:r>
-      <w:r>
-        <w:tab/>
-      </w:r>
-      <w:r>
-        <w:rPr>
-          <w:rFonts w:hint="eastAsia"/>
-        </w:rPr>
-        <w:t>为什么会出现这一问题？</w:t>
-      </w:r>
-      <w:r>
-        <w:t xml:space="preserve"> </w:t>
-      </w:r>
-    </w:p>
-    <w:p>
-      <w:pPr>
-        <w:pStyle w:val="44"/>
-      </w:pPr>
-      <w:r>
-        <w:t>•</w:t>
-      </w:r>
-      <w:r>
-        <w:tab/>
-      </w:r>
-      <w:r>
-        <w:rPr>
-          <w:rFonts w:hint="eastAsia"/>
-        </w:rPr>
-        <w:t>目前如何解决该问题？</w:t>
-      </w:r>
-    </w:p>
-    <w:p>
-      <w:pPr>
-        <w:pStyle w:val="44"/>
-      </w:pPr>
-      <w:r>
-        <w:t>•</w:t>
-      </w:r>
-      <w:r>
-        <w:tab/>
-      </w:r>
-      <w:r>
-        <w:rPr>
-          <w:rFonts w:hint="eastAsia"/>
-        </w:rPr>
-        <w:t>涉众需要什么样的解决方案？</w:t>
-      </w:r>
-      <w:r>
-        <w:rPr>
-          <w:rFonts w:ascii="Arial" w:hAnsi="Arial"/>
-        </w:rPr>
-        <w:t>]</w:t>
-      </w:r>
-    </w:p>
-    <w:p>
-      <w:pPr>
-        <w:pStyle w:val="44"/>
-      </w:pPr>
-      <w:r>
-        <w:t>[</w:t>
-      </w:r>
-      <w:r>
-        <w:rPr>
-          <w:rFonts w:hint="eastAsia"/>
-        </w:rPr>
-        <w:t>务必要了解涉众或用户对解决各个问题的</w:t>
-      </w:r>
-      <w:r>
-        <w:rPr>
-          <w:rFonts w:hint="eastAsia"/>
-          <w:b/>
-        </w:rPr>
-        <w:t>相对</w:t>
-      </w:r>
-      <w:r>
-        <w:rPr>
-          <w:rFonts w:hint="eastAsia"/>
-        </w:rPr>
-        <w:t>重视程度。分级和累积投票方法表明，</w:t>
-      </w:r>
-      <w:r>
-        <w:rPr>
-          <w:rFonts w:hint="eastAsia"/>
-          <w:b/>
-        </w:rPr>
-        <w:t>必须</w:t>
-      </w:r>
-      <w:r>
-        <w:rPr>
-          <w:rFonts w:hint="eastAsia"/>
-        </w:rPr>
-        <w:t>解决的问题与涉众或用户希望解决的问题大有不同。</w:t>
-      </w:r>
-      <w:r>
-        <w:t>]</w:t>
-      </w:r>
+      <w:bookmarkEnd w:id="26"/>
+      <w:bookmarkEnd w:id="27"/>
+    </w:p>
+    <w:p>
+      <w:pPr>
+        <w:rPr>
+          <w:rFonts w:hint="eastAsia"/>
+        </w:rPr>
+      </w:pPr>
+    </w:p>
+    <w:p>
+      <w:pPr>
+        <w:rPr>
+          <w:rFonts w:hint="eastAsia"/>
+        </w:rPr>
+      </w:pPr>
     </w:p>
     <w:tbl>
       <w:tblPr>
@@ -4612,15 +4088,330 @@
           </w:p>
         </w:tc>
       </w:tr>
+    </w:tbl>
+    <w:p>
+      <w:pPr>
+        <w:pStyle w:val="14"/>
+      </w:pPr>
+    </w:p>
+    <w:p>
+      <w:pPr>
+        <w:pStyle w:val="3"/>
+        <w:numPr>
+          <w:ilvl w:val="1"/>
+          <w:numId w:val="1"/>
+        </w:numPr>
+        <w:ind w:left="720" w:hanging="720"/>
+      </w:pPr>
+      <w:bookmarkStart w:id="28" w:name="_Toc498919252"/>
+      <w:bookmarkStart w:id="29" w:name="_Toc9315"/>
+      <w:r>
+        <w:rPr>
+          <w:rFonts w:hint="eastAsia"/>
+        </w:rPr>
+        <w:t>备选方案和竞争</w:t>
+      </w:r>
+      <w:bookmarkEnd w:id="28"/>
+      <w:bookmarkEnd w:id="29"/>
+    </w:p>
+    <w:p>
+      <w:pPr>
+        <w:pStyle w:val="4"/>
+        <w:numPr>
+          <w:ilvl w:val="2"/>
+          <w:numId w:val="1"/>
+        </w:numPr>
+        <w:ind w:left="720" w:hanging="720"/>
+      </w:pPr>
+      <w:bookmarkStart w:id="30" w:name="_Toc498919253"/>
+      <w:bookmarkStart w:id="31" w:name="_Toc32213"/>
+      <w:r>
+        <w:t>&lt;</w:t>
+      </w:r>
+      <w:r>
+        <w:rPr>
+          <w:rFonts w:hint="eastAsia"/>
+        </w:rPr>
+        <w:t>可栗口语</w:t>
+      </w:r>
+      <w:r>
+        <w:t>&gt;</w:t>
+      </w:r>
+      <w:bookmarkEnd w:id="30"/>
+      <w:bookmarkEnd w:id="31"/>
+    </w:p>
+    <w:p>
+      <w:pPr>
+        <w:rPr>
+          <w:rFonts w:hint="eastAsia"/>
+        </w:rPr>
+      </w:pPr>
+      <w:r>
+        <w:rPr>
+          <w:rFonts w:hint="eastAsia"/>
+        </w:rPr>
+        <w:t>核心模式: AI 口语评分 App</w:t>
+      </w:r>
+    </w:p>
+    <w:p>
+      <w:pPr>
+        <w:rPr>
+          <w:rFonts w:hint="eastAsia"/>
+        </w:rPr>
+      </w:pPr>
+      <w:r>
+        <w:rPr>
+          <w:rFonts w:hint="eastAsia"/>
+        </w:rPr>
+        <w:t xml:space="preserve">    优势: 场景丰富、界面精美，有 AI 发音评估</w:t>
+      </w:r>
+    </w:p>
+    <w:p>
+      <w:r>
+        <w:rPr>
+          <w:rFonts w:hint="eastAsia"/>
+        </w:rPr>
+        <w:t xml:space="preserve">    局限: 付费门槛高（年费约 300 元），以单句跟读为主，缺少完整对话</w:t>
+      </w:r>
+    </w:p>
+    <w:p>
+      <w:pPr>
+        <w:pStyle w:val="4"/>
+        <w:numPr>
+          <w:ilvl w:val="2"/>
+          <w:numId w:val="1"/>
+        </w:numPr>
+        <w:ind w:left="720" w:hanging="720"/>
+      </w:pPr>
+      <w:bookmarkStart w:id="32" w:name="_Toc498919254"/>
+      <w:bookmarkStart w:id="33" w:name="_Toc12209"/>
+      <w:r>
+        <w:t>&lt;</w:t>
+      </w:r>
+      <w:r>
+        <w:rPr>
+          <w:rFonts w:hint="eastAsia"/>
+        </w:rPr>
+        <w:t>流利说</w:t>
+      </w:r>
+      <w:r>
+        <w:t>&gt;</w:t>
+      </w:r>
+      <w:bookmarkEnd w:id="32"/>
+      <w:bookmarkEnd w:id="33"/>
+    </w:p>
+    <w:p>
+      <w:pPr>
+        <w:rPr>
+          <w:rFonts w:hint="eastAsia"/>
+        </w:rPr>
+      </w:pPr>
+      <w:r>
+        <w:rPr>
+          <w:rFonts w:hint="eastAsia"/>
+        </w:rPr>
+        <w:t>核心模式: AI 课程 App</w:t>
+      </w:r>
+    </w:p>
+    <w:p>
+      <w:pPr>
+        <w:rPr>
+          <w:rFonts w:hint="eastAsia"/>
+        </w:rPr>
+      </w:pPr>
+      <w:r>
+        <w:rPr>
+          <w:rFonts w:hint="eastAsia"/>
+        </w:rPr>
+        <w:t xml:space="preserve">    优势: 语音识别和评估技术成熟，课程体系完善</w:t>
+      </w:r>
+    </w:p>
+    <w:p>
+      <w:pPr>
+        <w:ind w:firstLine="400"/>
+        <w:rPr>
+          <w:rFonts w:hint="eastAsia"/>
+        </w:rPr>
+      </w:pPr>
+      <w:r>
+        <w:rPr>
+          <w:rFonts w:hint="eastAsia"/>
+        </w:rPr>
+        <w:t>局限: 课程固定模板化，个性化程度不足</w:t>
+      </w:r>
+    </w:p>
+    <w:p>
+      <w:pPr>
+        <w:ind w:firstLine="400"/>
+        <w:rPr>
+          <w:rFonts w:hint="eastAsia"/>
+        </w:rPr>
+      </w:pPr>
+    </w:p>
+    <w:p>
+      <w:pPr>
+        <w:pStyle w:val="2"/>
+        <w:numPr>
+          <w:ilvl w:val="0"/>
+          <w:numId w:val="1"/>
+        </w:numPr>
+        <w:ind w:left="720" w:hanging="720"/>
+      </w:pPr>
+      <w:bookmarkStart w:id="34" w:name="_Toc498919255"/>
+      <w:bookmarkStart w:id="35" w:name="_Toc7475"/>
+      <w:r>
+        <w:rPr>
+          <w:rFonts w:hint="eastAsia"/>
+        </w:rPr>
+        <w:t>产品概述</w:t>
+      </w:r>
+      <w:bookmarkEnd w:id="34"/>
+      <w:bookmarkEnd w:id="35"/>
+    </w:p>
+    <w:p>
+      <w:pPr>
+        <w:pStyle w:val="3"/>
+        <w:numPr>
+          <w:ilvl w:val="1"/>
+          <w:numId w:val="1"/>
+        </w:numPr>
+        <w:ind w:left="720" w:hanging="720"/>
+      </w:pPr>
+      <w:bookmarkStart w:id="36" w:name="_Toc498919256"/>
+      <w:bookmarkStart w:id="37" w:name="_Toc21084"/>
+      <w:r>
+        <w:rPr>
+          <w:rFonts w:hint="eastAsia"/>
+        </w:rPr>
+        <w:t>产品总体效果</w:t>
+      </w:r>
+      <w:bookmarkEnd w:id="36"/>
+      <w:bookmarkEnd w:id="37"/>
+    </w:p>
+    <w:p>
+      <w:pPr>
+        <w:widowControl w:val="0"/>
+        <w:spacing w:line="240" w:lineRule="atLeast"/>
+        <w:ind w:left="0" w:leftChars="0"/>
+        <w:rPr>
+          <w:rFonts w:hint="default" w:ascii="宋体" w:hAnsi="Times New Roman" w:eastAsia="宋体" w:cs="Times New Roman"/>
+          <w:snapToGrid w:val="0"/>
+          <w:lang w:val="en-US" w:eastAsia="zh-CN" w:bidi="ar-SA"/>
+        </w:rPr>
+      </w:pPr>
+      <w:bookmarkStart w:id="38" w:name="_Toc498919257"/>
+      <w:r>
+        <w:rPr>
+          <w:rFonts w:hint="default" w:ascii="宋体" w:hAnsi="Times New Roman" w:eastAsia="宋体" w:cs="Times New Roman"/>
+          <w:snapToGrid w:val="0"/>
+          <w:lang w:val="en-US" w:eastAsia="zh-CN" w:bidi="ar-SA"/>
+        </w:rPr>
+        <w:t>用户打开浏览器访问系统，注册后即可使用。首页展示产品简介和今日学习任务概览。系统分为五大页面：首页、口语练习、词汇练习、语法练习、个人中心，用户通过顶部导航栏在各页面间切换。口语练习提供情境对话场景，用户在聊天气泡中逐轮录音作答。词汇练习基于 FSRS 间隔重复算法自动安排复习。语法练习按主题分类，答题后即时获得解析。个性化学习计划将三者整合为每日任务。用户的学习数据汇总为个人仪表盘，展示记忆留存率、掌握题目数、连续打卡天数等指标。</w:t>
+      </w:r>
+    </w:p>
+    <w:p>
+      <w:pPr>
+        <w:widowControl w:val="0"/>
+        <w:spacing w:line="240" w:lineRule="atLeast"/>
+        <w:ind w:left="0" w:leftChars="0"/>
+        <w:rPr>
+          <w:rFonts w:hint="default" w:ascii="宋体" w:hAnsi="Times New Roman" w:eastAsia="宋体" w:cs="Times New Roman"/>
+          <w:snapToGrid w:val="0"/>
+          <w:lang w:val="en-US" w:eastAsia="zh-CN" w:bidi="ar-SA"/>
+        </w:rPr>
+      </w:pPr>
+    </w:p>
+    <w:p>
+      <w:pPr>
+        <w:widowControl w:val="0"/>
+        <w:spacing w:line="240" w:lineRule="atLeast"/>
+        <w:ind w:left="0" w:leftChars="0"/>
+        <w:rPr>
+          <w:rFonts w:hint="default" w:ascii="宋体" w:hAnsi="Times New Roman" w:eastAsia="宋体" w:cs="Times New Roman"/>
+          <w:snapToGrid w:val="0"/>
+          <w:lang w:val="en-US" w:eastAsia="zh-CN" w:bidi="ar-SA"/>
+        </w:rPr>
+      </w:pPr>
+      <w:r>
+        <w:rPr>
+          <w:rFonts w:hint="default" w:ascii="宋体" w:hAnsi="Times New Roman" w:eastAsia="宋体" w:cs="Times New Roman"/>
+          <w:snapToGrid w:val="0"/>
+          <w:lang w:val="en-US" w:eastAsia="zh-CN" w:bidi="ar-SA"/>
+        </w:rPr>
+        <w:t xml:space="preserve">前端采用 React 18 加 </w:t>
+      </w:r>
+      <w:r>
+        <w:rPr>
+          <w:rFonts w:hint="eastAsia" w:cs="Times New Roman"/>
+          <w:snapToGrid w:val="0"/>
+          <w:lang w:val="en-US" w:eastAsia="zh-CN" w:bidi="ar-SA"/>
+        </w:rPr>
+        <w:t>Java</w:t>
+      </w:r>
+      <w:bookmarkStart w:id="60" w:name="_GoBack"/>
+      <w:bookmarkEnd w:id="60"/>
+      <w:r>
+        <w:rPr>
+          <w:rFonts w:hint="default" w:ascii="宋体" w:hAnsi="Times New Roman" w:eastAsia="宋体" w:cs="Times New Roman"/>
+          <w:snapToGrid w:val="0"/>
+          <w:lang w:val="en-US" w:eastAsia="zh-CN" w:bidi="ar-SA"/>
+        </w:rPr>
+        <w:t>Script 加 Vite 技术栈，使用 Ant Design 组件库，设计风格为 Apple 风格、轻拟物质感。页面路由包含首页、口语、词汇、语法、个人中心。前端通过 services 层与后端通信，开发阶段默认使用 mock 数据，待后端就绪后切换至真实接口。已预留的核心接口包括首页概览、口语场景目录、词汇复习概览、语法主题列表、个人资料统计、答题评分提交和学习统计等。</w:t>
+      </w:r>
+    </w:p>
+    <w:p>
+      <w:pPr>
+        <w:pStyle w:val="3"/>
+        <w:numPr>
+          <w:ilvl w:val="1"/>
+          <w:numId w:val="1"/>
+        </w:numPr>
+        <w:ind w:left="720" w:hanging="720"/>
+      </w:pPr>
+      <w:bookmarkStart w:id="39" w:name="_Toc25855"/>
+      <w:r>
+        <w:rPr>
+          <w:rFonts w:hint="eastAsia"/>
+        </w:rPr>
+        <w:t>功能摘要</w:t>
+      </w:r>
+      <w:bookmarkEnd w:id="38"/>
+      <w:bookmarkEnd w:id="39"/>
+    </w:p>
+    <w:tbl>
+      <w:tblPr>
+        <w:tblStyle w:val="29"/>
+        <w:tblW w:w="0" w:type="auto"/>
+        <w:tblInd w:w="1188" w:type="dxa"/>
+        <w:tblBorders>
+          <w:top w:val="single" w:color="000080" w:sz="12" w:space="0"/>
+          <w:left w:val="single" w:color="000080" w:sz="12" w:space="0"/>
+          <w:bottom w:val="single" w:color="000080" w:sz="12" w:space="0"/>
+          <w:right w:val="single" w:color="000080" w:sz="12" w:space="0"/>
+          <w:insideH w:val="single" w:color="000080" w:sz="6" w:space="0"/>
+          <w:insideV w:val="single" w:color="000080" w:sz="6" w:space="0"/>
+        </w:tblBorders>
+        <w:tblLayout w:type="fixed"/>
+        <w:tblCellMar>
+          <w:top w:w="0" w:type="dxa"/>
+          <w:left w:w="108" w:type="dxa"/>
+          <w:bottom w:w="0" w:type="dxa"/>
+          <w:right w:w="108" w:type="dxa"/>
+        </w:tblCellMar>
+      </w:tblPr>
+      <w:tblGrid>
+        <w:gridCol w:w="3240"/>
+        <w:gridCol w:w="3780"/>
+      </w:tblGrid>
       <w:tr>
         <w:tblPrEx>
           <w:tblBorders>
-            <w:top w:val="single" w:color="000000" w:sz="6" w:space="0"/>
-            <w:left w:val="single" w:color="000000" w:sz="6" w:space="0"/>
-            <w:bottom w:val="single" w:color="000000" w:sz="6" w:space="0"/>
-            <w:right w:val="single" w:color="000000" w:sz="6" w:space="0"/>
-            <w:insideH w:val="single" w:color="000000" w:sz="6" w:space="0"/>
-            <w:insideV w:val="single" w:color="000000" w:sz="6" w:space="0"/>
+            <w:top w:val="single" w:color="000080" w:sz="12" w:space="0"/>
+            <w:left w:val="single" w:color="000080" w:sz="12" w:space="0"/>
+            <w:bottom w:val="single" w:color="000080" w:sz="12" w:space="0"/>
+            <w:right w:val="single" w:color="000080" w:sz="12" w:space="0"/>
+            <w:insideH w:val="single" w:color="000080" w:sz="6" w:space="0"/>
+            <w:insideV w:val="single" w:color="000080" w:sz="6" w:space="0"/>
           </w:tblBorders>
           <w:tblCellMar>
             <w:top w:w="0" w:type="dxa"/>
@@ -4629,73 +4420,534 @@
             <w:right w:w="108" w:type="dxa"/>
           </w:tblCellMar>
         </w:tblPrEx>
+        <w:trPr>
+          <w:cantSplit/>
+        </w:trPr>
         <w:tc>
           <w:tcPr>
-            <w:tcW w:w="1676" w:type="dxa"/>
+            <w:tcW w:w="3240" w:type="dxa"/>
           </w:tcPr>
           <w:p>
             <w:pPr>
-              <w:pStyle w:val="14"/>
-              <w:ind w:left="0"/>
+              <w:keepNext/>
+              <w:ind w:right="72"/>
+              <w:rPr>
+                <w:b/>
+                <w:color w:val="000000"/>
+              </w:rPr>
+            </w:pPr>
+            <w:r>
               <w:rPr>
                 <w:rFonts w:hint="eastAsia"/>
-              </w:rPr>
-            </w:pPr>
+                <w:b/>
+                <w:color w:val="000000"/>
+                <w:lang w:val="en-US" w:eastAsia="zh-CN"/>
+              </w:rPr>
+              <w:t>用户</w:t>
+            </w:r>
+            <w:r>
+              <w:rPr>
+                <w:rFonts w:hint="eastAsia"/>
+                <w:b/>
+                <w:color w:val="000000"/>
+              </w:rPr>
+              <w:t>利益</w:t>
+            </w:r>
           </w:p>
         </w:tc>
         <w:tc>
           <w:tcPr>
-            <w:tcW w:w="870" w:type="dxa"/>
+            <w:tcW w:w="3780" w:type="dxa"/>
           </w:tcPr>
           <w:p>
             <w:pPr>
-              <w:pStyle w:val="14"/>
-              <w:ind w:left="0"/>
+              <w:ind w:right="144"/>
+              <w:rPr>
+                <w:b/>
+                <w:color w:val="000000"/>
+              </w:rPr>
+            </w:pPr>
+            <w:r>
               <w:rPr>
                 <w:rFonts w:hint="eastAsia"/>
+                <w:b/>
+                <w:color w:val="000000"/>
+              </w:rPr>
+              <w:t>支持特性</w:t>
+            </w:r>
+          </w:p>
+        </w:tc>
+      </w:tr>
+      <w:tr>
+        <w:tblPrEx>
+          <w:tblBorders>
+            <w:top w:val="single" w:color="000080" w:sz="12" w:space="0"/>
+            <w:left w:val="single" w:color="000080" w:sz="12" w:space="0"/>
+            <w:bottom w:val="single" w:color="000080" w:sz="12" w:space="0"/>
+            <w:right w:val="single" w:color="000080" w:sz="12" w:space="0"/>
+            <w:insideH w:val="single" w:color="000080" w:sz="6" w:space="0"/>
+            <w:insideV w:val="single" w:color="000080" w:sz="6" w:space="0"/>
+          </w:tblBorders>
+          <w:tblCellMar>
+            <w:top w:w="0" w:type="dxa"/>
+            <w:left w:w="108" w:type="dxa"/>
+            <w:bottom w:w="0" w:type="dxa"/>
+            <w:right w:w="108" w:type="dxa"/>
+          </w:tblCellMar>
+        </w:tblPrEx>
+        <w:trPr>
+          <w:cantSplit/>
+        </w:trPr>
+        <w:tc>
+          <w:tcPr>
+            <w:tcW w:w="3240" w:type="dxa"/>
+          </w:tcPr>
+          <w:p>
+            <w:pPr>
+              <w:widowControl w:val="0"/>
+              <w:spacing w:line="240" w:lineRule="atLeast"/>
+              <w:ind w:left="0" w:leftChars="0"/>
+              <w:rPr>
+                <w:rFonts w:hint="default" w:ascii="宋体" w:hAnsi="Times New Roman" w:eastAsia="宋体" w:cs="Times New Roman"/>
+                <w:snapToGrid w:val="0"/>
+                <w:lang w:val="en-US" w:eastAsia="zh-CN" w:bidi="ar-SA"/>
+              </w:rPr>
+            </w:pPr>
+            <w:r>
+              <w:rPr>
+                <w:rFonts w:hint="default" w:ascii="宋体" w:hAnsi="Times New Roman" w:eastAsia="宋体" w:cs="Times New Roman"/>
+                <w:snapToGrid w:val="0"/>
+                <w:lang w:val="en-US" w:eastAsia="zh-CN" w:bidi="ar-SA"/>
+              </w:rPr>
+              <w:t>随时随地进行场景化口语练习</w:t>
+            </w:r>
+          </w:p>
+          <w:p>
+            <w:pPr>
+              <w:widowControl w:val="0"/>
+              <w:spacing w:line="240" w:lineRule="atLeast"/>
+              <w:ind w:left="0" w:leftChars="0"/>
+              <w:rPr>
+                <w:rFonts w:hint="default" w:ascii="宋体" w:hAnsi="Times New Roman" w:eastAsia="宋体" w:cs="Times New Roman"/>
+                <w:snapToGrid w:val="0"/>
+                <w:lang w:val="en-US" w:eastAsia="zh-CN" w:bidi="ar-SA"/>
               </w:rPr>
             </w:pPr>
           </w:p>
         </w:tc>
         <w:tc>
           <w:tcPr>
-            <w:tcW w:w="2512" w:type="dxa"/>
+            <w:tcW w:w="3780" w:type="dxa"/>
           </w:tcPr>
           <w:p>
             <w:pPr>
-              <w:pStyle w:val="14"/>
-              <w:ind w:left="0"/>
-              <w:rPr>
-                <w:rFonts w:hint="eastAsia"/>
+              <w:widowControl w:val="0"/>
+              <w:spacing w:line="240" w:lineRule="atLeast"/>
+              <w:ind w:left="0" w:leftChars="0"/>
+              <w:rPr>
+                <w:rFonts w:hint="default" w:ascii="宋体" w:hAnsi="Times New Roman" w:eastAsia="宋体" w:cs="Times New Roman"/>
+                <w:snapToGrid w:val="0"/>
+                <w:lang w:val="en-US" w:eastAsia="zh-CN" w:bidi="ar-SA"/>
+              </w:rPr>
+            </w:pPr>
+            <w:r>
+              <w:rPr>
+                <w:rFonts w:hint="default" w:ascii="宋体" w:hAnsi="Times New Roman" w:eastAsia="宋体" w:cs="Times New Roman"/>
+                <w:snapToGrid w:val="0"/>
+                <w:lang w:val="en-US" w:eastAsia="zh-CN" w:bidi="ar-SA"/>
+              </w:rPr>
+              <w:t>系统须提供 6 类以上情境，支持聊天气泡式逐轮对话、录音、回放及参考回答对比</w:t>
+            </w:r>
+          </w:p>
+          <w:p>
+            <w:pPr>
+              <w:widowControl w:val="0"/>
+              <w:spacing w:line="240" w:lineRule="atLeast"/>
+              <w:ind w:left="0" w:leftChars="0"/>
+              <w:rPr>
+                <w:rFonts w:hint="default" w:ascii="宋体" w:hAnsi="Times New Roman" w:eastAsia="宋体" w:cs="Times New Roman"/>
+                <w:snapToGrid w:val="0"/>
+                <w:lang w:val="en-US" w:eastAsia="zh-CN" w:bidi="ar-SA"/>
+              </w:rPr>
+            </w:pPr>
+          </w:p>
+        </w:tc>
+      </w:tr>
+      <w:tr>
+        <w:tblPrEx>
+          <w:tblBorders>
+            <w:top w:val="single" w:color="000080" w:sz="12" w:space="0"/>
+            <w:left w:val="single" w:color="000080" w:sz="12" w:space="0"/>
+            <w:bottom w:val="single" w:color="000080" w:sz="12" w:space="0"/>
+            <w:right w:val="single" w:color="000080" w:sz="12" w:space="0"/>
+            <w:insideH w:val="single" w:color="000080" w:sz="6" w:space="0"/>
+            <w:insideV w:val="single" w:color="000080" w:sz="6" w:space="0"/>
+          </w:tblBorders>
+          <w:tblCellMar>
+            <w:top w:w="0" w:type="dxa"/>
+            <w:left w:w="108" w:type="dxa"/>
+            <w:bottom w:w="0" w:type="dxa"/>
+            <w:right w:w="108" w:type="dxa"/>
+          </w:tblCellMar>
+        </w:tblPrEx>
+        <w:trPr>
+          <w:cantSplit/>
+        </w:trPr>
+        <w:tc>
+          <w:tcPr>
+            <w:tcW w:w="3240" w:type="dxa"/>
+          </w:tcPr>
+          <w:p>
+            <w:pPr>
+              <w:widowControl w:val="0"/>
+              <w:spacing w:line="240" w:lineRule="atLeast"/>
+              <w:ind w:left="0" w:leftChars="0"/>
+              <w:rPr>
+                <w:rFonts w:hint="default" w:ascii="宋体" w:hAnsi="Times New Roman" w:eastAsia="宋体" w:cs="Times New Roman"/>
+                <w:snapToGrid w:val="0"/>
+                <w:lang w:val="en-US" w:eastAsia="zh-CN" w:bidi="ar-SA"/>
+              </w:rPr>
+            </w:pPr>
+            <w:r>
+              <w:rPr>
+                <w:rFonts w:hint="default" w:ascii="宋体" w:hAnsi="Times New Roman" w:eastAsia="宋体" w:cs="Times New Roman"/>
+                <w:snapToGrid w:val="0"/>
+                <w:lang w:val="en-US" w:eastAsia="zh-CN" w:bidi="ar-SA"/>
+              </w:rPr>
+              <w:t>科学高效的词汇复习</w:t>
+            </w:r>
+          </w:p>
+          <w:p>
+            <w:pPr>
+              <w:widowControl w:val="0"/>
+              <w:spacing w:line="240" w:lineRule="atLeast"/>
+              <w:ind w:left="0" w:leftChars="0"/>
+              <w:rPr>
+                <w:rFonts w:hint="default" w:ascii="宋体" w:hAnsi="Times New Roman" w:eastAsia="宋体" w:cs="Times New Roman"/>
+                <w:snapToGrid w:val="0"/>
+                <w:lang w:val="en-US" w:eastAsia="zh-CN" w:bidi="ar-SA"/>
               </w:rPr>
             </w:pPr>
           </w:p>
         </w:tc>
         <w:tc>
           <w:tcPr>
-            <w:tcW w:w="1980" w:type="dxa"/>
-            <w:gridSpan w:val="2"/>
+            <w:tcW w:w="3780" w:type="dxa"/>
           </w:tcPr>
           <w:p>
             <w:pPr>
-              <w:pStyle w:val="14"/>
-              <w:ind w:left="0"/>
-              <w:rPr>
-                <w:rFonts w:hint="eastAsia"/>
+              <w:widowControl w:val="0"/>
+              <w:spacing w:line="240" w:lineRule="atLeast"/>
+              <w:ind w:left="0" w:leftChars="0"/>
+              <w:rPr>
+                <w:rFonts w:hint="default" w:ascii="宋体" w:hAnsi="Times New Roman" w:eastAsia="宋体" w:cs="Times New Roman"/>
+                <w:snapToGrid w:val="0"/>
+                <w:lang w:val="en-US" w:eastAsia="zh-CN" w:bidi="ar-SA"/>
+              </w:rPr>
+            </w:pPr>
+            <w:r>
+              <w:rPr>
+                <w:rFonts w:hint="default" w:ascii="宋体" w:hAnsi="Times New Roman" w:eastAsia="宋体" w:cs="Times New Roman"/>
+                <w:snapToGrid w:val="0"/>
+                <w:lang w:val="en-US" w:eastAsia="zh-CN" w:bidi="ar-SA"/>
+              </w:rPr>
+              <w:t>系统须基于 FSRS 算法自动安排复习，支持用户通过四个评分等级反馈掌握程度，动态调整每道题的复习间隔</w:t>
+            </w:r>
+          </w:p>
+          <w:p>
+            <w:pPr>
+              <w:widowControl w:val="0"/>
+              <w:spacing w:line="240" w:lineRule="atLeast"/>
+              <w:ind w:left="0" w:leftChars="0"/>
+              <w:rPr>
+                <w:rFonts w:hint="default" w:ascii="宋体" w:hAnsi="Times New Roman" w:eastAsia="宋体" w:cs="Times New Roman"/>
+                <w:snapToGrid w:val="0"/>
+                <w:lang w:val="en-US" w:eastAsia="zh-CN" w:bidi="ar-SA"/>
+              </w:rPr>
+            </w:pPr>
+          </w:p>
+        </w:tc>
+      </w:tr>
+      <w:tr>
+        <w:tblPrEx>
+          <w:tblBorders>
+            <w:top w:val="single" w:color="000080" w:sz="12" w:space="0"/>
+            <w:left w:val="single" w:color="000080" w:sz="12" w:space="0"/>
+            <w:bottom w:val="single" w:color="000080" w:sz="12" w:space="0"/>
+            <w:right w:val="single" w:color="000080" w:sz="12" w:space="0"/>
+            <w:insideH w:val="single" w:color="000080" w:sz="6" w:space="0"/>
+            <w:insideV w:val="single" w:color="000080" w:sz="6" w:space="0"/>
+          </w:tblBorders>
+          <w:tblCellMar>
+            <w:top w:w="0" w:type="dxa"/>
+            <w:left w:w="108" w:type="dxa"/>
+            <w:bottom w:w="0" w:type="dxa"/>
+            <w:right w:w="108" w:type="dxa"/>
+          </w:tblCellMar>
+        </w:tblPrEx>
+        <w:trPr>
+          <w:cantSplit/>
+        </w:trPr>
+        <w:tc>
+          <w:tcPr>
+            <w:tcW w:w="3240" w:type="dxa"/>
+          </w:tcPr>
+          <w:p>
+            <w:pPr>
+              <w:widowControl w:val="0"/>
+              <w:spacing w:line="240" w:lineRule="atLeast"/>
+              <w:ind w:left="0" w:leftChars="0"/>
+              <w:rPr>
+                <w:rFonts w:hint="default" w:ascii="宋体" w:hAnsi="Times New Roman" w:eastAsia="宋体" w:cs="Times New Roman"/>
+                <w:snapToGrid w:val="0"/>
+                <w:lang w:val="en-US" w:eastAsia="zh-CN" w:bidi="ar-SA"/>
+              </w:rPr>
+            </w:pPr>
+            <w:r>
+              <w:rPr>
+                <w:rFonts w:hint="default" w:ascii="宋体" w:hAnsi="Times New Roman" w:eastAsia="宋体" w:cs="Times New Roman"/>
+                <w:snapToGrid w:val="0"/>
+                <w:lang w:val="en-US" w:eastAsia="zh-CN" w:bidi="ar-SA"/>
+              </w:rPr>
+              <w:t xml:space="preserve">巩固语法基础，减少表达错误 </w:t>
+            </w:r>
+          </w:p>
+          <w:p>
+            <w:pPr>
+              <w:widowControl w:val="0"/>
+              <w:spacing w:line="240" w:lineRule="atLeast"/>
+              <w:ind w:left="0" w:leftChars="0"/>
+              <w:rPr>
+                <w:rFonts w:hint="default" w:ascii="宋体" w:hAnsi="Times New Roman" w:eastAsia="宋体" w:cs="Times New Roman"/>
+                <w:snapToGrid w:val="0"/>
+                <w:lang w:val="en-US" w:eastAsia="zh-CN" w:bidi="ar-SA"/>
               </w:rPr>
             </w:pPr>
           </w:p>
         </w:tc>
         <w:tc>
           <w:tcPr>
-            <w:tcW w:w="2430" w:type="dxa"/>
+            <w:tcW w:w="3780" w:type="dxa"/>
           </w:tcPr>
           <w:p>
             <w:pPr>
-              <w:pStyle w:val="14"/>
-              <w:ind w:left="0"/>
-              <w:rPr>
-                <w:rFonts w:hint="eastAsia"/>
+              <w:widowControl w:val="0"/>
+              <w:spacing w:line="240" w:lineRule="atLeast"/>
+              <w:ind w:left="0" w:leftChars="0"/>
+              <w:rPr>
+                <w:rFonts w:hint="default" w:ascii="宋体" w:hAnsi="Times New Roman" w:eastAsia="宋体" w:cs="Times New Roman"/>
+                <w:snapToGrid w:val="0"/>
+                <w:lang w:val="en-US" w:eastAsia="zh-CN" w:bidi="ar-SA"/>
+              </w:rPr>
+            </w:pPr>
+            <w:r>
+              <w:rPr>
+                <w:rFonts w:hint="default" w:ascii="宋体" w:hAnsi="Times New Roman" w:eastAsia="宋体" w:cs="Times New Roman"/>
+                <w:snapToGrid w:val="0"/>
+                <w:lang w:val="en-US" w:eastAsia="zh-CN" w:bidi="ar-SA"/>
+              </w:rPr>
+              <w:t>系统须按主题分级展示语法练习题，答题后即时显示正误判断与解析，自动收录错题</w:t>
+            </w:r>
+          </w:p>
+          <w:p>
+            <w:pPr>
+              <w:widowControl w:val="0"/>
+              <w:spacing w:line="240" w:lineRule="atLeast"/>
+              <w:ind w:left="0" w:leftChars="0"/>
+              <w:rPr>
+                <w:rFonts w:hint="default" w:ascii="宋体" w:hAnsi="Times New Roman" w:eastAsia="宋体" w:cs="Times New Roman"/>
+                <w:snapToGrid w:val="0"/>
+                <w:lang w:val="en-US" w:eastAsia="zh-CN" w:bidi="ar-SA"/>
+              </w:rPr>
+            </w:pPr>
+          </w:p>
+        </w:tc>
+      </w:tr>
+      <w:tr>
+        <w:tblPrEx>
+          <w:tblBorders>
+            <w:top w:val="single" w:color="000080" w:sz="12" w:space="0"/>
+            <w:left w:val="single" w:color="000080" w:sz="12" w:space="0"/>
+            <w:bottom w:val="single" w:color="000080" w:sz="12" w:space="0"/>
+            <w:right w:val="single" w:color="000080" w:sz="12" w:space="0"/>
+            <w:insideH w:val="single" w:color="000080" w:sz="6" w:space="0"/>
+            <w:insideV w:val="single" w:color="000080" w:sz="6" w:space="0"/>
+          </w:tblBorders>
+          <w:tblCellMar>
+            <w:top w:w="0" w:type="dxa"/>
+            <w:left w:w="108" w:type="dxa"/>
+            <w:bottom w:w="0" w:type="dxa"/>
+            <w:right w:w="108" w:type="dxa"/>
+          </w:tblCellMar>
+        </w:tblPrEx>
+        <w:trPr>
+          <w:cantSplit/>
+        </w:trPr>
+        <w:tc>
+          <w:tcPr>
+            <w:tcW w:w="3240" w:type="dxa"/>
+          </w:tcPr>
+          <w:p>
+            <w:pPr>
+              <w:widowControl w:val="0"/>
+              <w:spacing w:line="240" w:lineRule="atLeast"/>
+              <w:ind w:left="0" w:leftChars="0"/>
+              <w:rPr>
+                <w:rFonts w:hint="default" w:ascii="宋体" w:hAnsi="Times New Roman" w:eastAsia="宋体" w:cs="Times New Roman"/>
+                <w:snapToGrid w:val="0"/>
+                <w:lang w:val="en-US" w:eastAsia="zh-CN" w:bidi="ar-SA"/>
+              </w:rPr>
+            </w:pPr>
+            <w:r>
+              <w:rPr>
+                <w:rFonts w:hint="default" w:ascii="宋体" w:hAnsi="Times New Roman" w:eastAsia="宋体" w:cs="Times New Roman"/>
+                <w:snapToGrid w:val="0"/>
+                <w:lang w:val="en-US" w:eastAsia="zh-CN" w:bidi="ar-SA"/>
+              </w:rPr>
+              <w:t>个性化的每日学习计划</w:t>
+            </w:r>
+          </w:p>
+          <w:p>
+            <w:pPr>
+              <w:widowControl w:val="0"/>
+              <w:spacing w:line="240" w:lineRule="atLeast"/>
+              <w:ind w:left="0" w:leftChars="0"/>
+              <w:rPr>
+                <w:rFonts w:hint="default" w:ascii="宋体" w:hAnsi="Times New Roman" w:eastAsia="宋体" w:cs="Times New Roman"/>
+                <w:snapToGrid w:val="0"/>
+                <w:lang w:val="en-US" w:eastAsia="zh-CN" w:bidi="ar-SA"/>
+              </w:rPr>
+            </w:pPr>
+          </w:p>
+        </w:tc>
+        <w:tc>
+          <w:tcPr>
+            <w:tcW w:w="3780" w:type="dxa"/>
+          </w:tcPr>
+          <w:p>
+            <w:pPr>
+              <w:widowControl w:val="0"/>
+              <w:spacing w:line="240" w:lineRule="atLeast"/>
+              <w:ind w:left="0" w:leftChars="0"/>
+              <w:rPr>
+                <w:rFonts w:hint="default" w:ascii="宋体" w:hAnsi="Times New Roman" w:eastAsia="宋体" w:cs="Times New Roman"/>
+                <w:snapToGrid w:val="0"/>
+                <w:lang w:val="en-US" w:eastAsia="zh-CN" w:bidi="ar-SA"/>
+              </w:rPr>
+            </w:pPr>
+            <w:r>
+              <w:rPr>
+                <w:rFonts w:hint="default" w:ascii="宋体" w:hAnsi="Times New Roman" w:eastAsia="宋体" w:cs="Times New Roman"/>
+                <w:snapToGrid w:val="0"/>
+                <w:lang w:val="en-US" w:eastAsia="zh-CN" w:bidi="ar-SA"/>
+              </w:rPr>
+              <w:t>系统须根据用户水平和目标自动生成每日任务组合，所有复习排期由 FSRS 算法计算</w:t>
+            </w:r>
+          </w:p>
+          <w:p>
+            <w:pPr>
+              <w:widowControl w:val="0"/>
+              <w:spacing w:line="240" w:lineRule="atLeast"/>
+              <w:ind w:left="0" w:leftChars="0"/>
+              <w:rPr>
+                <w:rFonts w:hint="default" w:ascii="宋体" w:hAnsi="Times New Roman" w:eastAsia="宋体" w:cs="Times New Roman"/>
+                <w:snapToGrid w:val="0"/>
+                <w:lang w:val="en-US" w:eastAsia="zh-CN" w:bidi="ar-SA"/>
+              </w:rPr>
+            </w:pPr>
+          </w:p>
+        </w:tc>
+      </w:tr>
+      <w:tr>
+        <w:tblPrEx>
+          <w:tblBorders>
+            <w:top w:val="single" w:color="000080" w:sz="12" w:space="0"/>
+            <w:left w:val="single" w:color="000080" w:sz="12" w:space="0"/>
+            <w:bottom w:val="single" w:color="000080" w:sz="12" w:space="0"/>
+            <w:right w:val="single" w:color="000080" w:sz="12" w:space="0"/>
+            <w:insideH w:val="single" w:color="000080" w:sz="6" w:space="0"/>
+            <w:insideV w:val="single" w:color="000080" w:sz="6" w:space="0"/>
+          </w:tblBorders>
+          <w:tblCellMar>
+            <w:top w:w="0" w:type="dxa"/>
+            <w:left w:w="108" w:type="dxa"/>
+            <w:bottom w:w="0" w:type="dxa"/>
+            <w:right w:w="108" w:type="dxa"/>
+          </w:tblCellMar>
+        </w:tblPrEx>
+        <w:trPr>
+          <w:cantSplit/>
+        </w:trPr>
+        <w:tc>
+          <w:tcPr>
+            <w:tcW w:w="3240" w:type="dxa"/>
+          </w:tcPr>
+          <w:p>
+            <w:pPr>
+              <w:widowControl w:val="0"/>
+              <w:spacing w:line="240" w:lineRule="atLeast"/>
+              <w:ind w:left="0" w:leftChars="0"/>
+              <w:rPr>
+                <w:rFonts w:hint="default" w:ascii="宋体" w:hAnsi="Times New Roman" w:eastAsia="宋体" w:cs="Times New Roman"/>
+                <w:snapToGrid w:val="0"/>
+                <w:lang w:val="en-US" w:eastAsia="zh-CN" w:bidi="ar-SA"/>
+              </w:rPr>
+            </w:pPr>
+            <w:r>
+              <w:rPr>
+                <w:rFonts w:hint="default" w:ascii="宋体" w:hAnsi="Times New Roman" w:eastAsia="宋体" w:cs="Times New Roman"/>
+                <w:snapToGrid w:val="0"/>
+                <w:lang w:val="en-US" w:eastAsia="zh-CN" w:bidi="ar-SA"/>
+              </w:rPr>
+              <w:t>可视化的学习进度追踪</w:t>
+            </w:r>
+          </w:p>
+          <w:p>
+            <w:pPr>
+              <w:widowControl w:val="0"/>
+              <w:spacing w:line="240" w:lineRule="atLeast"/>
+              <w:ind w:left="0" w:leftChars="0"/>
+              <w:rPr>
+                <w:rFonts w:hint="default" w:ascii="宋体" w:hAnsi="Times New Roman" w:eastAsia="宋体" w:cs="Times New Roman"/>
+                <w:snapToGrid w:val="0"/>
+                <w:lang w:val="en-US" w:eastAsia="zh-CN" w:bidi="ar-SA"/>
+              </w:rPr>
+            </w:pPr>
+          </w:p>
+        </w:tc>
+        <w:tc>
+          <w:tcPr>
+            <w:tcW w:w="3780" w:type="dxa"/>
+          </w:tcPr>
+          <w:p>
+            <w:pPr>
+              <w:widowControl w:val="0"/>
+              <w:spacing w:line="240" w:lineRule="atLeast"/>
+              <w:ind w:left="0" w:leftChars="0"/>
+              <w:rPr>
+                <w:rFonts w:hint="default" w:ascii="宋体" w:hAnsi="Times New Roman" w:eastAsia="宋体" w:cs="Times New Roman"/>
+                <w:snapToGrid w:val="0"/>
+                <w:lang w:val="en-US" w:eastAsia="zh-CN" w:bidi="ar-SA"/>
+              </w:rPr>
+            </w:pPr>
+            <w:r>
+              <w:rPr>
+                <w:rFonts w:hint="default" w:ascii="宋体" w:hAnsi="Times New Roman" w:eastAsia="宋体" w:cs="Times New Roman"/>
+                <w:snapToGrid w:val="0"/>
+                <w:lang w:val="en-US" w:eastAsia="zh-CN" w:bidi="ar-SA"/>
+              </w:rPr>
+              <w:t>系统须在仪表盘中展示记忆留存率、掌握题目数、连续打卡天数及本周复习量</w:t>
+            </w:r>
+          </w:p>
+          <w:p>
+            <w:pPr>
+              <w:widowControl w:val="0"/>
+              <w:spacing w:line="240" w:lineRule="atLeast"/>
+              <w:ind w:left="0" w:leftChars="0"/>
+              <w:rPr>
+                <w:rFonts w:hint="default" w:ascii="宋体" w:hAnsi="Times New Roman" w:eastAsia="宋体" w:cs="Times New Roman"/>
+                <w:snapToGrid w:val="0"/>
+                <w:lang w:val="en-US" w:eastAsia="zh-CN" w:bidi="ar-SA"/>
               </w:rPr>
             </w:pPr>
           </w:p>
@@ -4704,7 +4956,8 @@
     </w:tbl>
     <w:p>
       <w:pPr>
-        <w:pStyle w:val="14"/>
+        <w:keepNext/>
+        <w:ind w:left="2880" w:right="72"/>
       </w:pPr>
     </w:p>
     <w:p>
@@ -4716,153 +4969,48 @@
         </w:numPr>
         <w:ind w:left="720" w:hanging="720"/>
       </w:pPr>
-      <w:bookmarkStart w:id="31" w:name="_Toc498919252"/>
-      <w:bookmarkStart w:id="32" w:name="_Toc6918"/>
-      <w:r>
-        <w:rPr>
-          <w:rFonts w:hint="eastAsia"/>
-        </w:rPr>
-        <w:t>备选方案和竞争</w:t>
-      </w:r>
-      <w:bookmarkEnd w:id="31"/>
-      <w:bookmarkEnd w:id="32"/>
-    </w:p>
-    <w:p>
-      <w:pPr>
-        <w:pStyle w:val="44"/>
-      </w:pPr>
-      <w:r>
-        <w:t>[</w:t>
-      </w:r>
-      <w:r>
-        <w:rPr>
-          <w:rFonts w:hint="eastAsia"/>
-        </w:rPr>
-        <w:t>确定涉众认为可以使用的备选方案。其中可能包括购买竞争对手的产品、自行设计解决方案，或者仅维持现状。列出已经存在或潜在的竞争产品。列出涉众认为各种竞争对手具有的主要优缺点。</w:t>
-      </w:r>
-      <w:r>
-        <w:t>]</w:t>
-      </w:r>
-    </w:p>
-    <w:p>
-      <w:pPr>
-        <w:pStyle w:val="4"/>
-        <w:numPr>
-          <w:ilvl w:val="2"/>
-          <w:numId w:val="1"/>
-        </w:numPr>
-        <w:ind w:left="720" w:hanging="720"/>
-      </w:pPr>
-      <w:bookmarkStart w:id="33" w:name="_Toc498919253"/>
-      <w:bookmarkStart w:id="34" w:name="_Toc11690"/>
-      <w:r>
-        <w:t>&lt;</w:t>
-      </w:r>
-      <w:r>
-        <w:rPr>
-          <w:rFonts w:hint="eastAsia"/>
-        </w:rPr>
-        <w:t>可栗口语</w:t>
-      </w:r>
-      <w:r>
-        <w:t>&gt;</w:t>
-      </w:r>
-      <w:bookmarkEnd w:id="33"/>
-      <w:bookmarkEnd w:id="34"/>
-    </w:p>
-    <w:p>
-      <w:pPr>
-        <w:rPr>
-          <w:rFonts w:hint="eastAsia"/>
-        </w:rPr>
-      </w:pPr>
-      <w:r>
-        <w:rPr>
-          <w:rFonts w:hint="eastAsia"/>
-        </w:rPr>
-        <w:t>核心模式: AI 口语评分 App</w:t>
-      </w:r>
-    </w:p>
-    <w:p>
-      <w:pPr>
-        <w:rPr>
-          <w:rFonts w:hint="eastAsia"/>
-        </w:rPr>
-      </w:pPr>
-      <w:r>
-        <w:rPr>
-          <w:rFonts w:hint="eastAsia"/>
-        </w:rPr>
-        <w:t xml:space="preserve">    优势: 场景丰富、界面精美，有 AI 发音评估</w:t>
-      </w:r>
-    </w:p>
-    <w:p>
-      <w:r>
-        <w:rPr>
-          <w:rFonts w:hint="eastAsia"/>
-        </w:rPr>
-        <w:t xml:space="preserve">    局限: 付费门槛高（年费约 300 元），以单句跟读为主，缺少完整对话</w:t>
-      </w:r>
-    </w:p>
-    <w:p>
-      <w:pPr>
-        <w:pStyle w:val="4"/>
-        <w:numPr>
-          <w:ilvl w:val="2"/>
-          <w:numId w:val="1"/>
-        </w:numPr>
-        <w:ind w:left="720" w:hanging="720"/>
-      </w:pPr>
-      <w:bookmarkStart w:id="35" w:name="_Toc498919254"/>
-      <w:bookmarkStart w:id="36" w:name="_Toc29817"/>
-      <w:r>
-        <w:t>&lt;</w:t>
-      </w:r>
-      <w:r>
-        <w:rPr>
-          <w:rFonts w:hint="eastAsia"/>
-        </w:rPr>
-        <w:t>流利说</w:t>
-      </w:r>
-      <w:r>
-        <w:t>&gt;</w:t>
-      </w:r>
-      <w:bookmarkEnd w:id="35"/>
-      <w:bookmarkEnd w:id="36"/>
-    </w:p>
-    <w:p>
-      <w:pPr>
-        <w:rPr>
-          <w:rFonts w:hint="eastAsia"/>
-        </w:rPr>
-      </w:pPr>
-      <w:r>
-        <w:rPr>
-          <w:rFonts w:hint="eastAsia"/>
-        </w:rPr>
-        <w:t>核心模式: AI 课程 App</w:t>
-      </w:r>
-    </w:p>
-    <w:p>
-      <w:pPr>
-        <w:rPr>
-          <w:rFonts w:hint="eastAsia"/>
-        </w:rPr>
-      </w:pPr>
-      <w:r>
-        <w:rPr>
-          <w:rFonts w:hint="eastAsia"/>
-        </w:rPr>
-        <w:t xml:space="preserve">    优势: 语音识别和评估技术成熟，课程体系完善</w:t>
-      </w:r>
-    </w:p>
-    <w:p>
-      <w:r>
-        <w:rPr>
-          <w:rFonts w:hint="eastAsia"/>
-        </w:rPr>
-        <w:t xml:space="preserve">    局限: 课程固定模板化，个性化程度不足</w:t>
-      </w:r>
+      <w:bookmarkStart w:id="40" w:name="_Toc498919258"/>
+      <w:bookmarkStart w:id="41" w:name="_Toc21809"/>
+      <w:r>
+        <w:rPr>
+          <w:rFonts w:hint="eastAsia"/>
+        </w:rPr>
+        <w:t>假设与依赖关系</w:t>
+      </w:r>
+      <w:bookmarkEnd w:id="40"/>
+      <w:bookmarkEnd w:id="41"/>
+    </w:p>
+    <w:p>
+      <w:pPr>
+        <w:widowControl w:val="0"/>
+        <w:spacing w:line="240" w:lineRule="atLeast"/>
+        <w:ind w:left="0" w:leftChars="0"/>
+        <w:rPr>
+          <w:rFonts w:hint="default" w:ascii="宋体" w:hAnsi="Times New Roman" w:eastAsia="宋体" w:cs="Times New Roman"/>
+          <w:snapToGrid w:val="0"/>
+          <w:lang w:val="en-US" w:eastAsia="zh-CN" w:bidi="ar-SA"/>
+        </w:rPr>
+      </w:pPr>
+      <w:r>
+        <w:rPr>
+          <w:rFonts w:hint="default" w:ascii="宋体" w:hAnsi="Times New Roman" w:eastAsia="宋体" w:cs="Times New Roman"/>
+          <w:snapToGrid w:val="0"/>
+          <w:lang w:val="en-US" w:eastAsia="zh-CN" w:bidi="ar-SA"/>
+        </w:rPr>
+        <w:t>用户须使用支持 MediaRecorder API 的现代浏览器。录音文件存储在服务器端，须保证足够的磁盘空间。所有情境对话内容与参考答案均预设于系统中，不依赖外部 AI API。词汇数据来源于 ECDICT 词库和英语分级词汇列表。语音合成可选项使用 Piper 本地引擎。开发阶段前端 mock 数据可独立运行，待后端就绪后再切换。</w:t>
+      </w:r>
+    </w:p>
+    <w:p>
+      <w:pPr>
+        <w:widowControl w:val="0"/>
+        <w:spacing w:line="240" w:lineRule="atLeast"/>
+        <w:ind w:left="0" w:leftChars="0"/>
+        <w:rPr>
+          <w:rFonts w:hint="eastAsia" w:ascii="宋体" w:hAnsi="Times New Roman" w:eastAsia="宋体" w:cs="Times New Roman"/>
+          <w:snapToGrid w:val="0"/>
+          <w:lang w:val="en-US" w:eastAsia="zh-CN" w:bidi="ar-SA"/>
+        </w:rPr>
+      </w:pPr>
     </w:p>
     <w:p>
       <w:pPr>
@@ -4873,36 +5021,16 @@
         </w:numPr>
         <w:ind w:left="720" w:hanging="720"/>
       </w:pPr>
-      <w:bookmarkStart w:id="37" w:name="_Toc498919255"/>
-      <w:bookmarkStart w:id="38" w:name="_Toc9095"/>
-      <w:r>
-        <w:rPr>
-          <w:rFonts w:hint="eastAsia"/>
-        </w:rPr>
-        <w:t>产品概述</w:t>
-      </w:r>
-      <w:bookmarkEnd w:id="37"/>
-      <w:bookmarkEnd w:id="38"/>
-    </w:p>
-    <w:p>
-      <w:pPr>
-        <w:pStyle w:val="3"/>
-        <w:numPr>
-          <w:ilvl w:val="1"/>
-          <w:numId w:val="1"/>
-        </w:numPr>
-        <w:ind w:left="720" w:hanging="720"/>
-      </w:pPr>
-      <w:bookmarkStart w:id="39" w:name="_Toc498919256"/>
-      <w:bookmarkStart w:id="40" w:name="_Toc19676"/>
-      <w:r>
-        <w:rPr>
-          <w:rFonts w:hint="eastAsia"/>
-        </w:rPr>
-        <w:t>产品总体效果</w:t>
-      </w:r>
-      <w:bookmarkEnd w:id="39"/>
-      <w:bookmarkEnd w:id="40"/>
+      <w:bookmarkStart w:id="42" w:name="_Toc498919261"/>
+      <w:bookmarkStart w:id="43" w:name="_Toc4351"/>
+      <w:r>
+        <w:rPr>
+          <w:rFonts w:hint="eastAsia"/>
+        </w:rPr>
+        <w:t>产品特性</w:t>
+      </w:r>
+      <w:bookmarkEnd w:id="42"/>
+      <w:bookmarkEnd w:id="43"/>
     </w:p>
     <w:p>
       <w:pPr>
@@ -4914,7 +5042,7 @@
         <w:spacing w:line="190" w:lineRule="atLeast"/>
         <w:jc w:val="left"/>
         <w:rPr>
-          <w:rFonts w:hint="eastAsia" w:asciiTheme="majorEastAsia" w:hAnsiTheme="majorEastAsia" w:eastAsiaTheme="majorEastAsia" w:cstheme="majorEastAsia"/>
+          <w:rFonts w:hint="eastAsia" w:ascii="宋体" w:hAnsi="宋体" w:eastAsia="宋体" w:cs="宋体"/>
           <w:b w:val="0"/>
           <w:bCs w:val="0"/>
           <w:color w:val="292929"/>
@@ -4924,7 +5052,7 @@
       </w:pPr>
       <w:r>
         <w:rPr>
-          <w:rFonts w:hint="eastAsia" w:asciiTheme="majorEastAsia" w:hAnsiTheme="majorEastAsia" w:eastAsiaTheme="majorEastAsia" w:cstheme="majorEastAsia"/>
+          <w:rFonts w:hint="eastAsia" w:ascii="宋体" w:hAnsi="宋体" w:eastAsia="宋体" w:cs="宋体"/>
           <w:b w:val="0"/>
           <w:bCs w:val="0"/>
           <w:snapToGrid w:val="0"/>
@@ -4935,38 +5063,32 @@
           <w:shd w:val="clear" w:fill="FFFFFF"/>
           <w:lang w:val="en-US" w:eastAsia="zh-CN" w:bidi="ar"/>
         </w:rPr>
-        <w:t>用户</w:t>
-      </w:r>
-      <w:r>
-        <w:rPr>
-          <w:rFonts w:hint="eastAsia" w:asciiTheme="majorEastAsia" w:hAnsiTheme="majorEastAsia" w:eastAsiaTheme="majorEastAsia" w:cstheme="majorEastAsia"/>
-          <w:b w:val="0"/>
-          <w:bCs w:val="0"/>
-          <w:snapToGrid w:val="0"/>
-          <w:color w:val="292929"/>
-          <w:kern w:val="0"/>
+        <w:t>以下定义并描述英语口语学习助手的主要特性。特性是系统必须提供的高级功能，用于为用户带来实际收益。各项特性的具体用例将在用例模型中进一步展开。</w:t>
+      </w:r>
+    </w:p>
+    <w:p>
+      <w:pPr>
+        <w:pStyle w:val="3"/>
+        <w:numPr>
+          <w:ilvl w:val="1"/>
+          <w:numId w:val="1"/>
+        </w:numPr>
+        <w:ind w:left="720" w:hanging="720"/>
+        <w:rPr>
+          <w:rFonts w:hint="eastAsia" w:ascii="宋体" w:hAnsi="宋体" w:eastAsia="宋体" w:cs="宋体"/>
           <w:sz w:val="20"/>
           <w:szCs w:val="20"/>
-          <w:shd w:val="clear" w:fill="FFFFFF"/>
-          <w:lang w:val="en-US" w:eastAsia="zh-CN" w:bidi="ar"/>
-        </w:rPr>
-        <w:t>打</w:t>
-      </w:r>
-      <w:r>
-        <w:rPr>
-          <w:rFonts w:hint="eastAsia" w:asciiTheme="majorEastAsia" w:hAnsiTheme="majorEastAsia" w:eastAsiaTheme="majorEastAsia" w:cstheme="majorEastAsia"/>
-          <w:b w:val="0"/>
-          <w:bCs w:val="0"/>
-          <w:snapToGrid w:val="0"/>
-          <w:color w:val="292929"/>
-          <w:kern w:val="0"/>
-          <w:sz w:val="20"/>
-          <w:szCs w:val="20"/>
-          <w:shd w:val="clear" w:fill="FFFFFF"/>
-          <w:lang w:val="en-US" w:eastAsia="zh-CN" w:bidi="ar"/>
-        </w:rPr>
-        <w:t>开浏览器访问系统，注册后即可使用。首页展示当日学习任务概览。三大功能模块相互呼应：口语练习提供情境对话场景，词汇语法模块巩固语言基础，个性化计划将二者整合为每日任务。用户的学习数据——练习次数、录音记录、答题正确率——汇总为进度仪表盘，帮助用户感知成长轨迹。</w:t>
-      </w:r>
+        </w:rPr>
+      </w:pPr>
+      <w:bookmarkStart w:id="44" w:name="_Toc27226"/>
+      <w:r>
+        <w:rPr>
+          <w:rFonts w:hint="eastAsia"/>
+          <w:lang w:val="en-US" w:eastAsia="zh-CN"/>
+        </w:rPr>
+        <w:t>口语练习</w:t>
+      </w:r>
+      <w:bookmarkEnd w:id="44"/>
     </w:p>
     <w:p>
       <w:pPr>
@@ -4978,14 +5100,109 @@
         <w:spacing w:line="190" w:lineRule="atLeast"/>
         <w:jc w:val="left"/>
         <w:rPr>
-          <w:rFonts w:hint="eastAsia" w:asciiTheme="majorEastAsia" w:hAnsiTheme="majorEastAsia" w:eastAsiaTheme="majorEastAsia" w:cstheme="majorEastAsia"/>
+          <w:rFonts w:hint="eastAsia" w:ascii="宋体" w:hAnsi="宋体" w:eastAsia="宋体" w:cs="宋体"/>
+          <w:sz w:val="20"/>
+          <w:szCs w:val="20"/>
+        </w:rPr>
+      </w:pPr>
+      <w:r>
+        <w:rPr>
+          <w:rFonts w:hint="eastAsia" w:ascii="宋体" w:hAnsi="宋体" w:eastAsia="宋体" w:cs="宋体"/>
           <w:b w:val="0"/>
           <w:bCs w:val="0"/>
+          <w:snapToGrid w:val="0"/>
           <w:color w:val="292929"/>
+          <w:kern w:val="0"/>
           <w:sz w:val="20"/>
           <w:szCs w:val="20"/>
-        </w:rPr>
-      </w:pPr>
+          <w:shd w:val="clear" w:fill="FFFFFF"/>
+          <w:lang w:val="en-US" w:eastAsia="zh-CN" w:bidi="ar"/>
+        </w:rPr>
+        <w:t>系统须提供至少 6 类口语练习情境供用户选择。用户选择情境后，系统须展示场景描述和角色说明，并以聊天气泡形式逐轮推进对话：系统展示问题或提示，用户录音作答，录音完成后保存并支持回放，随后系统展示参考回答供用户对比。练习结束后，系统须将本次练习记录保存至历史列表，用户可随时回听。</w:t>
+      </w:r>
+    </w:p>
+    <w:p>
+      <w:pPr>
+        <w:pStyle w:val="3"/>
+        <w:numPr>
+          <w:ilvl w:val="1"/>
+          <w:numId w:val="1"/>
+        </w:numPr>
+        <w:ind w:left="720" w:hanging="720"/>
+        <w:rPr>
+          <w:rFonts w:hint="eastAsia" w:ascii="宋体" w:hAnsi="Times New Roman" w:eastAsia="宋体" w:cs="Times New Roman"/>
+          <w:snapToGrid w:val="0"/>
+          <w:lang w:val="en-US" w:eastAsia="zh-CN" w:bidi="ar-SA"/>
+        </w:rPr>
+      </w:pPr>
+      <w:bookmarkStart w:id="45" w:name="_Toc25130"/>
+      <w:r>
+        <w:rPr>
+          <w:rFonts w:hint="eastAsia"/>
+          <w:lang w:val="en-US" w:eastAsia="zh-CN"/>
+        </w:rPr>
+        <w:t>词汇练习</w:t>
+      </w:r>
+      <w:bookmarkEnd w:id="45"/>
+    </w:p>
+    <w:p>
+      <w:pPr>
+        <w:widowControl w:val="0"/>
+        <w:spacing w:line="240" w:lineRule="atLeast"/>
+        <w:ind w:left="0" w:leftChars="0"/>
+        <w:rPr>
+          <w:rFonts w:hint="eastAsia" w:ascii="宋体" w:hAnsi="宋体" w:eastAsia="宋体" w:cs="宋体"/>
+          <w:sz w:val="20"/>
+          <w:szCs w:val="20"/>
+        </w:rPr>
+      </w:pPr>
+      <w:r>
+        <w:rPr>
+          <w:rFonts w:hint="eastAsia" w:ascii="宋体" w:hAnsi="Times New Roman" w:eastAsia="宋体" w:cs="Times New Roman"/>
+          <w:snapToGrid w:val="0"/>
+          <w:lang w:val="en-US" w:eastAsia="zh-CN" w:bidi="ar-SA"/>
+        </w:rPr>
+        <w:t>系统须分页展示词卡列表，</w:t>
+      </w:r>
+      <w:r>
+        <w:rPr>
+          <w:rFonts w:hint="eastAsia" w:ascii="宋体" w:hAnsi="宋体" w:eastAsia="宋体" w:cs="宋体"/>
+          <w:b w:val="0"/>
+          <w:bCs w:val="0"/>
+          <w:snapToGrid w:val="0"/>
+          <w:color w:val="292929"/>
+          <w:kern w:val="0"/>
+          <w:sz w:val="20"/>
+          <w:szCs w:val="20"/>
+          <w:shd w:val="clear" w:fill="FFFFFF"/>
+          <w:lang w:val="en-US" w:eastAsia="zh-CN" w:bidi="ar"/>
+        </w:rPr>
+        <w:t>每张词卡须包含单词、音标、释义和例句，并提供标准发音播放功能。系统须基于 FSRS 算法自动生成复习队列。用户答题后须提供四个评分选项——重来（完全不会）、困难（勉强答对）、良好（正常答对）、简单（秒答）——系统须将评分数据发送至后端，由 FSRS 算法据此计算并更新每道题的下次复习时间。</w:t>
+      </w:r>
+    </w:p>
+    <w:p>
+      <w:pPr>
+        <w:pStyle w:val="3"/>
+        <w:numPr>
+          <w:ilvl w:val="1"/>
+          <w:numId w:val="1"/>
+        </w:numPr>
+        <w:ind w:left="720" w:hanging="720"/>
+        <w:rPr>
+          <w:rFonts w:hint="eastAsia" w:ascii="宋体" w:hAnsi="Times New Roman" w:eastAsia="宋体" w:cs="Times New Roman"/>
+          <w:snapToGrid w:val="0"/>
+          <w:lang w:val="en-US" w:eastAsia="zh-CN" w:bidi="ar-SA"/>
+        </w:rPr>
+      </w:pPr>
+      <w:bookmarkStart w:id="46" w:name="_Toc12419"/>
+      <w:r>
+        <w:rPr>
+          <w:rFonts w:hint="eastAsia"/>
+          <w:lang w:val="en-US" w:eastAsia="zh-CN"/>
+        </w:rPr>
+        <w:t>语法练习</w:t>
+      </w:r>
+      <w:bookmarkEnd w:id="46"/>
     </w:p>
     <w:p>
       <w:pPr>
@@ -4997,7 +5214,7 @@
         <w:spacing w:line="190" w:lineRule="atLeast"/>
         <w:jc w:val="left"/>
         <w:rPr>
-          <w:rFonts w:hint="eastAsia" w:asciiTheme="majorEastAsia" w:hAnsiTheme="majorEastAsia" w:eastAsiaTheme="majorEastAsia" w:cstheme="majorEastAsia"/>
+          <w:rFonts w:hint="eastAsia" w:ascii="宋体" w:hAnsi="宋体" w:eastAsia="宋体" w:cs="宋体"/>
           <w:b w:val="0"/>
           <w:bCs w:val="0"/>
           <w:color w:val="292929"/>
@@ -5007,7 +5224,7 @@
       </w:pPr>
       <w:r>
         <w:rPr>
-          <w:rFonts w:hint="eastAsia" w:asciiTheme="majorEastAsia" w:hAnsiTheme="majorEastAsia" w:eastAsiaTheme="majorEastAsia" w:cstheme="majorEastAsia"/>
+          <w:rFonts w:hint="eastAsia" w:ascii="宋体" w:hAnsi="宋体" w:eastAsia="宋体" w:cs="宋体"/>
           <w:b w:val="0"/>
           <w:bCs w:val="0"/>
           <w:snapToGrid w:val="0"/>
@@ -5018,8 +5235,46 @@
           <w:shd w:val="clear" w:fill="FFFFFF"/>
           <w:lang w:val="en-US" w:eastAsia="zh-CN" w:bidi="ar"/>
         </w:rPr>
-        <w:t>功能模块关系示意：</w:t>
-      </w:r>
+        <w:t>系统须按语法主题分类展示练习题（覆盖时态、从句、虚拟语气等 30 个以上语法点），题型须包括选择题、填空题和匹配题。用户提交答案后，系统须即时显示正误判断和文字解析。系统须统计各主题的正确率，标记薄弱知识点，并在后续复习中优先推送。</w:t>
+      </w:r>
+    </w:p>
+    <w:p>
+      <w:pPr>
+        <w:keepNext w:val="0"/>
+        <w:keepLines w:val="0"/>
+        <w:widowControl/>
+        <w:suppressLineNumbers w:val="0"/>
+        <w:jc w:val="left"/>
+        <w:rPr>
+          <w:rFonts w:hint="eastAsia" w:ascii="宋体" w:hAnsi="宋体" w:eastAsia="宋体" w:cs="宋体"/>
+          <w:sz w:val="20"/>
+          <w:szCs w:val="20"/>
+        </w:rPr>
+      </w:pPr>
+    </w:p>
+    <w:p>
+      <w:pPr>
+        <w:pStyle w:val="3"/>
+        <w:numPr>
+          <w:ilvl w:val="1"/>
+          <w:numId w:val="1"/>
+        </w:numPr>
+        <w:ind w:left="720" w:hanging="720"/>
+        <w:rPr>
+          <w:rFonts w:hint="eastAsia" w:ascii="宋体" w:hAnsi="宋体" w:eastAsia="宋体" w:cs="宋体"/>
+          <w:sz w:val="20"/>
+          <w:szCs w:val="20"/>
+        </w:rPr>
+      </w:pPr>
+      <w:bookmarkStart w:id="47" w:name="_Toc8135"/>
+      <w:r>
+        <w:rPr>
+          <w:rFonts w:hint="eastAsia"/>
+          <w:lang w:val="en-US" w:eastAsia="zh-CN"/>
+        </w:rPr>
+        <w:t>个性化学习计划</w:t>
+      </w:r>
+      <w:bookmarkEnd w:id="47"/>
     </w:p>
     <w:p>
       <w:pPr>
@@ -5031,17 +5286,14 @@
         <w:spacing w:line="190" w:lineRule="atLeast"/>
         <w:jc w:val="left"/>
         <w:rPr>
-          <w:rFonts w:hint="eastAsia" w:asciiTheme="majorEastAsia" w:hAnsiTheme="majorEastAsia" w:eastAsiaTheme="majorEastAsia" w:cstheme="majorEastAsia"/>
-          <w:b w:val="0"/>
-          <w:bCs w:val="0"/>
-          <w:color w:val="292929"/>
+          <w:rFonts w:hint="eastAsia" w:ascii="宋体" w:hAnsi="宋体" w:eastAsia="宋体" w:cs="宋体"/>
           <w:sz w:val="20"/>
           <w:szCs w:val="20"/>
         </w:rPr>
       </w:pPr>
       <w:r>
         <w:rPr>
-          <w:rFonts w:hint="eastAsia" w:asciiTheme="majorEastAsia" w:hAnsiTheme="majorEastAsia" w:eastAsiaTheme="majorEastAsia" w:cstheme="majorEastAsia"/>
+          <w:rFonts w:hint="eastAsia" w:ascii="宋体" w:hAnsi="宋体" w:eastAsia="宋体" w:cs="宋体"/>
           <w:b w:val="0"/>
           <w:bCs w:val="0"/>
           <w:snapToGrid w:val="0"/>
@@ -5052,8 +5304,32 @@
           <w:shd w:val="clear" w:fill="FFFFFF"/>
           <w:lang w:val="en-US" w:eastAsia="zh-CN" w:bidi="ar"/>
         </w:rPr>
-        <w:t>         ┌──────────────────────┐</w:t>
-      </w:r>
+        <w:t>用户须完成初始水平评估并设定学习目标（如提升一个 CEFR 等级）。系统须根据目标每日自动生成学习任务组合，涵盖口语练习、词汇复习和语法练习。所有复习排期由后端 FSRS 算法决定，前端仅负责展示和收集评分数据。系统须在仪表盘中展示累计打卡天数、任务完成率、正确率趋势图，并在用户连续打卡时给予提示。</w:t>
+      </w:r>
+    </w:p>
+    <w:p>
+      <w:pPr>
+        <w:pStyle w:val="3"/>
+        <w:numPr>
+          <w:ilvl w:val="1"/>
+          <w:numId w:val="1"/>
+        </w:numPr>
+        <w:ind w:left="720" w:hanging="720"/>
+        <w:rPr>
+          <w:rFonts w:hint="eastAsia" w:ascii="宋体" w:hAnsi="宋体" w:eastAsia="宋体" w:cs="宋体"/>
+          <w:sz w:val="20"/>
+          <w:szCs w:val="20"/>
+        </w:rPr>
+      </w:pPr>
+      <w:bookmarkStart w:id="48" w:name="_Toc4096"/>
+      <w:r>
+        <w:rPr>
+          <w:rFonts w:hint="eastAsia"/>
+          <w:lang w:val="en-US" w:eastAsia="zh-CN"/>
+        </w:rPr>
+        <w:t>个人中心与学习统计</w:t>
+      </w:r>
+      <w:bookmarkEnd w:id="48"/>
     </w:p>
     <w:p>
       <w:pPr>
@@ -5065,17 +5341,7 @@
         <w:spacing w:line="190" w:lineRule="atLeast"/>
         <w:jc w:val="left"/>
         <w:rPr>
-          <w:rFonts w:hint="eastAsia" w:asciiTheme="majorEastAsia" w:hAnsiTheme="majorEastAsia" w:eastAsiaTheme="majorEastAsia" w:cstheme="majorEastAsia"/>
-          <w:b w:val="0"/>
-          <w:bCs w:val="0"/>
-          <w:color w:val="292929"/>
-          <w:sz w:val="20"/>
-          <w:szCs w:val="20"/>
-        </w:rPr>
-      </w:pPr>
-      <w:r>
-        <w:rPr>
-          <w:rFonts w:hint="eastAsia" w:asciiTheme="majorEastAsia" w:hAnsiTheme="majorEastAsia" w:eastAsiaTheme="majorEastAsia" w:cstheme="majorEastAsia"/>
+          <w:rFonts w:hint="eastAsia" w:ascii="宋体" w:hAnsi="宋体" w:eastAsia="宋体" w:cs="宋体"/>
           <w:b w:val="0"/>
           <w:bCs w:val="0"/>
           <w:snapToGrid w:val="0"/>
@@ -5086,8 +5352,347 @@
           <w:shd w:val="clear" w:fill="FFFFFF"/>
           <w:lang w:val="en-US" w:eastAsia="zh-CN" w:bidi="ar"/>
         </w:rPr>
-        <w:t>         │            个性化学习计划             │</w:t>
-      </w:r>
+      </w:pPr>
+      <w:r>
+        <w:rPr>
+          <w:rFonts w:hint="eastAsia" w:ascii="宋体" w:hAnsi="宋体" w:eastAsia="宋体" w:cs="宋体"/>
+          <w:b w:val="0"/>
+          <w:bCs w:val="0"/>
+          <w:snapToGrid w:val="0"/>
+          <w:color w:val="292929"/>
+          <w:kern w:val="0"/>
+          <w:sz w:val="20"/>
+          <w:szCs w:val="20"/>
+          <w:shd w:val="clear" w:fill="FFFFFF"/>
+          <w:lang w:val="en-US" w:eastAsia="zh-CN" w:bidi="ar"/>
+        </w:rPr>
+        <w:t>系统须在个人中心展示以下统计信息：当前记忆留存率（百分比加进度条）、已掌握题目数、有遗忘风险题目数、今日待复习数、连续打卡天数及本周复习量柱状图。用户须能在个人中心查看和编辑个人资料、当前等级及学习目标。</w:t>
+      </w:r>
+    </w:p>
+    <w:p>
+      <w:pPr>
+        <w:pStyle w:val="2"/>
+        <w:numPr>
+          <w:ilvl w:val="0"/>
+          <w:numId w:val="1"/>
+        </w:numPr>
+        <w:ind w:left="720" w:hanging="720"/>
+      </w:pPr>
+      <w:bookmarkStart w:id="49" w:name="_Toc498919264"/>
+      <w:bookmarkStart w:id="50" w:name="_Toc24183"/>
+      <w:r>
+        <w:rPr>
+          <w:rFonts w:hint="eastAsia"/>
+        </w:rPr>
+        <w:t>约束</w:t>
+      </w:r>
+      <w:bookmarkEnd w:id="49"/>
+      <w:bookmarkEnd w:id="50"/>
+    </w:p>
+    <w:p>
+      <w:pPr>
+        <w:widowControl w:val="0"/>
+        <w:spacing w:line="240" w:lineRule="atLeast"/>
+        <w:ind w:left="0" w:leftChars="0"/>
+        <w:rPr>
+          <w:rFonts w:hint="default" w:ascii="宋体" w:hAnsi="Times New Roman" w:eastAsia="宋体" w:cs="Times New Roman"/>
+          <w:snapToGrid w:val="0"/>
+          <w:lang w:val="en-US" w:eastAsia="zh-CN" w:bidi="ar-SA"/>
+        </w:rPr>
+      </w:pPr>
+      <w:bookmarkStart w:id="51" w:name="_Toc498919265"/>
+      <w:r>
+        <w:rPr>
+          <w:rFonts w:hint="default" w:ascii="宋体" w:hAnsi="Times New Roman" w:eastAsia="宋体" w:cs="Times New Roman"/>
+          <w:snapToGrid w:val="0"/>
+          <w:lang w:val="en-US" w:eastAsia="zh-CN" w:bidi="ar-SA"/>
+        </w:rPr>
+        <w:t xml:space="preserve">技术栈方面，前端须采用 React 18 加 </w:t>
+      </w:r>
+      <w:r>
+        <w:rPr>
+          <w:rFonts w:hint="eastAsia" w:cs="Times New Roman"/>
+          <w:snapToGrid w:val="0"/>
+          <w:lang w:val="en-US" w:eastAsia="zh-CN" w:bidi="ar-SA"/>
+        </w:rPr>
+        <w:t>Java</w:t>
+      </w:r>
+      <w:r>
+        <w:rPr>
+          <w:rFonts w:hint="default" w:ascii="宋体" w:hAnsi="Times New Roman" w:eastAsia="宋体" w:cs="Times New Roman"/>
+          <w:snapToGrid w:val="0"/>
+          <w:lang w:val="en-US" w:eastAsia="zh-CN" w:bidi="ar-SA"/>
+        </w:rPr>
+        <w:t>Script 加 Vite 加 Ant Design，设计风格为 Apple 风格、轻拟物质感。后端须采用 Java 17 加 Spring Boot 3 加 Spring Data JPA，数据库须采用 MySQL 8。</w:t>
+      </w:r>
+    </w:p>
+    <w:p>
+      <w:pPr>
+        <w:widowControl w:val="0"/>
+        <w:spacing w:line="240" w:lineRule="atLeast"/>
+        <w:ind w:left="0" w:leftChars="0"/>
+        <w:rPr>
+          <w:rFonts w:hint="default" w:ascii="宋体" w:hAnsi="Times New Roman" w:eastAsia="宋体" w:cs="Times New Roman"/>
+          <w:snapToGrid w:val="0"/>
+          <w:lang w:val="en-US" w:eastAsia="zh-CN" w:bidi="ar-SA"/>
+        </w:rPr>
+      </w:pPr>
+      <w:r>
+        <w:rPr>
+          <w:rFonts w:hint="default" w:ascii="宋体" w:hAnsi="Times New Roman" w:eastAsia="宋体" w:cs="Times New Roman"/>
+          <w:snapToGrid w:val="0"/>
+          <w:lang w:val="en-US" w:eastAsia="zh-CN" w:bidi="ar-SA"/>
+        </w:rPr>
+        <w:t>平台方面，系统须为 Web 端应用，响应式设计须适配桌面（不低于 1366px）和平板（不低于 768px）。</w:t>
+      </w:r>
+    </w:p>
+    <w:p>
+      <w:pPr>
+        <w:widowControl w:val="0"/>
+        <w:spacing w:line="240" w:lineRule="atLeast"/>
+        <w:ind w:left="0" w:leftChars="0"/>
+        <w:rPr>
+          <w:rFonts w:hint="default" w:ascii="宋体" w:hAnsi="Times New Roman" w:eastAsia="宋体" w:cs="Times New Roman"/>
+          <w:snapToGrid w:val="0"/>
+          <w:lang w:val="en-US" w:eastAsia="zh-CN" w:bidi="ar-SA"/>
+        </w:rPr>
+      </w:pPr>
+      <w:r>
+        <w:rPr>
+          <w:rFonts w:hint="default" w:ascii="宋体" w:hAnsi="Times New Roman" w:eastAsia="宋体" w:cs="Times New Roman"/>
+          <w:snapToGrid w:val="0"/>
+          <w:lang w:val="en-US" w:eastAsia="zh-CN" w:bidi="ar-SA"/>
+        </w:rPr>
+        <w:t>团队与工期方面，4人约4周完成，版本管理使用 Git 加 GitHub。部署范围为原型阶段，不要求公网部署。开发阶段前后端可独立并行开发，前端默认使用 mock 数据。</w:t>
+      </w:r>
+    </w:p>
+    <w:p>
+      <w:pPr>
+        <w:pStyle w:val="2"/>
+        <w:numPr>
+          <w:ilvl w:val="0"/>
+          <w:numId w:val="1"/>
+        </w:numPr>
+        <w:ind w:left="720" w:hanging="720"/>
+      </w:pPr>
+      <w:bookmarkStart w:id="52" w:name="_Toc18972"/>
+      <w:r>
+        <w:rPr>
+          <w:rFonts w:hint="eastAsia"/>
+        </w:rPr>
+        <w:t>质量属性</w:t>
+      </w:r>
+      <w:bookmarkEnd w:id="51"/>
+      <w:bookmarkEnd w:id="52"/>
+    </w:p>
+    <w:p>
+      <w:pPr>
+        <w:widowControl w:val="0"/>
+        <w:spacing w:line="240" w:lineRule="atLeast"/>
+        <w:ind w:left="0" w:leftChars="0"/>
+        <w:rPr>
+          <w:rFonts w:hint="default" w:ascii="宋体" w:hAnsi="Times New Roman" w:eastAsia="宋体" w:cs="Times New Roman"/>
+          <w:snapToGrid w:val="0"/>
+          <w:lang w:val="en-US" w:eastAsia="zh-CN" w:bidi="ar-SA"/>
+        </w:rPr>
+      </w:pPr>
+      <w:bookmarkStart w:id="53" w:name="_Toc498919266"/>
+      <w:r>
+        <w:rPr>
+          <w:rFonts w:hint="default" w:ascii="宋体" w:hAnsi="Times New Roman" w:eastAsia="宋体" w:cs="Times New Roman"/>
+          <w:snapToGrid w:val="0"/>
+          <w:lang w:val="en-US" w:eastAsia="zh-CN" w:bidi="ar-SA"/>
+        </w:rPr>
+        <w:t>可用性</w:t>
+      </w:r>
+      <w:r>
+        <w:rPr>
+          <w:rFonts w:hint="eastAsia" w:cs="Times New Roman"/>
+          <w:snapToGrid w:val="0"/>
+          <w:lang w:val="en-US" w:eastAsia="zh-CN" w:bidi="ar-SA"/>
+        </w:rPr>
+        <w:t>：</w:t>
+      </w:r>
+      <w:r>
+        <w:rPr>
+          <w:rFonts w:hint="default" w:ascii="宋体" w:hAnsi="Times New Roman" w:eastAsia="宋体" w:cs="Times New Roman"/>
+          <w:snapToGrid w:val="0"/>
+          <w:lang w:val="en-US" w:eastAsia="zh-CN" w:bidi="ar-SA"/>
+        </w:rPr>
+        <w:t>系统须易于使用，界面简洁，关键操作步骤不超过 3 步。新用户无需额外培训即可上手。</w:t>
+      </w:r>
+    </w:p>
+    <w:p>
+      <w:pPr>
+        <w:widowControl w:val="0"/>
+        <w:spacing w:line="240" w:lineRule="atLeast"/>
+        <w:ind w:left="0" w:leftChars="0"/>
+        <w:rPr>
+          <w:rFonts w:hint="default" w:ascii="宋体" w:hAnsi="Times New Roman" w:eastAsia="宋体" w:cs="Times New Roman"/>
+          <w:snapToGrid w:val="0"/>
+          <w:lang w:val="en-US" w:eastAsia="zh-CN" w:bidi="ar-SA"/>
+        </w:rPr>
+      </w:pPr>
+      <w:r>
+        <w:rPr>
+          <w:rFonts w:hint="default" w:ascii="宋体" w:hAnsi="Times New Roman" w:eastAsia="宋体" w:cs="Times New Roman"/>
+          <w:snapToGrid w:val="0"/>
+          <w:lang w:val="en-US" w:eastAsia="zh-CN" w:bidi="ar-SA"/>
+        </w:rPr>
+        <w:t>可靠性</w:t>
+      </w:r>
+      <w:r>
+        <w:rPr>
+          <w:rFonts w:hint="eastAsia" w:cs="Times New Roman"/>
+          <w:snapToGrid w:val="0"/>
+          <w:lang w:val="en-US" w:eastAsia="zh-CN" w:bidi="ar-SA"/>
+        </w:rPr>
+        <w:t>：</w:t>
+      </w:r>
+      <w:r>
+        <w:rPr>
+          <w:rFonts w:hint="default" w:ascii="宋体" w:hAnsi="Times New Roman" w:eastAsia="宋体" w:cs="Times New Roman"/>
+          <w:snapToGrid w:val="0"/>
+          <w:lang w:val="en-US" w:eastAsia="zh-CN" w:bidi="ar-SA"/>
+        </w:rPr>
+        <w:t>系统须保证 7 天 24 小时可用。录音过程中页面崩溃时须提示恢复草稿。用户数据须定期备份。</w:t>
+      </w:r>
+    </w:p>
+    <w:p>
+      <w:pPr>
+        <w:widowControl w:val="0"/>
+        <w:spacing w:line="240" w:lineRule="atLeast"/>
+        <w:ind w:left="0" w:leftChars="0"/>
+        <w:rPr>
+          <w:rFonts w:hint="default" w:ascii="宋体" w:hAnsi="Times New Roman" w:eastAsia="宋体" w:cs="Times New Roman"/>
+          <w:snapToGrid w:val="0"/>
+          <w:lang w:val="en-US" w:eastAsia="zh-CN" w:bidi="ar-SA"/>
+        </w:rPr>
+      </w:pPr>
+      <w:r>
+        <w:rPr>
+          <w:rFonts w:hint="default" w:ascii="宋体" w:hAnsi="Times New Roman" w:eastAsia="宋体" w:cs="Times New Roman"/>
+          <w:snapToGrid w:val="0"/>
+          <w:lang w:val="en-US" w:eastAsia="zh-CN" w:bidi="ar-SA"/>
+        </w:rPr>
+        <w:t>性能</w:t>
+      </w:r>
+      <w:r>
+        <w:rPr>
+          <w:rFonts w:hint="eastAsia" w:cs="Times New Roman"/>
+          <w:snapToGrid w:val="0"/>
+          <w:lang w:val="en-US" w:eastAsia="zh-CN" w:bidi="ar-SA"/>
+        </w:rPr>
+        <w:t>：</w:t>
+      </w:r>
+      <w:r>
+        <w:rPr>
+          <w:rFonts w:hint="default" w:ascii="宋体" w:hAnsi="Times New Roman" w:eastAsia="宋体" w:cs="Times New Roman"/>
+          <w:snapToGrid w:val="0"/>
+          <w:lang w:val="en-US" w:eastAsia="zh-CN" w:bidi="ar-SA"/>
+        </w:rPr>
+        <w:t>系统须支持 100 名并发用户。页面加载、录音上传、记录查询等核心操作的平均响应时间须低于 3 秒。</w:t>
+      </w:r>
+    </w:p>
+    <w:p>
+      <w:pPr>
+        <w:widowControl w:val="0"/>
+        <w:spacing w:line="240" w:lineRule="atLeast"/>
+        <w:ind w:left="0" w:leftChars="0"/>
+        <w:rPr>
+          <w:rFonts w:hint="default" w:ascii="宋体" w:hAnsi="Times New Roman" w:eastAsia="宋体" w:cs="Times New Roman"/>
+          <w:snapToGrid w:val="0"/>
+          <w:lang w:val="en-US" w:eastAsia="zh-CN" w:bidi="ar-SA"/>
+        </w:rPr>
+      </w:pPr>
+      <w:r>
+        <w:rPr>
+          <w:rFonts w:hint="default" w:ascii="宋体" w:hAnsi="Times New Roman" w:eastAsia="宋体" w:cs="Times New Roman"/>
+          <w:snapToGrid w:val="0"/>
+          <w:lang w:val="en-US" w:eastAsia="zh-CN" w:bidi="ar-SA"/>
+        </w:rPr>
+        <w:t>兼容性</w:t>
+      </w:r>
+      <w:r>
+        <w:rPr>
+          <w:rFonts w:hint="eastAsia" w:cs="Times New Roman"/>
+          <w:snapToGrid w:val="0"/>
+          <w:lang w:val="en-US" w:eastAsia="zh-CN" w:bidi="ar-SA"/>
+        </w:rPr>
+        <w:t>：</w:t>
+      </w:r>
+      <w:r>
+        <w:rPr>
+          <w:rFonts w:hint="default" w:ascii="宋体" w:hAnsi="Times New Roman" w:eastAsia="宋体" w:cs="Times New Roman"/>
+          <w:snapToGrid w:val="0"/>
+          <w:lang w:val="en-US" w:eastAsia="zh-CN" w:bidi="ar-SA"/>
+        </w:rPr>
+        <w:t>系统须适配 Chrome、Edge、Firefox 最新版本。响应式布局须覆盖桌面和平板。</w:t>
+      </w:r>
+    </w:p>
+    <w:p>
+      <w:pPr>
+        <w:widowControl w:val="0"/>
+        <w:spacing w:line="240" w:lineRule="atLeast"/>
+        <w:ind w:left="0" w:leftChars="0"/>
+        <w:rPr>
+          <w:rFonts w:hint="default" w:ascii="宋体" w:hAnsi="Times New Roman" w:eastAsia="宋体" w:cs="Times New Roman"/>
+          <w:snapToGrid w:val="0"/>
+          <w:lang w:val="en-US" w:eastAsia="zh-CN" w:bidi="ar-SA"/>
+        </w:rPr>
+      </w:pPr>
+      <w:r>
+        <w:rPr>
+          <w:rFonts w:hint="default" w:ascii="宋体" w:hAnsi="Times New Roman" w:eastAsia="宋体" w:cs="Times New Roman"/>
+          <w:snapToGrid w:val="0"/>
+          <w:lang w:val="en-US" w:eastAsia="zh-CN" w:bidi="ar-SA"/>
+        </w:rPr>
+        <w:t>可维护性</w:t>
+      </w:r>
+      <w:r>
+        <w:rPr>
+          <w:rFonts w:hint="eastAsia" w:cs="Times New Roman"/>
+          <w:snapToGrid w:val="0"/>
+          <w:lang w:val="en-US" w:eastAsia="zh-CN" w:bidi="ar-SA"/>
+        </w:rPr>
+        <w:t>：</w:t>
+      </w:r>
+      <w:r>
+        <w:rPr>
+          <w:rFonts w:hint="default" w:ascii="宋体" w:hAnsi="Times New Roman" w:eastAsia="宋体" w:cs="Times New Roman"/>
+          <w:snapToGrid w:val="0"/>
+          <w:lang w:val="en-US" w:eastAsia="zh-CN" w:bidi="ar-SA"/>
+        </w:rPr>
+        <w:t>前后端代码须分层清晰。前端通过 services 层解耦页面与数据源，后端 API 须遵循 RESTful 规范。前端 mock 数据与真实接口须支持无缝切换。</w:t>
+      </w:r>
+    </w:p>
+    <w:p>
+      <w:pPr>
+        <w:keepNext w:val="0"/>
+        <w:keepLines w:val="0"/>
+        <w:widowControl/>
+        <w:suppressLineNumbers w:val="0"/>
+        <w:jc w:val="left"/>
+      </w:pPr>
+    </w:p>
+    <w:p>
+      <w:pPr>
+        <w:pStyle w:val="2"/>
+        <w:numPr>
+          <w:ilvl w:val="0"/>
+          <w:numId w:val="1"/>
+        </w:numPr>
+        <w:ind w:left="720" w:hanging="720"/>
+      </w:pPr>
+      <w:bookmarkStart w:id="54" w:name="_Toc9409"/>
+      <w:r>
+        <w:rPr>
+          <w:rFonts w:hint="eastAsia"/>
+        </w:rPr>
+        <w:t>优先级</w:t>
+      </w:r>
+      <w:bookmarkEnd w:id="53"/>
+      <w:bookmarkEnd w:id="54"/>
     </w:p>
     <w:p>
       <w:pPr>
@@ -5099,255 +5704,100 @@
         <w:spacing w:line="190" w:lineRule="atLeast"/>
         <w:jc w:val="left"/>
         <w:rPr>
-          <w:rFonts w:hint="eastAsia" w:asciiTheme="majorEastAsia" w:hAnsiTheme="majorEastAsia" w:eastAsiaTheme="majorEastAsia" w:cstheme="majorEastAsia"/>
+          <w:rFonts w:hint="default" w:ascii="Consolas" w:hAnsi="Consolas" w:eastAsia="Consolas" w:cs="Consolas"/>
           <w:b w:val="0"/>
           <w:bCs w:val="0"/>
           <w:color w:val="292929"/>
-          <w:sz w:val="20"/>
-          <w:szCs w:val="20"/>
-        </w:rPr>
-      </w:pPr>
-      <w:r>
-        <w:rPr>
-          <w:rFonts w:hint="eastAsia" w:asciiTheme="majorEastAsia" w:hAnsiTheme="majorEastAsia" w:eastAsiaTheme="majorEastAsia" w:cstheme="majorEastAsia"/>
-          <w:b w:val="0"/>
-          <w:bCs w:val="0"/>
-          <w:snapToGrid w:val="0"/>
-          <w:color w:val="292929"/>
-          <w:kern w:val="0"/>
-          <w:sz w:val="20"/>
-          <w:szCs w:val="20"/>
-          <w:shd w:val="clear" w:fill="FFFFFF"/>
-          <w:lang w:val="en-US" w:eastAsia="zh-CN" w:bidi="ar"/>
-        </w:rPr>
-        <w:t>         │          (每日任务 + 进度追踪)            │</w:t>
-      </w:r>
-    </w:p>
-    <w:p>
-      <w:pPr>
-        <w:keepNext w:val="0"/>
-        <w:keepLines w:val="0"/>
-        <w:widowControl/>
-        <w:suppressLineNumbers w:val="0"/>
-        <w:shd w:val="clear" w:fill="FFFFFF"/>
-        <w:spacing w:line="190" w:lineRule="atLeast"/>
-        <w:jc w:val="left"/>
-        <w:rPr>
-          <w:rFonts w:hint="eastAsia" w:asciiTheme="majorEastAsia" w:hAnsiTheme="majorEastAsia" w:eastAsiaTheme="majorEastAsia" w:cstheme="majorEastAsia"/>
-          <w:b w:val="0"/>
-          <w:bCs w:val="0"/>
-          <w:color w:val="292929"/>
-          <w:sz w:val="20"/>
-          <w:szCs w:val="20"/>
-        </w:rPr>
-      </w:pPr>
-      <w:r>
-        <w:rPr>
-          <w:rFonts w:hint="eastAsia" w:asciiTheme="majorEastAsia" w:hAnsiTheme="majorEastAsia" w:eastAsiaTheme="majorEastAsia" w:cstheme="majorEastAsia"/>
-          <w:b w:val="0"/>
-          <w:bCs w:val="0"/>
-          <w:snapToGrid w:val="0"/>
-          <w:color w:val="292929"/>
-          <w:kern w:val="0"/>
-          <w:sz w:val="20"/>
-          <w:szCs w:val="20"/>
-          <w:shd w:val="clear" w:fill="FFFFFF"/>
-          <w:lang w:val="en-US" w:eastAsia="zh-CN" w:bidi="ar"/>
-        </w:rPr>
-        <w:t>         └──────┬───────┬───────┘</w:t>
-      </w:r>
-    </w:p>
-    <w:p>
-      <w:pPr>
-        <w:keepNext w:val="0"/>
-        <w:keepLines w:val="0"/>
-        <w:widowControl/>
-        <w:suppressLineNumbers w:val="0"/>
-        <w:shd w:val="clear" w:fill="FFFFFF"/>
-        <w:spacing w:line="190" w:lineRule="atLeast"/>
-        <w:jc w:val="left"/>
-        <w:rPr>
-          <w:rFonts w:hint="eastAsia" w:asciiTheme="majorEastAsia" w:hAnsiTheme="majorEastAsia" w:eastAsiaTheme="majorEastAsia" w:cstheme="majorEastAsia"/>
-          <w:b w:val="0"/>
-          <w:bCs w:val="0"/>
-          <w:color w:val="292929"/>
-          <w:sz w:val="20"/>
-          <w:szCs w:val="20"/>
-        </w:rPr>
-      </w:pPr>
-      <w:r>
-        <w:rPr>
-          <w:rFonts w:hint="eastAsia" w:asciiTheme="majorEastAsia" w:hAnsiTheme="majorEastAsia" w:eastAsiaTheme="majorEastAsia" w:cstheme="majorEastAsia"/>
-          <w:b w:val="0"/>
-          <w:bCs w:val="0"/>
-          <w:snapToGrid w:val="0"/>
-          <w:color w:val="292929"/>
-          <w:kern w:val="0"/>
-          <w:sz w:val="20"/>
-          <w:szCs w:val="20"/>
-          <w:shd w:val="clear" w:fill="FFFFFF"/>
-          <w:lang w:val="en-US" w:eastAsia="zh-CN" w:bidi="ar"/>
-        </w:rPr>
-        <w:t>                    │           │</w:t>
-      </w:r>
-    </w:p>
-    <w:p>
-      <w:pPr>
-        <w:keepNext w:val="0"/>
-        <w:keepLines w:val="0"/>
-        <w:widowControl/>
-        <w:suppressLineNumbers w:val="0"/>
-        <w:shd w:val="clear" w:fill="FFFFFF"/>
-        <w:spacing w:line="190" w:lineRule="atLeast"/>
-        <w:jc w:val="left"/>
-        <w:rPr>
-          <w:rFonts w:hint="eastAsia" w:asciiTheme="majorEastAsia" w:hAnsiTheme="majorEastAsia" w:eastAsiaTheme="majorEastAsia" w:cstheme="majorEastAsia"/>
-          <w:b w:val="0"/>
-          <w:bCs w:val="0"/>
-          <w:color w:val="292929"/>
-          <w:sz w:val="20"/>
-          <w:szCs w:val="20"/>
-        </w:rPr>
-      </w:pPr>
-      <w:r>
-        <w:rPr>
-          <w:rFonts w:hint="eastAsia" w:asciiTheme="majorEastAsia" w:hAnsiTheme="majorEastAsia" w:eastAsiaTheme="majorEastAsia" w:cstheme="majorEastAsia"/>
-          <w:b w:val="0"/>
-          <w:bCs w:val="0"/>
-          <w:snapToGrid w:val="0"/>
-          <w:color w:val="292929"/>
-          <w:kern w:val="0"/>
-          <w:sz w:val="20"/>
-          <w:szCs w:val="20"/>
-          <w:shd w:val="clear" w:fill="FFFFFF"/>
-          <w:lang w:val="en-US" w:eastAsia="zh-CN" w:bidi="ar"/>
-        </w:rPr>
-        <w:t>    ┌──────────▼─┐  ┌─</w:t>
-      </w:r>
-      <w:r>
-        <w:rPr>
-          <w:rFonts w:hint="eastAsia" w:asciiTheme="majorEastAsia" w:hAnsiTheme="majorEastAsia" w:eastAsiaTheme="majorEastAsia" w:cstheme="majorEastAsia"/>
-          <w:b w:val="0"/>
-          <w:bCs w:val="0"/>
-          <w:snapToGrid w:val="0"/>
-          <w:color w:val="292929"/>
-          <w:kern w:val="0"/>
-          <w:sz w:val="20"/>
-          <w:szCs w:val="20"/>
-          <w:shd w:val="clear" w:fill="FFFFFF"/>
-          <w:lang w:val="en-US" w:eastAsia="zh-CN" w:bidi="ar"/>
-        </w:rPr>
-        <w:t>─</w:t>
-      </w:r>
-      <w:r>
-        <w:rPr>
-          <w:rFonts w:hint="eastAsia" w:asciiTheme="majorEastAsia" w:hAnsiTheme="majorEastAsia" w:eastAsiaTheme="majorEastAsia" w:cstheme="majorEastAsia"/>
-          <w:b w:val="0"/>
-          <w:bCs w:val="0"/>
-          <w:snapToGrid w:val="0"/>
-          <w:color w:val="292929"/>
-          <w:kern w:val="0"/>
-          <w:sz w:val="20"/>
-          <w:szCs w:val="20"/>
-          <w:shd w:val="clear" w:fill="FFFFFF"/>
-          <w:lang w:val="en-US" w:eastAsia="zh-CN" w:bidi="ar"/>
-        </w:rPr>
-        <w:t>─▼──────────┐</w:t>
-      </w:r>
-    </w:p>
-    <w:p>
-      <w:pPr>
-        <w:keepNext w:val="0"/>
-        <w:keepLines w:val="0"/>
-        <w:widowControl/>
-        <w:suppressLineNumbers w:val="0"/>
-        <w:shd w:val="clear" w:fill="FFFFFF"/>
-        <w:spacing w:line="190" w:lineRule="atLeast"/>
-        <w:jc w:val="left"/>
-        <w:rPr>
-          <w:rFonts w:hint="eastAsia" w:asciiTheme="majorEastAsia" w:hAnsiTheme="majorEastAsia" w:eastAsiaTheme="majorEastAsia" w:cstheme="majorEastAsia"/>
-          <w:b w:val="0"/>
-          <w:bCs w:val="0"/>
-          <w:color w:val="292929"/>
-          <w:sz w:val="20"/>
-          <w:szCs w:val="20"/>
-        </w:rPr>
-      </w:pPr>
-      <w:r>
-        <w:rPr>
-          <w:rFonts w:hint="eastAsia" w:asciiTheme="majorEastAsia" w:hAnsiTheme="majorEastAsia" w:eastAsiaTheme="majorEastAsia" w:cstheme="majorEastAsia"/>
-          <w:b w:val="0"/>
-          <w:bCs w:val="0"/>
-          <w:snapToGrid w:val="0"/>
-          <w:color w:val="292929"/>
-          <w:kern w:val="0"/>
-          <w:sz w:val="20"/>
-          <w:szCs w:val="20"/>
-          <w:shd w:val="clear" w:fill="FFFFFF"/>
-          <w:lang w:val="en-US" w:eastAsia="zh-CN" w:bidi="ar"/>
-        </w:rPr>
-        <w:t>    │       口语练习      │  │        词汇与语法         │</w:t>
-      </w:r>
-    </w:p>
-    <w:p>
-      <w:pPr>
-        <w:keepNext w:val="0"/>
-        <w:keepLines w:val="0"/>
-        <w:widowControl/>
-        <w:suppressLineNumbers w:val="0"/>
-        <w:shd w:val="clear" w:fill="FFFFFF"/>
-        <w:spacing w:line="190" w:lineRule="atLeast"/>
-        <w:jc w:val="left"/>
-        <w:rPr>
-          <w:rFonts w:hint="eastAsia" w:asciiTheme="majorEastAsia" w:hAnsiTheme="majorEastAsia" w:eastAsiaTheme="majorEastAsia" w:cstheme="majorEastAsia"/>
-          <w:b w:val="0"/>
-          <w:bCs w:val="0"/>
-          <w:color w:val="292929"/>
-          <w:sz w:val="20"/>
-          <w:szCs w:val="20"/>
-        </w:rPr>
-      </w:pPr>
-      <w:r>
-        <w:rPr>
-          <w:rFonts w:hint="eastAsia" w:asciiTheme="majorEastAsia" w:hAnsiTheme="majorEastAsia" w:eastAsiaTheme="majorEastAsia" w:cstheme="majorEastAsia"/>
-          <w:b w:val="0"/>
-          <w:bCs w:val="0"/>
-          <w:snapToGrid w:val="0"/>
-          <w:color w:val="292929"/>
-          <w:kern w:val="0"/>
-          <w:sz w:val="20"/>
-          <w:szCs w:val="20"/>
-          <w:shd w:val="clear" w:fill="FFFFFF"/>
-          <w:lang w:val="en-US" w:eastAsia="zh-CN" w:bidi="ar"/>
-        </w:rPr>
-        <w:t>    │     情境+录音+回放     │  │       分级题库+答题       │</w:t>
-      </w:r>
-    </w:p>
-    <w:p>
-      <w:pPr>
-        <w:keepNext w:val="0"/>
-        <w:keepLines w:val="0"/>
-        <w:widowControl/>
-        <w:suppressLineNumbers w:val="0"/>
-        <w:shd w:val="clear" w:fill="FFFFFF"/>
-        <w:spacing w:line="190" w:lineRule="atLeast"/>
-        <w:jc w:val="left"/>
-      </w:pPr>
-      <w:r>
-        <w:rPr>
-          <w:rFonts w:hint="eastAsia" w:asciiTheme="majorEastAsia" w:hAnsiTheme="majorEastAsia" w:eastAsiaTheme="majorEastAsia" w:cstheme="majorEastAsia"/>
-          <w:b w:val="0"/>
-          <w:bCs w:val="0"/>
-          <w:snapToGrid w:val="0"/>
-          <w:color w:val="292929"/>
-          <w:kern w:val="0"/>
-          <w:sz w:val="20"/>
-          <w:szCs w:val="20"/>
-          <w:shd w:val="clear" w:fill="FFFFFF"/>
-          <w:lang w:val="en-US" w:eastAsia="zh-CN" w:bidi="ar"/>
-        </w:rPr>
-        <w:t>    └────────────┘  └──────────────┘</w:t>
-      </w:r>
+          <w:sz w:val="14"/>
+          <w:szCs w:val="14"/>
+        </w:rPr>
+      </w:pPr>
+    </w:p>
+    <w:p>
+      <w:pPr>
+        <w:widowControl w:val="0"/>
+        <w:spacing w:line="240" w:lineRule="atLeast"/>
+        <w:ind w:left="0" w:leftChars="0"/>
+        <w:rPr>
+          <w:rFonts w:hint="default" w:ascii="宋体" w:hAnsi="Times New Roman" w:eastAsia="宋体" w:cs="Times New Roman"/>
+          <w:snapToGrid w:val="0"/>
+          <w:lang w:val="en-US" w:eastAsia="zh-CN" w:bidi="ar-SA"/>
+        </w:rPr>
+      </w:pPr>
+      <w:r>
+        <w:rPr>
+          <w:rFonts w:hint="default" w:ascii="宋体" w:hAnsi="Times New Roman" w:eastAsia="宋体" w:cs="Times New Roman"/>
+          <w:snapToGrid w:val="0"/>
+          <w:lang w:val="en-US" w:eastAsia="zh-CN" w:bidi="ar-SA"/>
+        </w:rPr>
+        <w:t>Release 1 须包含首页导航入口、词汇分级练习（词卡展示、发音播放、答题评分）和语法分类练习（分级题目、即时解析），并完成与 MySQL 数据库的接入。于迭代 1 至 2 完成。</w:t>
+      </w:r>
+    </w:p>
+    <w:p>
+      <w:pPr>
+        <w:widowControl w:val="0"/>
+        <w:spacing w:line="240" w:lineRule="atLeast"/>
+        <w:ind w:left="0" w:leftChars="0"/>
+        <w:rPr>
+          <w:rFonts w:hint="default" w:ascii="宋体" w:hAnsi="Times New Roman" w:eastAsia="宋体" w:cs="Times New Roman"/>
+          <w:snapToGrid w:val="0"/>
+          <w:lang w:val="en-US" w:eastAsia="zh-CN" w:bidi="ar-SA"/>
+        </w:rPr>
+      </w:pPr>
+      <w:r>
+        <w:rPr>
+          <w:rFonts w:hint="default" w:ascii="宋体" w:hAnsi="Times New Roman" w:eastAsia="宋体" w:cs="Times New Roman"/>
+          <w:snapToGrid w:val="0"/>
+          <w:lang w:val="en-US" w:eastAsia="zh-CN" w:bidi="ar-SA"/>
+        </w:rPr>
+        <w:t>Release 2 须包含口语情境对话练习（情境选择、聊天气泡式逐轮对话、录音、回放、参考回答对比），以及词汇和语法练习的 FSRS 间隔复习调度（根据评分自动安排复习时间）。于迭代 2 至 3 完成。</w:t>
+      </w:r>
+    </w:p>
+    <w:p>
+      <w:pPr>
+        <w:widowControl w:val="0"/>
+        <w:spacing w:line="240" w:lineRule="atLeast"/>
+        <w:ind w:left="0" w:leftChars="0"/>
+        <w:rPr>
+          <w:rFonts w:hint="default" w:ascii="宋体" w:hAnsi="Times New Roman" w:eastAsia="宋体" w:cs="Times New Roman"/>
+          <w:snapToGrid w:val="0"/>
+          <w:lang w:val="en-US" w:eastAsia="zh-CN" w:bidi="ar-SA"/>
+        </w:rPr>
+      </w:pPr>
+      <w:r>
+        <w:rPr>
+          <w:rFonts w:hint="default" w:ascii="宋体" w:hAnsi="Times New Roman" w:eastAsia="宋体" w:cs="Times New Roman"/>
+          <w:snapToGrid w:val="0"/>
+          <w:lang w:val="en-US" w:eastAsia="zh-CN" w:bidi="ar-SA"/>
+        </w:rPr>
+        <w:t>Release 3 须包含个性化学习计划（水平评估、目标设定、每日任务自动生成）、统计仪表盘（记忆留存率、掌握题目数、打卡天数、周复习量柱状图）和个人中心。于迭代 3 完成。</w:t>
+      </w:r>
+    </w:p>
+    <w:p/>
+    <w:p>
+      <w:pPr>
+        <w:pStyle w:val="2"/>
+        <w:numPr>
+          <w:ilvl w:val="0"/>
+          <w:numId w:val="1"/>
+        </w:numPr>
+        <w:ind w:left="720" w:hanging="720"/>
+        <w:rPr>
+          <w:rFonts w:hint="default" w:ascii="宋体" w:hAnsi="Times New Roman" w:eastAsia="宋体" w:cs="Times New Roman"/>
+          <w:snapToGrid w:val="0"/>
+          <w:lang w:val="en-US" w:eastAsia="zh-CN" w:bidi="ar-SA"/>
+        </w:rPr>
+      </w:pPr>
+      <w:bookmarkStart w:id="55" w:name="_Toc5123"/>
+      <w:bookmarkStart w:id="56" w:name="_Toc498919272"/>
+      <w:r>
+        <w:rPr>
+          <w:rFonts w:hint="default"/>
+          <w:lang w:val="en-US" w:eastAsia="zh-CN"/>
+        </w:rPr>
+        <w:t>其他产品需求（可选）</w:t>
+      </w:r>
+      <w:bookmarkEnd w:id="55"/>
     </w:p>
     <w:p>
       <w:pPr>
@@ -5357,182 +5807,41 @@
           <w:numId w:val="1"/>
         </w:numPr>
         <w:ind w:left="720" w:hanging="720"/>
-      </w:pPr>
-      <w:bookmarkStart w:id="41" w:name="_Toc498919257"/>
-      <w:bookmarkStart w:id="42" w:name="_Toc10900"/>
-      <w:r>
-        <w:rPr>
-          <w:rFonts w:hint="eastAsia"/>
-        </w:rPr>
-        <w:t>功能摘要</w:t>
-      </w:r>
-      <w:bookmarkEnd w:id="41"/>
-      <w:bookmarkEnd w:id="42"/>
-    </w:p>
-    <w:p>
-      <w:pPr>
-        <w:keepNext w:val="0"/>
-        <w:keepLines w:val="0"/>
-        <w:widowControl/>
-        <w:suppressLineNumbers w:val="0"/>
-        <w:shd w:val="clear" w:fill="FFFFFF"/>
-        <w:spacing w:line="190" w:lineRule="atLeast"/>
-        <w:jc w:val="left"/>
-        <w:rPr>
-          <w:rFonts w:hint="eastAsia" w:asciiTheme="majorEastAsia" w:hAnsiTheme="majorEastAsia" w:eastAsiaTheme="majorEastAsia" w:cstheme="majorEastAsia"/>
-          <w:b w:val="0"/>
-          <w:bCs w:val="0"/>
-          <w:snapToGrid w:val="0"/>
-          <w:color w:val="292929"/>
-          <w:kern w:val="0"/>
-          <w:sz w:val="20"/>
-          <w:szCs w:val="20"/>
-          <w:shd w:val="clear" w:fill="FFFFFF"/>
-          <w:lang w:val="en-US" w:eastAsia="zh-CN" w:bidi="ar"/>
-        </w:rPr>
-      </w:pPr>
-      <w:r>
-        <w:rPr>
-          <w:rFonts w:hint="eastAsia" w:asciiTheme="majorEastAsia" w:hAnsiTheme="majorEastAsia" w:eastAsiaTheme="majorEastAsia" w:cstheme="majorEastAsia"/>
-          <w:b/>
-          <w:bCs/>
-          <w:snapToGrid w:val="0"/>
-          <w:color w:val="292929"/>
-          <w:kern w:val="0"/>
-          <w:sz w:val="20"/>
-          <w:szCs w:val="20"/>
-          <w:shd w:val="clear" w:fill="FFFFFF"/>
-          <w:lang w:val="en-US" w:eastAsia="zh-CN" w:bidi="ar"/>
-        </w:rPr>
-        <w:t>口语练习</w:t>
-      </w:r>
-      <w:r>
-        <w:rPr>
-          <w:rFonts w:hint="eastAsia" w:asciiTheme="majorEastAsia" w:hAnsiTheme="majorEastAsia" w:eastAsiaTheme="majorEastAsia" w:cstheme="majorEastAsia"/>
-          <w:b w:val="0"/>
-          <w:bCs w:val="0"/>
-          <w:snapToGrid w:val="0"/>
-          <w:color w:val="292929"/>
-          <w:kern w:val="0"/>
-          <w:sz w:val="20"/>
-          <w:szCs w:val="20"/>
-          <w:shd w:val="clear" w:fill="FFFFFF"/>
-          <w:lang w:val="en-US" w:eastAsia="zh-CN" w:bidi="ar"/>
-        </w:rPr>
-        <w:t>。用户从 6 种以上情境分类中选择场景（如"旅行出行"下的"机场值机"），系统以聊天气泡引导对话，用户逐轮录音作答，录音后可回放并与参考回答对比。</w:t>
-      </w:r>
-    </w:p>
-    <w:p>
-      <w:pPr>
-        <w:keepNext w:val="0"/>
-        <w:keepLines w:val="0"/>
-        <w:widowControl/>
-        <w:suppressLineNumbers w:val="0"/>
-        <w:shd w:val="clear" w:fill="FFFFFF"/>
-        <w:spacing w:line="190" w:lineRule="atLeast"/>
-        <w:jc w:val="left"/>
-        <w:rPr>
-          <w:rFonts w:hint="eastAsia" w:asciiTheme="majorEastAsia" w:hAnsiTheme="majorEastAsia" w:eastAsiaTheme="majorEastAsia" w:cstheme="majorEastAsia"/>
-          <w:b w:val="0"/>
-          <w:bCs w:val="0"/>
-          <w:snapToGrid w:val="0"/>
-          <w:color w:val="292929"/>
-          <w:kern w:val="0"/>
-          <w:sz w:val="20"/>
-          <w:szCs w:val="20"/>
-          <w:shd w:val="clear" w:fill="FFFFFF"/>
-          <w:lang w:val="en-US" w:eastAsia="zh-CN" w:bidi="ar"/>
-        </w:rPr>
-      </w:pPr>
-      <w:r>
-        <w:rPr>
-          <w:rFonts w:hint="eastAsia" w:asciiTheme="majorEastAsia" w:hAnsiTheme="majorEastAsia" w:eastAsiaTheme="majorEastAsia" w:cstheme="majorEastAsia"/>
-          <w:b/>
-          <w:bCs/>
-          <w:snapToGrid w:val="0"/>
-          <w:color w:val="292929"/>
-          <w:kern w:val="0"/>
-          <w:sz w:val="20"/>
-          <w:szCs w:val="20"/>
-          <w:shd w:val="clear" w:fill="FFFFFF"/>
-          <w:lang w:val="en-US" w:eastAsia="zh-CN" w:bidi="ar"/>
-        </w:rPr>
-        <w:t>词汇与语法练习</w:t>
-      </w:r>
-      <w:r>
-        <w:rPr>
-          <w:rFonts w:hint="eastAsia" w:asciiTheme="majorEastAsia" w:hAnsiTheme="majorEastAsia" w:eastAsiaTheme="majorEastAsia" w:cstheme="majorEastAsia"/>
-          <w:b w:val="0"/>
-          <w:bCs w:val="0"/>
-          <w:snapToGrid w:val="0"/>
-          <w:color w:val="292929"/>
-          <w:kern w:val="0"/>
-          <w:sz w:val="20"/>
-          <w:szCs w:val="20"/>
-          <w:shd w:val="clear" w:fill="FFFFFF"/>
-          <w:lang w:val="en-US" w:eastAsia="zh-CN" w:bidi="ar"/>
-        </w:rPr>
-        <w:t>。按 CEFR 标准分为初/中/高三级，覆盖 200+ 词汇和 30+ 语法点，题型包括选择、填空、匹配。答完即时显示对错和解释，错题自动收录。</w:t>
-      </w:r>
-    </w:p>
-    <w:p>
-      <w:pPr>
-        <w:keepNext w:val="0"/>
-        <w:keepLines w:val="0"/>
-        <w:widowControl/>
-        <w:suppressLineNumbers w:val="0"/>
-        <w:shd w:val="clear" w:fill="FFFFFF"/>
-        <w:spacing w:line="190" w:lineRule="atLeast"/>
-        <w:jc w:val="left"/>
-        <w:rPr>
-          <w:rFonts w:hint="eastAsia" w:asciiTheme="majorEastAsia" w:hAnsiTheme="majorEastAsia" w:eastAsiaTheme="majorEastAsia" w:cstheme="majorEastAsia"/>
-          <w:b w:val="0"/>
-          <w:bCs w:val="0"/>
-          <w:snapToGrid w:val="0"/>
-          <w:color w:val="292929"/>
-          <w:kern w:val="0"/>
-          <w:sz w:val="20"/>
-          <w:szCs w:val="20"/>
-          <w:shd w:val="clear" w:fill="FFFFFF"/>
-          <w:lang w:val="en-US" w:eastAsia="zh-CN" w:bidi="ar"/>
-        </w:rPr>
-      </w:pPr>
-      <w:r>
-        <w:rPr>
-          <w:rFonts w:hint="eastAsia" w:asciiTheme="majorEastAsia" w:hAnsiTheme="majorEastAsia" w:eastAsiaTheme="majorEastAsia" w:cstheme="majorEastAsia"/>
-          <w:b/>
-          <w:bCs/>
-          <w:snapToGrid w:val="0"/>
-          <w:color w:val="292929"/>
-          <w:kern w:val="0"/>
-          <w:sz w:val="20"/>
-          <w:szCs w:val="20"/>
-          <w:shd w:val="clear" w:fill="FFFFFF"/>
-          <w:lang w:val="en-US" w:eastAsia="zh-CN" w:bidi="ar"/>
-        </w:rPr>
-        <w:t>个性化学习计划</w:t>
-      </w:r>
-      <w:r>
-        <w:rPr>
-          <w:rFonts w:hint="eastAsia" w:asciiTheme="majorEastAsia" w:hAnsiTheme="majorEastAsia" w:eastAsiaTheme="majorEastAsia" w:cstheme="majorEastAsia"/>
-          <w:b w:val="0"/>
-          <w:bCs w:val="0"/>
-          <w:snapToGrid w:val="0"/>
-          <w:color w:val="292929"/>
-          <w:kern w:val="0"/>
-          <w:sz w:val="20"/>
-          <w:szCs w:val="20"/>
-          <w:shd w:val="clear" w:fill="FFFFFF"/>
-          <w:lang w:val="en-US" w:eastAsia="zh-CN" w:bidi="ar"/>
-        </w:rPr>
-        <w:t>。用户评估初始水平，设定目标（例如"3 个月提升一个等级"），系统每日推送口语×2 + 词汇×5 + 语法×3 的组合任务。仪表盘展示累计天数、完成率和趋势图表，连续打卡时给予鼓励。</w:t>
-      </w:r>
-    </w:p>
-    <w:p>
-      <w:pPr>
-        <w:keepNext/>
-        <w:ind w:left="2880" w:right="72"/>
-      </w:pPr>
+        <w:rPr>
+          <w:rFonts w:hint="default" w:ascii="宋体" w:hAnsi="Times New Roman" w:eastAsia="宋体" w:cs="Times New Roman"/>
+          <w:snapToGrid w:val="0"/>
+          <w:lang w:val="en-US" w:eastAsia="zh-CN" w:bidi="ar-SA"/>
+        </w:rPr>
+      </w:pPr>
+      <w:bookmarkStart w:id="57" w:name="_Toc219"/>
+      <w:r>
+        <w:rPr>
+          <w:rFonts w:hint="default"/>
+          <w:lang w:val="en-US" w:eastAsia="zh-CN"/>
+        </w:rPr>
+        <w:t>适用的标准</w:t>
+      </w:r>
+      <w:bookmarkEnd w:id="57"/>
+    </w:p>
+    <w:p>
+      <w:pPr>
+        <w:widowControl w:val="0"/>
+        <w:spacing w:line="240" w:lineRule="atLeast"/>
+        <w:ind w:left="0" w:leftChars="0"/>
+        <w:rPr>
+          <w:rFonts w:hint="default" w:ascii="宋体" w:hAnsi="Times New Roman" w:eastAsia="宋体" w:cs="Times New Roman"/>
+          <w:snapToGrid w:val="0"/>
+          <w:lang w:val="en-US" w:eastAsia="zh-CN" w:bidi="ar-SA"/>
+        </w:rPr>
+      </w:pPr>
+      <w:r>
+        <w:rPr>
+          <w:rFonts w:hint="default" w:ascii="宋体" w:hAnsi="Times New Roman" w:eastAsia="宋体" w:cs="Times New Roman"/>
+          <w:snapToGrid w:val="0"/>
+          <w:lang w:val="en-US" w:eastAsia="zh-CN" w:bidi="ar-SA"/>
+        </w:rPr>
+        <w:t>前后端通信须采用 RESTful API 规范。前端代码须遵循 ESLint 加 Prettier 进行代码风格检查。数据库命名须统一采用小写加下划线。前端接口契约须集中在 contracts.ts 中管理，与后端对齐。</w:t>
+      </w:r>
     </w:p>
     <w:p>
       <w:pPr>
@@ -5542,174 +5851,40 @@
           <w:numId w:val="1"/>
         </w:numPr>
         <w:ind w:left="720" w:hanging="720"/>
-      </w:pPr>
-      <w:bookmarkStart w:id="43" w:name="_Toc498919258"/>
-      <w:bookmarkStart w:id="44" w:name="_Toc19636"/>
-      <w:r>
-        <w:rPr>
-          <w:rFonts w:hint="eastAsia"/>
-        </w:rPr>
-        <w:t>假设与依赖关系</w:t>
-      </w:r>
-      <w:bookmarkEnd w:id="43"/>
-      <w:bookmarkEnd w:id="44"/>
-    </w:p>
-    <w:p>
-      <w:pPr>
-        <w:keepNext w:val="0"/>
-        <w:keepLines w:val="0"/>
-        <w:widowControl/>
-        <w:suppressLineNumbers w:val="0"/>
-        <w:shd w:val="clear" w:fill="FFFFFF"/>
-        <w:spacing w:line="190" w:lineRule="atLeast"/>
-        <w:jc w:val="left"/>
-        <w:rPr>
-          <w:rFonts w:hint="default" w:asciiTheme="majorEastAsia" w:hAnsiTheme="majorEastAsia" w:eastAsiaTheme="majorEastAsia" w:cstheme="majorEastAsia"/>
-          <w:b w:val="0"/>
-          <w:bCs w:val="0"/>
-          <w:snapToGrid w:val="0"/>
-          <w:color w:val="292929"/>
-          <w:kern w:val="0"/>
-          <w:sz w:val="20"/>
-          <w:szCs w:val="20"/>
-          <w:shd w:val="clear" w:fill="FFFFFF"/>
-          <w:lang w:val="en-US" w:eastAsia="zh-CN" w:bidi="ar"/>
-        </w:rPr>
-      </w:pPr>
-      <w:r>
-        <w:rPr>
-          <w:rFonts w:hint="default" w:asciiTheme="majorEastAsia" w:hAnsiTheme="majorEastAsia" w:eastAsiaTheme="majorEastAsia" w:cstheme="majorEastAsia"/>
-          <w:b w:val="0"/>
-          <w:bCs w:val="0"/>
-          <w:snapToGrid w:val="0"/>
-          <w:color w:val="292929"/>
-          <w:kern w:val="0"/>
-          <w:sz w:val="20"/>
-          <w:szCs w:val="20"/>
-          <w:shd w:val="clear" w:fill="FFFFFF"/>
-          <w:lang w:val="en-US" w:eastAsia="zh-CN" w:bidi="ar"/>
-        </w:rPr>
-        <w:t>用户使用支持 MediaRecorder API 的现代浏览器。</w:t>
-      </w:r>
-    </w:p>
-    <w:p>
-      <w:pPr>
-        <w:keepNext w:val="0"/>
-        <w:keepLines w:val="0"/>
-        <w:widowControl/>
-        <w:suppressLineNumbers w:val="0"/>
-        <w:shd w:val="clear" w:fill="FFFFFF"/>
-        <w:spacing w:line="190" w:lineRule="atLeast"/>
-        <w:jc w:val="left"/>
-        <w:rPr>
-          <w:rFonts w:hint="default" w:asciiTheme="majorEastAsia" w:hAnsiTheme="majorEastAsia" w:eastAsiaTheme="majorEastAsia" w:cstheme="majorEastAsia"/>
-          <w:b w:val="0"/>
-          <w:bCs w:val="0"/>
-          <w:snapToGrid w:val="0"/>
-          <w:color w:val="292929"/>
-          <w:kern w:val="0"/>
-          <w:sz w:val="20"/>
-          <w:szCs w:val="20"/>
-          <w:shd w:val="clear" w:fill="FFFFFF"/>
-          <w:lang w:val="en-US" w:eastAsia="zh-CN" w:bidi="ar"/>
-        </w:rPr>
-      </w:pPr>
-      <w:r>
-        <w:rPr>
-          <w:rFonts w:hint="default" w:asciiTheme="majorEastAsia" w:hAnsiTheme="majorEastAsia" w:eastAsiaTheme="majorEastAsia" w:cstheme="majorEastAsia"/>
-          <w:b w:val="0"/>
-          <w:bCs w:val="0"/>
-          <w:snapToGrid w:val="0"/>
-          <w:color w:val="292929"/>
-          <w:kern w:val="0"/>
-          <w:sz w:val="20"/>
-          <w:szCs w:val="20"/>
-          <w:shd w:val="clear" w:fill="FFFFFF"/>
-          <w:lang w:val="en-US" w:eastAsia="zh-CN" w:bidi="ar"/>
-        </w:rPr>
-        <w:t>录音文件存储在服务器端，需足够磁盘空间。</w:t>
-      </w:r>
-    </w:p>
-    <w:p>
-      <w:pPr>
-        <w:keepNext w:val="0"/>
-        <w:keepLines w:val="0"/>
-        <w:widowControl/>
-        <w:suppressLineNumbers w:val="0"/>
-        <w:shd w:val="clear" w:fill="FFFFFF"/>
-        <w:spacing w:line="190" w:lineRule="atLeast"/>
-        <w:jc w:val="left"/>
-        <w:rPr>
-          <w:rFonts w:hint="default" w:asciiTheme="majorEastAsia" w:hAnsiTheme="majorEastAsia" w:eastAsiaTheme="majorEastAsia" w:cstheme="majorEastAsia"/>
-          <w:b w:val="0"/>
-          <w:bCs w:val="0"/>
-          <w:snapToGrid w:val="0"/>
-          <w:color w:val="292929"/>
-          <w:kern w:val="0"/>
-          <w:sz w:val="20"/>
-          <w:szCs w:val="20"/>
-          <w:shd w:val="clear" w:fill="FFFFFF"/>
-          <w:lang w:val="en-US" w:eastAsia="zh-CN" w:bidi="ar"/>
-        </w:rPr>
-      </w:pPr>
-      <w:r>
-        <w:rPr>
-          <w:rFonts w:hint="default" w:asciiTheme="majorEastAsia" w:hAnsiTheme="majorEastAsia" w:eastAsiaTheme="majorEastAsia" w:cstheme="majorEastAsia"/>
-          <w:b w:val="0"/>
-          <w:bCs w:val="0"/>
-          <w:snapToGrid w:val="0"/>
-          <w:color w:val="292929"/>
-          <w:kern w:val="0"/>
-          <w:sz w:val="20"/>
-          <w:szCs w:val="20"/>
-          <w:shd w:val="clear" w:fill="FFFFFF"/>
-          <w:lang w:val="en-US" w:eastAsia="zh-CN" w:bidi="ar"/>
-        </w:rPr>
-        <w:t>本题不集成外部 AI API——所有情境内容与参考答案均预设于系统中，避免成本和调用延迟。</w:t>
-      </w:r>
-    </w:p>
-    <w:p>
-      <w:pPr>
-        <w:keepNext w:val="0"/>
-        <w:keepLines w:val="0"/>
-        <w:widowControl/>
-        <w:suppressLineNumbers w:val="0"/>
-        <w:shd w:val="clear" w:fill="FFFFFF"/>
-        <w:spacing w:line="190" w:lineRule="atLeast"/>
-        <w:jc w:val="left"/>
-        <w:rPr>
-          <w:rFonts w:hint="eastAsia" w:asciiTheme="majorEastAsia" w:hAnsiTheme="majorEastAsia" w:eastAsiaTheme="majorEastAsia" w:cstheme="majorEastAsia"/>
-          <w:b w:val="0"/>
-          <w:bCs w:val="0"/>
-          <w:snapToGrid w:val="0"/>
-          <w:color w:val="292929"/>
-          <w:kern w:val="0"/>
-          <w:sz w:val="20"/>
-          <w:szCs w:val="20"/>
-          <w:shd w:val="clear" w:fill="FFFFFF"/>
-          <w:lang w:val="en-US" w:eastAsia="zh-CN" w:bidi="ar"/>
-        </w:rPr>
-      </w:pPr>
-    </w:p>
-    <w:p>
-      <w:pPr>
-        <w:pStyle w:val="2"/>
-        <w:numPr>
-          <w:ilvl w:val="0"/>
-          <w:numId w:val="1"/>
-        </w:numPr>
-        <w:ind w:left="720" w:hanging="720"/>
-      </w:pPr>
-      <w:bookmarkStart w:id="45" w:name="_Toc498919261"/>
-      <w:bookmarkStart w:id="46" w:name="_Toc6950"/>
-      <w:r>
-        <w:rPr>
-          <w:rFonts w:hint="eastAsia"/>
-        </w:rPr>
-        <w:t>产品特性</w:t>
-      </w:r>
-      <w:bookmarkEnd w:id="45"/>
-      <w:bookmarkEnd w:id="46"/>
+        <w:rPr>
+          <w:rFonts w:hint="default" w:ascii="宋体" w:hAnsi="Times New Roman" w:eastAsia="宋体" w:cs="Times New Roman"/>
+          <w:snapToGrid w:val="0"/>
+          <w:lang w:val="en-US" w:eastAsia="zh-CN" w:bidi="ar-SA"/>
+        </w:rPr>
+      </w:pPr>
+      <w:bookmarkStart w:id="58" w:name="_Toc8679"/>
+      <w:r>
+        <w:rPr>
+          <w:rFonts w:hint="default"/>
+          <w:lang w:val="en-US" w:eastAsia="zh-CN"/>
+        </w:rPr>
+        <w:t>系统需求</w:t>
+      </w:r>
+      <w:bookmarkEnd w:id="58"/>
+    </w:p>
+    <w:p>
+      <w:pPr>
+        <w:widowControl w:val="0"/>
+        <w:spacing w:line="240" w:lineRule="atLeast"/>
+        <w:ind w:left="0" w:leftChars="0"/>
+        <w:rPr>
+          <w:rFonts w:hint="default"/>
+          <w:lang w:val="en-US" w:eastAsia="zh-CN"/>
+        </w:rPr>
+      </w:pPr>
+      <w:r>
+        <w:rPr>
+          <w:rFonts w:hint="default" w:ascii="宋体" w:hAnsi="Times New Roman" w:eastAsia="宋体" w:cs="Times New Roman"/>
+          <w:snapToGrid w:val="0"/>
+          <w:lang w:val="en-US" w:eastAsia="zh-CN" w:bidi="ar-SA"/>
+        </w:rPr>
+        <w:t>服务端须安装 Java 17 以上、MySQL 8 以上和 Node.js 18 以上。客户端须使用支持 MediaRecorder API 的现代浏览器，包括 Chrome 80 以上、Edge 80 以上和 Firefox 75 以上。</w:t>
+      </w:r>
     </w:p>
     <w:p>
       <w:pPr>
@@ -5719,1233 +5894,42 @@
           <w:numId w:val="1"/>
         </w:numPr>
         <w:ind w:left="720" w:hanging="720"/>
-      </w:pPr>
-      <w:bookmarkStart w:id="47" w:name="_Toc498919262"/>
-      <w:bookmarkStart w:id="48" w:name="_Toc7499"/>
-      <w:r>
-        <w:t>&lt;</w:t>
-      </w:r>
-      <w:r>
-        <w:rPr>
-          <w:rFonts w:hint="eastAsia"/>
+        <w:rPr>
+          <w:rFonts w:hint="default" w:ascii="宋体" w:hAnsi="Times New Roman" w:eastAsia="宋体" w:cs="Times New Roman"/>
+          <w:snapToGrid w:val="0"/>
+          <w:lang w:val="en-US" w:eastAsia="zh-CN" w:bidi="ar-SA"/>
+        </w:rPr>
+      </w:pPr>
+      <w:bookmarkStart w:id="59" w:name="_Toc443"/>
+      <w:r>
+        <w:rPr>
+          <w:rFonts w:hint="default"/>
           <w:lang w:val="en-US" w:eastAsia="zh-CN"/>
         </w:rPr>
-        <w:t>口语练习</w:t>
-      </w:r>
-      <w:r>
-        <w:t>&gt;</w:t>
-      </w:r>
-      <w:bookmarkEnd w:id="47"/>
-      <w:bookmarkEnd w:id="48"/>
-    </w:p>
-    <w:p>
-      <w:pPr>
-        <w:keepNext w:val="0"/>
-        <w:keepLines w:val="0"/>
-        <w:widowControl/>
-        <w:suppressLineNumbers w:val="0"/>
-        <w:shd w:val="clear" w:fill="FFFFFF"/>
-        <w:spacing w:line="190" w:lineRule="atLeast"/>
-        <w:jc w:val="left"/>
-        <w:rPr>
-          <w:rFonts w:hint="default" w:asciiTheme="majorEastAsia" w:hAnsiTheme="majorEastAsia" w:eastAsiaTheme="majorEastAsia" w:cstheme="majorEastAsia"/>
-          <w:b w:val="0"/>
-          <w:bCs w:val="0"/>
-          <w:snapToGrid w:val="0"/>
-          <w:color w:val="292929"/>
-          <w:kern w:val="0"/>
-          <w:sz w:val="20"/>
-          <w:szCs w:val="20"/>
-          <w:shd w:val="clear" w:fill="FFFFFF"/>
-          <w:lang w:val="en-US" w:eastAsia="zh-CN" w:bidi="ar"/>
-        </w:rPr>
-      </w:pPr>
-      <w:r>
-        <w:rPr>
-          <w:rFonts w:hint="default" w:asciiTheme="majorEastAsia" w:hAnsiTheme="majorEastAsia" w:eastAsiaTheme="majorEastAsia" w:cstheme="majorEastAsia"/>
-          <w:b w:val="0"/>
-          <w:bCs w:val="0"/>
-          <w:snapToGrid w:val="0"/>
-          <w:color w:val="292929"/>
-          <w:kern w:val="0"/>
-          <w:sz w:val="20"/>
-          <w:szCs w:val="20"/>
-          <w:shd w:val="clear" w:fill="FFFFFF"/>
-          <w:lang w:val="en-US" w:eastAsia="zh-CN" w:bidi="ar"/>
-        </w:rPr>
-        <w:t>用户进入口语练习模块后，选择一个情境（如"餐厅订餐"），系统先展示场景描述和角色说明。对话以聊天气泡形式逐轮推进：系统展示问题→用户点击录音并作答→录音保存→可回放→系统展示参考回答。练习结束后记录保存至历史列表，用户可随时回听。</w:t>
-      </w:r>
-    </w:p>
-    <w:p>
-      <w:pPr>
-        <w:keepNext w:val="0"/>
-        <w:keepLines w:val="0"/>
-        <w:widowControl/>
-        <w:suppressLineNumbers w:val="0"/>
-        <w:shd w:val="clear" w:fill="FFFFFF"/>
-        <w:spacing w:line="190" w:lineRule="atLeast"/>
-        <w:jc w:val="left"/>
-        <w:rPr>
-          <w:rFonts w:hint="default" w:asciiTheme="majorEastAsia" w:hAnsiTheme="majorEastAsia" w:eastAsiaTheme="majorEastAsia" w:cstheme="majorEastAsia"/>
-          <w:b w:val="0"/>
-          <w:bCs w:val="0"/>
-          <w:snapToGrid w:val="0"/>
-          <w:color w:val="292929"/>
-          <w:kern w:val="0"/>
-          <w:sz w:val="20"/>
-          <w:szCs w:val="20"/>
-          <w:shd w:val="clear" w:fill="FFFFFF"/>
-          <w:lang w:val="en-US" w:eastAsia="zh-CN" w:bidi="ar"/>
-        </w:rPr>
-      </w:pPr>
-      <w:r>
-        <w:rPr>
-          <w:rFonts w:hint="default" w:asciiTheme="majorEastAsia" w:hAnsiTheme="majorEastAsia" w:eastAsiaTheme="majorEastAsia" w:cstheme="majorEastAsia"/>
-          <w:b w:val="0"/>
-          <w:bCs w:val="0"/>
-          <w:snapToGrid w:val="0"/>
-          <w:color w:val="292929"/>
-          <w:kern w:val="0"/>
-          <w:sz w:val="20"/>
-          <w:szCs w:val="20"/>
-          <w:shd w:val="clear" w:fill="FFFFFF"/>
-          <w:lang w:val="en-US" w:eastAsia="zh-CN" w:bidi="ar"/>
-        </w:rPr>
-        <w:t>为何提供此特性：口语能力的核心是"在语境中表达"，而非孤立跟读。完整对话练习让用户体验真实的交流节奏。</w:t>
-      </w:r>
-    </w:p>
-    <w:p>
-      <w:pPr>
-        <w:pStyle w:val="3"/>
-        <w:numPr>
-          <w:ilvl w:val="1"/>
-          <w:numId w:val="1"/>
-        </w:numPr>
-        <w:ind w:left="720" w:hanging="720"/>
-      </w:pPr>
-      <w:bookmarkStart w:id="49" w:name="_Toc498919263"/>
-      <w:bookmarkStart w:id="50" w:name="_Toc27297"/>
-      <w:r>
-        <w:t>&lt;</w:t>
-      </w:r>
-      <w:r>
-        <w:rPr>
-          <w:rFonts w:hint="eastAsia"/>
-          <w:lang w:val="en-US" w:eastAsia="zh-CN"/>
-        </w:rPr>
-        <w:t>词汇与语法练习</w:t>
-      </w:r>
-      <w:r>
-        <w:t>&gt;</w:t>
-      </w:r>
-      <w:bookmarkEnd w:id="49"/>
-      <w:bookmarkEnd w:id="50"/>
-    </w:p>
-    <w:p>
-      <w:pPr>
-        <w:keepNext w:val="0"/>
-        <w:keepLines w:val="0"/>
-        <w:widowControl/>
-        <w:suppressLineNumbers w:val="0"/>
-        <w:shd w:val="clear" w:fill="FFFFFF"/>
-        <w:spacing w:line="190" w:lineRule="atLeast"/>
-        <w:jc w:val="left"/>
-        <w:rPr>
-          <w:rFonts w:hint="default" w:asciiTheme="majorEastAsia" w:hAnsiTheme="majorEastAsia" w:eastAsiaTheme="majorEastAsia" w:cstheme="majorEastAsia"/>
-          <w:b w:val="0"/>
-          <w:bCs w:val="0"/>
-          <w:snapToGrid w:val="0"/>
-          <w:color w:val="292929"/>
-          <w:kern w:val="0"/>
-          <w:sz w:val="20"/>
-          <w:szCs w:val="20"/>
-          <w:shd w:val="clear" w:fill="FFFFFF"/>
-          <w:lang w:val="en-US" w:eastAsia="zh-CN" w:bidi="ar"/>
-        </w:rPr>
-      </w:pPr>
-      <w:r>
-        <w:rPr>
-          <w:rFonts w:hint="default" w:asciiTheme="majorEastAsia" w:hAnsiTheme="majorEastAsia" w:eastAsiaTheme="majorEastAsia" w:cstheme="majorEastAsia"/>
-          <w:b w:val="0"/>
-          <w:bCs w:val="0"/>
-          <w:snapToGrid w:val="0"/>
-          <w:color w:val="292929"/>
-          <w:kern w:val="0"/>
-          <w:sz w:val="20"/>
-          <w:szCs w:val="20"/>
-          <w:shd w:val="clear" w:fill="FFFFFF"/>
-          <w:lang w:val="en-US" w:eastAsia="zh-CN" w:bidi="ar"/>
-        </w:rPr>
-        <w:t>分为词汇题和语法题两大类，按难度分级。每题提供标准发音播放（词汇题）和文字提示。答题后即时反馈正误与解析。系统统计正确率并标记薄弱知识点。</w:t>
-      </w:r>
-    </w:p>
-    <w:p>
-      <w:pPr>
-        <w:keepNext w:val="0"/>
-        <w:keepLines w:val="0"/>
-        <w:widowControl/>
-        <w:suppressLineNumbers w:val="0"/>
-        <w:shd w:val="clear" w:fill="FFFFFF"/>
-        <w:spacing w:line="190" w:lineRule="atLeast"/>
-        <w:jc w:val="left"/>
-        <w:rPr>
-          <w:rFonts w:hint="default" w:asciiTheme="majorEastAsia" w:hAnsiTheme="majorEastAsia" w:eastAsiaTheme="majorEastAsia" w:cstheme="majorEastAsia"/>
-          <w:b w:val="0"/>
-          <w:bCs w:val="0"/>
-          <w:snapToGrid w:val="0"/>
-          <w:color w:val="292929"/>
-          <w:kern w:val="0"/>
-          <w:sz w:val="20"/>
-          <w:szCs w:val="20"/>
-          <w:shd w:val="clear" w:fill="FFFFFF"/>
-          <w:lang w:val="en-US" w:eastAsia="zh-CN" w:bidi="ar"/>
-        </w:rPr>
-      </w:pPr>
-      <w:r>
-        <w:rPr>
-          <w:rFonts w:hint="default" w:asciiTheme="majorEastAsia" w:hAnsiTheme="majorEastAsia" w:eastAsiaTheme="majorEastAsia" w:cstheme="majorEastAsia"/>
-          <w:b w:val="0"/>
-          <w:bCs w:val="0"/>
-          <w:snapToGrid w:val="0"/>
-          <w:color w:val="292929"/>
-          <w:kern w:val="0"/>
-          <w:sz w:val="20"/>
-          <w:szCs w:val="20"/>
-          <w:shd w:val="clear" w:fill="FFFFFF"/>
-          <w:lang w:val="en-US" w:eastAsia="zh-CN" w:bidi="ar"/>
-        </w:rPr>
-        <w:t>为何提供此特性：词汇和语法是口语表达的基础支撑，脱离语境的背词效果差，练习需要与口语场景产生关联感。</w:t>
-      </w:r>
-    </w:p>
-    <w:p>
-      <w:pPr>
-        <w:pStyle w:val="3"/>
-        <w:numPr>
-          <w:ilvl w:val="1"/>
-          <w:numId w:val="1"/>
-        </w:numPr>
-        <w:ind w:left="720" w:hanging="720"/>
-      </w:pPr>
-      <w:bookmarkStart w:id="51" w:name="_Toc29377"/>
-      <w:r>
-        <w:t>&lt;</w:t>
-      </w:r>
-      <w:r>
-        <w:rPr>
-          <w:rFonts w:hint="eastAsia"/>
-          <w:lang w:val="en-US" w:eastAsia="zh-CN"/>
-        </w:rPr>
-        <w:t>个性化学习计划</w:t>
-      </w:r>
-      <w:r>
-        <w:t>&gt;</w:t>
-      </w:r>
-      <w:bookmarkEnd w:id="51"/>
-    </w:p>
-    <w:p>
-      <w:pPr>
-        <w:keepNext w:val="0"/>
-        <w:keepLines w:val="0"/>
-        <w:widowControl/>
-        <w:suppressLineNumbers w:val="0"/>
-        <w:shd w:val="clear" w:fill="FFFFFF"/>
-        <w:spacing w:line="190" w:lineRule="atLeast"/>
-        <w:jc w:val="left"/>
-        <w:rPr>
-          <w:rFonts w:hint="default" w:ascii="Consolas" w:hAnsi="Consolas" w:eastAsia="Consolas" w:cs="Consolas"/>
-          <w:b w:val="0"/>
-          <w:bCs w:val="0"/>
-          <w:snapToGrid w:val="0"/>
-          <w:color w:val="292929"/>
-          <w:kern w:val="0"/>
-          <w:sz w:val="14"/>
-          <w:szCs w:val="14"/>
-          <w:shd w:val="clear" w:fill="FFFFFF"/>
-          <w:lang w:val="en-US" w:eastAsia="zh-CN" w:bidi="ar"/>
-        </w:rPr>
-      </w:pPr>
-    </w:p>
-    <w:p>
-      <w:pPr>
-        <w:pStyle w:val="2"/>
-        <w:numPr>
-          <w:ilvl w:val="0"/>
-          <w:numId w:val="1"/>
-        </w:numPr>
-        <w:ind w:left="720" w:hanging="720"/>
-      </w:pPr>
-      <w:bookmarkStart w:id="52" w:name="_Toc498919264"/>
-      <w:bookmarkStart w:id="53" w:name="_Toc1958"/>
-      <w:r>
-        <w:rPr>
-          <w:rFonts w:hint="eastAsia"/>
-        </w:rPr>
-        <w:t>约束</w:t>
-      </w:r>
-      <w:bookmarkEnd w:id="52"/>
-      <w:bookmarkEnd w:id="53"/>
-    </w:p>
-    <w:p>
-      <w:pPr>
-        <w:keepNext w:val="0"/>
-        <w:keepLines w:val="0"/>
-        <w:widowControl/>
-        <w:suppressLineNumbers w:val="0"/>
-        <w:shd w:val="clear" w:fill="FFFFFF"/>
-        <w:spacing w:line="190" w:lineRule="atLeast"/>
-        <w:jc w:val="left"/>
-        <w:rPr>
-          <w:rFonts w:hint="default" w:asciiTheme="majorEastAsia" w:hAnsiTheme="majorEastAsia" w:eastAsiaTheme="majorEastAsia" w:cstheme="majorEastAsia"/>
-          <w:b w:val="0"/>
-          <w:bCs w:val="0"/>
-          <w:snapToGrid w:val="0"/>
-          <w:color w:val="292929"/>
-          <w:kern w:val="0"/>
-          <w:sz w:val="20"/>
-          <w:szCs w:val="20"/>
-          <w:shd w:val="clear" w:fill="FFFFFF"/>
-          <w:lang w:val="en-US" w:eastAsia="zh-CN" w:bidi="ar"/>
-        </w:rPr>
-      </w:pPr>
-      <w:r>
-        <w:rPr>
-          <w:rFonts w:hint="default" w:asciiTheme="majorEastAsia" w:hAnsiTheme="majorEastAsia" w:eastAsiaTheme="majorEastAsia" w:cstheme="majorEastAsia"/>
-          <w:b w:val="0"/>
-          <w:bCs w:val="0"/>
-          <w:snapToGrid w:val="0"/>
-          <w:color w:val="292929"/>
-          <w:kern w:val="0"/>
-          <w:sz w:val="20"/>
-          <w:szCs w:val="20"/>
-          <w:shd w:val="clear" w:fill="FFFFFF"/>
-          <w:lang w:val="en-US" w:eastAsia="zh-CN" w:bidi="ar"/>
-        </w:rPr>
-        <w:t>技术栈：前端 React 18 + Vite + TypeScript，后端 Java 17 + Spring Boot 3 + Spring Data JPA，数据库 MySQL 8。</w:t>
-      </w:r>
-    </w:p>
-    <w:p>
-      <w:pPr>
-        <w:keepNext w:val="0"/>
-        <w:keepLines w:val="0"/>
-        <w:widowControl/>
-        <w:suppressLineNumbers w:val="0"/>
-        <w:shd w:val="clear" w:fill="FFFFFF"/>
-        <w:spacing w:line="190" w:lineRule="atLeast"/>
-        <w:jc w:val="left"/>
-        <w:rPr>
-          <w:rFonts w:hint="default" w:asciiTheme="majorEastAsia" w:hAnsiTheme="majorEastAsia" w:eastAsiaTheme="majorEastAsia" w:cstheme="majorEastAsia"/>
-          <w:b w:val="0"/>
-          <w:bCs w:val="0"/>
-          <w:snapToGrid w:val="0"/>
-          <w:color w:val="292929"/>
-          <w:kern w:val="0"/>
-          <w:sz w:val="20"/>
-          <w:szCs w:val="20"/>
-          <w:shd w:val="clear" w:fill="FFFFFF"/>
-          <w:lang w:val="en-US" w:eastAsia="zh-CN" w:bidi="ar"/>
-        </w:rPr>
-      </w:pPr>
-      <w:r>
-        <w:rPr>
-          <w:rFonts w:hint="default" w:asciiTheme="majorEastAsia" w:hAnsiTheme="majorEastAsia" w:eastAsiaTheme="majorEastAsia" w:cstheme="majorEastAsia"/>
-          <w:b w:val="0"/>
-          <w:bCs w:val="0"/>
-          <w:snapToGrid w:val="0"/>
-          <w:color w:val="292929"/>
-          <w:kern w:val="0"/>
-          <w:sz w:val="20"/>
-          <w:szCs w:val="20"/>
-          <w:shd w:val="clear" w:fill="FFFFFF"/>
-          <w:lang w:val="en-US" w:eastAsia="zh-CN" w:bidi="ar"/>
-        </w:rPr>
-        <w:t>平台：Web 端，响应式设计适配桌面（≥1366px）和平板（≥768px）。</w:t>
-      </w:r>
-    </w:p>
-    <w:p>
-      <w:pPr>
-        <w:keepNext w:val="0"/>
-        <w:keepLines w:val="0"/>
-        <w:widowControl/>
-        <w:suppressLineNumbers w:val="0"/>
-        <w:shd w:val="clear" w:fill="FFFFFF"/>
-        <w:spacing w:line="190" w:lineRule="atLeast"/>
-        <w:jc w:val="left"/>
-        <w:rPr>
-          <w:rFonts w:hint="default" w:asciiTheme="majorEastAsia" w:hAnsiTheme="majorEastAsia" w:eastAsiaTheme="majorEastAsia" w:cstheme="majorEastAsia"/>
-          <w:b w:val="0"/>
-          <w:bCs w:val="0"/>
-          <w:snapToGrid w:val="0"/>
-          <w:color w:val="292929"/>
-          <w:kern w:val="0"/>
-          <w:sz w:val="20"/>
-          <w:szCs w:val="20"/>
-          <w:shd w:val="clear" w:fill="FFFFFF"/>
-          <w:lang w:val="en-US" w:eastAsia="zh-CN" w:bidi="ar"/>
-        </w:rPr>
-      </w:pPr>
-      <w:r>
-        <w:rPr>
-          <w:rFonts w:hint="default" w:asciiTheme="majorEastAsia" w:hAnsiTheme="majorEastAsia" w:eastAsiaTheme="majorEastAsia" w:cstheme="majorEastAsia"/>
-          <w:b w:val="0"/>
-          <w:bCs w:val="0"/>
-          <w:snapToGrid w:val="0"/>
-          <w:color w:val="292929"/>
-          <w:kern w:val="0"/>
-          <w:sz w:val="20"/>
-          <w:szCs w:val="20"/>
-          <w:shd w:val="clear" w:fill="FFFFFF"/>
-          <w:lang w:val="en-US" w:eastAsia="zh-CN" w:bidi="ar"/>
-        </w:rPr>
-        <w:t>团队与工期：4 人约 5 周，版本管理使用 Git + GitHub，AI 辅助开发工具使用 Cursor / Claude Code。</w:t>
-      </w:r>
-    </w:p>
-    <w:p>
-      <w:pPr>
-        <w:keepNext w:val="0"/>
-        <w:keepLines w:val="0"/>
-        <w:widowControl/>
-        <w:suppressLineNumbers w:val="0"/>
-        <w:shd w:val="clear" w:fill="FFFFFF"/>
-        <w:spacing w:line="190" w:lineRule="atLeast"/>
-        <w:jc w:val="left"/>
-        <w:rPr>
-          <w:rFonts w:hint="default" w:asciiTheme="majorEastAsia" w:hAnsiTheme="majorEastAsia" w:eastAsiaTheme="majorEastAsia" w:cstheme="majorEastAsia"/>
-          <w:b w:val="0"/>
-          <w:bCs w:val="0"/>
-          <w:snapToGrid w:val="0"/>
-          <w:color w:val="292929"/>
-          <w:kern w:val="0"/>
-          <w:sz w:val="20"/>
-          <w:szCs w:val="20"/>
-          <w:shd w:val="clear" w:fill="FFFFFF"/>
-          <w:lang w:val="en-US" w:eastAsia="zh-CN" w:bidi="ar"/>
-        </w:rPr>
-      </w:pPr>
-      <w:r>
-        <w:rPr>
-          <w:rFonts w:hint="default" w:asciiTheme="majorEastAsia" w:hAnsiTheme="majorEastAsia" w:eastAsiaTheme="majorEastAsia" w:cstheme="majorEastAsia"/>
-          <w:b w:val="0"/>
-          <w:bCs w:val="0"/>
-          <w:snapToGrid w:val="0"/>
-          <w:color w:val="292929"/>
-          <w:kern w:val="0"/>
-          <w:sz w:val="20"/>
-          <w:szCs w:val="20"/>
-          <w:shd w:val="clear" w:fill="FFFFFF"/>
-          <w:lang w:val="en-US" w:eastAsia="zh-CN" w:bidi="ar"/>
-        </w:rPr>
-        <w:t>部署范围：原型阶段，不要求公网部署。</w:t>
-      </w:r>
-    </w:p>
-    <w:p>
-      <w:pPr>
-        <w:pStyle w:val="2"/>
-        <w:numPr>
-          <w:ilvl w:val="0"/>
-          <w:numId w:val="1"/>
-        </w:numPr>
-        <w:ind w:left="720" w:hanging="720"/>
-      </w:pPr>
-      <w:bookmarkStart w:id="54" w:name="_Toc498919265"/>
-      <w:bookmarkStart w:id="55" w:name="_Toc2074"/>
-      <w:r>
-        <w:rPr>
-          <w:rFonts w:hint="eastAsia"/>
-        </w:rPr>
-        <w:t>质量属性</w:t>
-      </w:r>
-      <w:bookmarkEnd w:id="54"/>
-      <w:bookmarkEnd w:id="55"/>
-    </w:p>
-    <w:p>
-      <w:pPr>
-        <w:keepNext w:val="0"/>
-        <w:keepLines w:val="0"/>
-        <w:widowControl/>
-        <w:suppressLineNumbers w:val="0"/>
-        <w:shd w:val="clear" w:fill="FFFFFF"/>
-        <w:spacing w:line="190" w:lineRule="atLeast"/>
-        <w:jc w:val="left"/>
-        <w:rPr>
-          <w:rFonts w:hint="default" w:asciiTheme="majorEastAsia" w:hAnsiTheme="majorEastAsia" w:eastAsiaTheme="majorEastAsia" w:cstheme="majorEastAsia"/>
-          <w:b w:val="0"/>
-          <w:bCs w:val="0"/>
-          <w:snapToGrid w:val="0"/>
-          <w:color w:val="292929"/>
-          <w:kern w:val="0"/>
-          <w:sz w:val="20"/>
-          <w:szCs w:val="20"/>
-          <w:shd w:val="clear" w:fill="FFFFFF"/>
-          <w:lang w:val="en-US" w:eastAsia="zh-CN" w:bidi="ar"/>
-        </w:rPr>
-      </w:pPr>
-      <w:r>
-        <w:rPr>
-          <w:rFonts w:hint="default" w:asciiTheme="majorEastAsia" w:hAnsiTheme="majorEastAsia" w:eastAsiaTheme="majorEastAsia" w:cstheme="majorEastAsia"/>
-          <w:b w:val="0"/>
-          <w:bCs w:val="0"/>
-          <w:snapToGrid w:val="0"/>
-          <w:color w:val="292929"/>
-          <w:kern w:val="0"/>
-          <w:sz w:val="20"/>
-          <w:szCs w:val="20"/>
-          <w:shd w:val="clear" w:fill="FFFFFF"/>
-          <w:lang w:val="en-US" w:eastAsia="zh-CN" w:bidi="ar"/>
-        </w:rPr>
-        <w:t>性能：支持 100 并发用户，页面加载、录音上传、记录查询等核心操作平均响应时间低于 3 秒。</w:t>
-      </w:r>
-    </w:p>
-    <w:p>
-      <w:pPr>
-        <w:keepNext w:val="0"/>
-        <w:keepLines w:val="0"/>
-        <w:widowControl/>
-        <w:suppressLineNumbers w:val="0"/>
-        <w:shd w:val="clear" w:fill="FFFFFF"/>
-        <w:spacing w:line="190" w:lineRule="atLeast"/>
-        <w:jc w:val="left"/>
-        <w:rPr>
-          <w:rFonts w:hint="default" w:asciiTheme="majorEastAsia" w:hAnsiTheme="majorEastAsia" w:eastAsiaTheme="majorEastAsia" w:cstheme="majorEastAsia"/>
-          <w:b w:val="0"/>
-          <w:bCs w:val="0"/>
-          <w:snapToGrid w:val="0"/>
-          <w:color w:val="292929"/>
-          <w:kern w:val="0"/>
-          <w:sz w:val="20"/>
-          <w:szCs w:val="20"/>
-          <w:shd w:val="clear" w:fill="FFFFFF"/>
-          <w:lang w:val="en-US" w:eastAsia="zh-CN" w:bidi="ar"/>
-        </w:rPr>
-      </w:pPr>
-      <w:r>
-        <w:rPr>
-          <w:rFonts w:hint="default" w:asciiTheme="majorEastAsia" w:hAnsiTheme="majorEastAsia" w:eastAsiaTheme="majorEastAsia" w:cstheme="majorEastAsia"/>
-          <w:b w:val="0"/>
-          <w:bCs w:val="0"/>
-          <w:snapToGrid w:val="0"/>
-          <w:color w:val="292929"/>
-          <w:kern w:val="0"/>
-          <w:sz w:val="20"/>
-          <w:szCs w:val="20"/>
-          <w:shd w:val="clear" w:fill="FFFFFF"/>
-          <w:lang w:val="en-US" w:eastAsia="zh-CN" w:bidi="ar"/>
-        </w:rPr>
-        <w:t>兼容性：适配 Chrome / Edge / Firefox 最新版本；响应式布局覆盖桌面和平板。</w:t>
-      </w:r>
-    </w:p>
-    <w:p>
-      <w:pPr>
-        <w:keepNext w:val="0"/>
-        <w:keepLines w:val="0"/>
-        <w:widowControl/>
-        <w:suppressLineNumbers w:val="0"/>
-        <w:shd w:val="clear" w:fill="FFFFFF"/>
-        <w:spacing w:line="190" w:lineRule="atLeast"/>
-        <w:jc w:val="left"/>
-        <w:rPr>
-          <w:rFonts w:hint="default" w:asciiTheme="majorEastAsia" w:hAnsiTheme="majorEastAsia" w:eastAsiaTheme="majorEastAsia" w:cstheme="majorEastAsia"/>
-          <w:b w:val="0"/>
-          <w:bCs w:val="0"/>
-          <w:snapToGrid w:val="0"/>
-          <w:color w:val="292929"/>
-          <w:kern w:val="0"/>
-          <w:sz w:val="20"/>
-          <w:szCs w:val="20"/>
-          <w:shd w:val="clear" w:fill="FFFFFF"/>
-          <w:lang w:val="en-US" w:eastAsia="zh-CN" w:bidi="ar"/>
-        </w:rPr>
-      </w:pPr>
-      <w:r>
-        <w:rPr>
-          <w:rFonts w:hint="default" w:asciiTheme="majorEastAsia" w:hAnsiTheme="majorEastAsia" w:eastAsiaTheme="majorEastAsia" w:cstheme="majorEastAsia"/>
-          <w:b w:val="0"/>
-          <w:bCs w:val="0"/>
-          <w:snapToGrid w:val="0"/>
-          <w:color w:val="292929"/>
-          <w:kern w:val="0"/>
-          <w:sz w:val="20"/>
-          <w:szCs w:val="20"/>
-          <w:shd w:val="clear" w:fill="FFFFFF"/>
-          <w:lang w:val="en-US" w:eastAsia="zh-CN" w:bidi="ar"/>
-        </w:rPr>
-        <w:t>可用性：界面简洁，关键操作不超过 3 步，新用户无需培训即可上手。</w:t>
-      </w:r>
-    </w:p>
-    <w:p>
-      <w:pPr>
-        <w:keepNext w:val="0"/>
-        <w:keepLines w:val="0"/>
-        <w:widowControl/>
-        <w:suppressLineNumbers w:val="0"/>
-        <w:shd w:val="clear" w:fill="FFFFFF"/>
-        <w:spacing w:line="190" w:lineRule="atLeast"/>
-        <w:jc w:val="left"/>
-        <w:rPr>
-          <w:rFonts w:hint="default" w:asciiTheme="majorEastAsia" w:hAnsiTheme="majorEastAsia" w:eastAsiaTheme="majorEastAsia" w:cstheme="majorEastAsia"/>
-          <w:b w:val="0"/>
-          <w:bCs w:val="0"/>
-          <w:snapToGrid w:val="0"/>
-          <w:color w:val="292929"/>
-          <w:kern w:val="0"/>
-          <w:sz w:val="20"/>
-          <w:szCs w:val="20"/>
-          <w:shd w:val="clear" w:fill="FFFFFF"/>
-          <w:lang w:val="en-US" w:eastAsia="zh-CN" w:bidi="ar"/>
-        </w:rPr>
-      </w:pPr>
-      <w:r>
-        <w:rPr>
-          <w:rFonts w:hint="default" w:asciiTheme="majorEastAsia" w:hAnsiTheme="majorEastAsia" w:eastAsiaTheme="majorEastAsia" w:cstheme="majorEastAsia"/>
-          <w:b w:val="0"/>
-          <w:bCs w:val="0"/>
-          <w:snapToGrid w:val="0"/>
-          <w:color w:val="292929"/>
-          <w:kern w:val="0"/>
-          <w:sz w:val="20"/>
-          <w:szCs w:val="20"/>
-          <w:shd w:val="clear" w:fill="FFFFFF"/>
-          <w:lang w:val="en-US" w:eastAsia="zh-CN" w:bidi="ar"/>
-        </w:rPr>
-        <w:t>可靠性：录音过程中页面崩溃时提示恢复草稿；用户数据定期备份。</w:t>
-      </w:r>
-    </w:p>
-    <w:p>
-      <w:pPr>
-        <w:keepNext w:val="0"/>
-        <w:keepLines w:val="0"/>
-        <w:widowControl/>
-        <w:suppressLineNumbers w:val="0"/>
-        <w:shd w:val="clear" w:fill="FFFFFF"/>
-        <w:spacing w:line="190" w:lineRule="atLeast"/>
-        <w:jc w:val="left"/>
-        <w:rPr>
-          <w:rFonts w:hint="default" w:asciiTheme="majorEastAsia" w:hAnsiTheme="majorEastAsia" w:eastAsiaTheme="majorEastAsia" w:cstheme="majorEastAsia"/>
-          <w:b w:val="0"/>
-          <w:bCs w:val="0"/>
-          <w:snapToGrid w:val="0"/>
-          <w:color w:val="292929"/>
-          <w:kern w:val="0"/>
-          <w:sz w:val="20"/>
-          <w:szCs w:val="20"/>
-          <w:shd w:val="clear" w:fill="FFFFFF"/>
-          <w:lang w:val="en-US" w:eastAsia="zh-CN" w:bidi="ar"/>
-        </w:rPr>
-      </w:pPr>
-      <w:r>
-        <w:rPr>
-          <w:rFonts w:hint="default" w:asciiTheme="majorEastAsia" w:hAnsiTheme="majorEastAsia" w:eastAsiaTheme="majorEastAsia" w:cstheme="majorEastAsia"/>
-          <w:b w:val="0"/>
-          <w:bCs w:val="0"/>
-          <w:snapToGrid w:val="0"/>
-          <w:color w:val="292929"/>
-          <w:kern w:val="0"/>
-          <w:sz w:val="20"/>
-          <w:szCs w:val="20"/>
-          <w:shd w:val="clear" w:fill="FFFFFF"/>
-          <w:lang w:val="en-US" w:eastAsia="zh-CN" w:bidi="ar"/>
-        </w:rPr>
-        <w:t>可维护性：前后端代码分层清晰，API 遵循 RESTful 规范。</w:t>
-      </w:r>
-    </w:p>
-    <w:p>
-      <w:pPr>
-        <w:pStyle w:val="2"/>
-        <w:numPr>
-          <w:ilvl w:val="0"/>
-          <w:numId w:val="1"/>
-        </w:numPr>
-        <w:ind w:left="720" w:hanging="720"/>
-      </w:pPr>
-      <w:bookmarkStart w:id="56" w:name="_Toc498919266"/>
-      <w:bookmarkStart w:id="57" w:name="_Toc13451"/>
-      <w:r>
-        <w:rPr>
-          <w:rFonts w:hint="eastAsia"/>
-        </w:rPr>
-        <w:t>优先级</w:t>
+        <w:t>环境需求</w:t>
+      </w:r>
+      <w:bookmarkEnd w:id="59"/>
+    </w:p>
+    <w:p>
+      <w:pPr>
+        <w:widowControl w:val="0"/>
+        <w:spacing w:line="240" w:lineRule="atLeast"/>
+        <w:ind w:left="0" w:leftChars="0"/>
+        <w:rPr>
+          <w:rFonts w:hint="default" w:ascii="宋体" w:hAnsi="Times New Roman" w:eastAsia="宋体" w:cs="Times New Roman"/>
+          <w:snapToGrid w:val="0"/>
+          <w:lang w:val="en-US" w:eastAsia="zh-CN" w:bidi="ar-SA"/>
+        </w:rPr>
+      </w:pPr>
+      <w:r>
+        <w:rPr>
+          <w:rFonts w:hint="default" w:ascii="宋体" w:hAnsi="Times New Roman" w:eastAsia="宋体" w:cs="Times New Roman"/>
+          <w:snapToGrid w:val="0"/>
+          <w:lang w:val="en-US" w:eastAsia="zh-CN" w:bidi="ar-SA"/>
+        </w:rPr>
+        <w:t>开发环境使用 VSCode 或 IntelliJ IDEA。前端构建使用 Vite，后端构建使用 Maven。版本管理使用 Git 加 GitHub。前端开发可独立运行 mock 数据，无需后端环境。</w:t>
       </w:r>
       <w:bookmarkEnd w:id="56"/>
-      <w:bookmarkEnd w:id="57"/>
-    </w:p>
-    <w:p>
-      <w:pPr>
-        <w:keepNext w:val="0"/>
-        <w:keepLines w:val="0"/>
-        <w:widowControl/>
-        <w:suppressLineNumbers w:val="0"/>
-        <w:shd w:val="clear" w:fill="FFFFFF"/>
-        <w:spacing w:line="190" w:lineRule="atLeast"/>
-        <w:jc w:val="left"/>
-        <w:rPr>
-          <w:rFonts w:hint="default" w:asciiTheme="majorEastAsia" w:hAnsiTheme="majorEastAsia" w:eastAsiaTheme="majorEastAsia" w:cstheme="majorEastAsia"/>
-          <w:b w:val="0"/>
-          <w:bCs w:val="0"/>
-          <w:snapToGrid w:val="0"/>
-          <w:color w:val="292929"/>
-          <w:kern w:val="0"/>
-          <w:sz w:val="20"/>
-          <w:szCs w:val="20"/>
-          <w:shd w:val="clear" w:fill="FFFFFF"/>
-          <w:lang w:val="en-US" w:eastAsia="zh-CN" w:bidi="ar"/>
-        </w:rPr>
-      </w:pPr>
-      <w:r>
-        <w:rPr>
-          <w:rFonts w:hint="default" w:asciiTheme="majorEastAsia" w:hAnsiTheme="majorEastAsia" w:eastAsiaTheme="majorEastAsia" w:cstheme="majorEastAsia"/>
-          <w:b w:val="0"/>
-          <w:bCs w:val="0"/>
-          <w:snapToGrid w:val="0"/>
-          <w:color w:val="292929"/>
-          <w:kern w:val="0"/>
-          <w:sz w:val="20"/>
-          <w:szCs w:val="20"/>
-          <w:shd w:val="clear" w:fill="FFFFFF"/>
-          <w:lang w:val="en-US" w:eastAsia="zh-CN" w:bidi="ar"/>
-        </w:rPr>
-        <w:t>| 优先级 | 特性 | 迭代阶段 |</w:t>
-      </w:r>
-    </w:p>
-    <w:p>
-      <w:pPr>
-        <w:keepNext w:val="0"/>
-        <w:keepLines w:val="0"/>
-        <w:widowControl/>
-        <w:suppressLineNumbers w:val="0"/>
-        <w:shd w:val="clear" w:fill="FFFFFF"/>
-        <w:spacing w:line="190" w:lineRule="atLeast"/>
-        <w:jc w:val="left"/>
-        <w:rPr>
-          <w:rFonts w:hint="default" w:asciiTheme="majorEastAsia" w:hAnsiTheme="majorEastAsia" w:eastAsiaTheme="majorEastAsia" w:cstheme="majorEastAsia"/>
-          <w:b w:val="0"/>
-          <w:bCs w:val="0"/>
-          <w:snapToGrid w:val="0"/>
-          <w:color w:val="292929"/>
-          <w:kern w:val="0"/>
-          <w:sz w:val="20"/>
-          <w:szCs w:val="20"/>
-          <w:shd w:val="clear" w:fill="FFFFFF"/>
-          <w:lang w:val="en-US" w:eastAsia="zh-CN" w:bidi="ar"/>
-        </w:rPr>
-      </w:pPr>
-      <w:r>
-        <w:rPr>
-          <w:rFonts w:hint="default" w:asciiTheme="majorEastAsia" w:hAnsiTheme="majorEastAsia" w:eastAsiaTheme="majorEastAsia" w:cstheme="majorEastAsia"/>
-          <w:b w:val="0"/>
-          <w:bCs w:val="0"/>
-          <w:snapToGrid w:val="0"/>
-          <w:color w:val="292929"/>
-          <w:kern w:val="0"/>
-          <w:sz w:val="20"/>
-          <w:szCs w:val="20"/>
-          <w:shd w:val="clear" w:fill="FFFFFF"/>
-          <w:lang w:val="en-US" w:eastAsia="zh-CN" w:bidi="ar"/>
-        </w:rPr>
-        <w:t>|--------|------|---------|</w:t>
-      </w:r>
-    </w:p>
-    <w:p>
-      <w:pPr>
-        <w:keepNext w:val="0"/>
-        <w:keepLines w:val="0"/>
-        <w:widowControl/>
-        <w:suppressLineNumbers w:val="0"/>
-        <w:shd w:val="clear" w:fill="FFFFFF"/>
-        <w:spacing w:line="190" w:lineRule="atLeast"/>
-        <w:jc w:val="left"/>
-        <w:rPr>
-          <w:rFonts w:hint="default" w:asciiTheme="majorEastAsia" w:hAnsiTheme="majorEastAsia" w:eastAsiaTheme="majorEastAsia" w:cstheme="majorEastAsia"/>
-          <w:b w:val="0"/>
-          <w:bCs w:val="0"/>
-          <w:snapToGrid w:val="0"/>
-          <w:color w:val="292929"/>
-          <w:kern w:val="0"/>
-          <w:sz w:val="20"/>
-          <w:szCs w:val="20"/>
-          <w:shd w:val="clear" w:fill="FFFFFF"/>
-          <w:lang w:val="en-US" w:eastAsia="zh-CN" w:bidi="ar"/>
-        </w:rPr>
-      </w:pPr>
-      <w:r>
-        <w:rPr>
-          <w:rFonts w:hint="default" w:asciiTheme="majorEastAsia" w:hAnsiTheme="majorEastAsia" w:eastAsiaTheme="majorEastAsia" w:cstheme="majorEastAsia"/>
-          <w:b w:val="0"/>
-          <w:bCs w:val="0"/>
-          <w:snapToGrid w:val="0"/>
-          <w:color w:val="292929"/>
-          <w:kern w:val="0"/>
-          <w:sz w:val="20"/>
-          <w:szCs w:val="20"/>
-          <w:shd w:val="clear" w:fill="FFFFFF"/>
-          <w:lang w:val="en-US" w:eastAsia="zh-CN" w:bidi="ar"/>
-        </w:rPr>
-        <w:t>| P1（必须） | 用户注册登录、口语练习（情境选择 + 对话 + 录音回放） | Iteration 1–2 |</w:t>
-      </w:r>
-    </w:p>
-    <w:p>
-      <w:pPr>
-        <w:keepNext w:val="0"/>
-        <w:keepLines w:val="0"/>
-        <w:widowControl/>
-        <w:suppressLineNumbers w:val="0"/>
-        <w:shd w:val="clear" w:fill="FFFFFF"/>
-        <w:spacing w:line="190" w:lineRule="atLeast"/>
-        <w:jc w:val="left"/>
-        <w:rPr>
-          <w:rFonts w:hint="default" w:asciiTheme="majorEastAsia" w:hAnsiTheme="majorEastAsia" w:eastAsiaTheme="majorEastAsia" w:cstheme="majorEastAsia"/>
-          <w:b w:val="0"/>
-          <w:bCs w:val="0"/>
-          <w:snapToGrid w:val="0"/>
-          <w:color w:val="292929"/>
-          <w:kern w:val="0"/>
-          <w:sz w:val="20"/>
-          <w:szCs w:val="20"/>
-          <w:shd w:val="clear" w:fill="FFFFFF"/>
-          <w:lang w:val="en-US" w:eastAsia="zh-CN" w:bidi="ar"/>
-        </w:rPr>
-      </w:pPr>
-      <w:r>
-        <w:rPr>
-          <w:rFonts w:hint="default" w:asciiTheme="majorEastAsia" w:hAnsiTheme="majorEastAsia" w:eastAsiaTheme="majorEastAsia" w:cstheme="majorEastAsia"/>
-          <w:b w:val="0"/>
-          <w:bCs w:val="0"/>
-          <w:snapToGrid w:val="0"/>
-          <w:color w:val="292929"/>
-          <w:kern w:val="0"/>
-          <w:sz w:val="20"/>
-          <w:szCs w:val="20"/>
-          <w:shd w:val="clear" w:fill="FFFFFF"/>
-          <w:lang w:val="en-US" w:eastAsia="zh-CN" w:bidi="ar"/>
-        </w:rPr>
-        <w:t>| P2（重要） | 词汇与语法练习、个性化学习计划 | Iteration 2–3 |</w:t>
-      </w:r>
-    </w:p>
-    <w:p>
-      <w:pPr>
-        <w:keepNext w:val="0"/>
-        <w:keepLines w:val="0"/>
-        <w:widowControl/>
-        <w:suppressLineNumbers w:val="0"/>
-        <w:shd w:val="clear" w:fill="FFFFFF"/>
-        <w:spacing w:line="190" w:lineRule="atLeast"/>
-        <w:jc w:val="left"/>
-        <w:rPr>
-          <w:rFonts w:hint="default" w:asciiTheme="majorEastAsia" w:hAnsiTheme="majorEastAsia" w:eastAsiaTheme="majorEastAsia" w:cstheme="majorEastAsia"/>
-          <w:b w:val="0"/>
-          <w:bCs w:val="0"/>
-          <w:snapToGrid w:val="0"/>
-          <w:color w:val="292929"/>
-          <w:kern w:val="0"/>
-          <w:sz w:val="20"/>
-          <w:szCs w:val="20"/>
-          <w:shd w:val="clear" w:fill="FFFFFF"/>
-          <w:lang w:val="en-US" w:eastAsia="zh-CN" w:bidi="ar"/>
-        </w:rPr>
-      </w:pPr>
-      <w:r>
-        <w:rPr>
-          <w:rFonts w:hint="default" w:asciiTheme="majorEastAsia" w:hAnsiTheme="majorEastAsia" w:eastAsiaTheme="majorEastAsia" w:cstheme="majorEastAsia"/>
-          <w:b w:val="0"/>
-          <w:bCs w:val="0"/>
-          <w:snapToGrid w:val="0"/>
-          <w:color w:val="292929"/>
-          <w:kern w:val="0"/>
-          <w:sz w:val="20"/>
-          <w:szCs w:val="20"/>
-          <w:shd w:val="clear" w:fill="FFFFFF"/>
-          <w:lang w:val="en-US" w:eastAsia="zh-CN" w:bidi="ar"/>
-        </w:rPr>
-        <w:t>| P3（增强） | 统计仪表盘、错题本、鼓励机制 | Iteration 3 |</w:t>
-      </w:r>
-    </w:p>
-    <w:p>
-      <w:pPr>
-        <w:keepNext w:val="0"/>
-        <w:keepLines w:val="0"/>
-        <w:widowControl/>
-        <w:suppressLineNumbers w:val="0"/>
-        <w:shd w:val="clear" w:fill="FFFFFF"/>
-        <w:spacing w:line="190" w:lineRule="atLeast"/>
-        <w:jc w:val="left"/>
-        <w:rPr>
-          <w:rFonts w:hint="default" w:asciiTheme="majorEastAsia" w:hAnsiTheme="majorEastAsia" w:eastAsiaTheme="majorEastAsia" w:cstheme="majorEastAsia"/>
-          <w:b w:val="0"/>
-          <w:bCs w:val="0"/>
-          <w:snapToGrid w:val="0"/>
-          <w:color w:val="292929"/>
-          <w:kern w:val="0"/>
-          <w:sz w:val="20"/>
-          <w:szCs w:val="20"/>
-          <w:shd w:val="clear" w:fill="FFFFFF"/>
-          <w:lang w:val="en-US" w:eastAsia="zh-CN" w:bidi="ar"/>
-        </w:rPr>
-      </w:pPr>
-      <w:r>
-        <w:rPr>
-          <w:rFonts w:hint="default" w:asciiTheme="majorEastAsia" w:hAnsiTheme="majorEastAsia" w:eastAsiaTheme="majorEastAsia" w:cstheme="majorEastAsia"/>
-          <w:b w:val="0"/>
-          <w:bCs w:val="0"/>
-          <w:snapToGrid w:val="0"/>
-          <w:color w:val="292929"/>
-          <w:kern w:val="0"/>
-          <w:sz w:val="20"/>
-          <w:szCs w:val="20"/>
-          <w:shd w:val="clear" w:fill="FFFFFF"/>
-          <w:lang w:val="en-US" w:eastAsia="zh-CN" w:bidi="ar"/>
-        </w:rPr>
-        <w:t>| P4（进阶） | 虚拟对话伙伴、智能学习路径、社区功能 | 后续迭代 |</w:t>
-      </w:r>
-    </w:p>
-    <w:p/>
-    <w:p>
-      <w:pPr>
-        <w:pStyle w:val="2"/>
-        <w:numPr>
-          <w:ilvl w:val="0"/>
-          <w:numId w:val="1"/>
-        </w:numPr>
-        <w:ind w:left="720" w:hanging="720"/>
-      </w:pPr>
-      <w:bookmarkStart w:id="58" w:name="_Toc498919267"/>
-      <w:bookmarkStart w:id="59" w:name="_Toc9281"/>
-      <w:r>
-        <w:rPr>
-          <w:rFonts w:hint="eastAsia"/>
-        </w:rPr>
-        <w:t>其他产品需求</w:t>
-      </w:r>
-      <w:bookmarkEnd w:id="58"/>
-      <w:bookmarkEnd w:id="59"/>
-    </w:p>
-    <w:p>
-      <w:pPr>
-        <w:pStyle w:val="3"/>
-        <w:numPr>
-          <w:ilvl w:val="1"/>
-          <w:numId w:val="1"/>
-        </w:numPr>
-        <w:ind w:left="720" w:hanging="720"/>
-      </w:pPr>
-      <w:bookmarkStart w:id="60" w:name="_Toc498919268"/>
-      <w:bookmarkStart w:id="61" w:name="_Toc15025"/>
-      <w:r>
-        <w:rPr>
-          <w:rFonts w:hint="eastAsia"/>
-        </w:rPr>
-        <w:t>适用的标准</w:t>
-      </w:r>
-      <w:bookmarkEnd w:id="60"/>
-      <w:bookmarkEnd w:id="61"/>
-    </w:p>
-    <w:p>
-      <w:pPr>
-        <w:keepNext w:val="0"/>
-        <w:keepLines w:val="0"/>
-        <w:widowControl/>
-        <w:suppressLineNumbers w:val="0"/>
-        <w:shd w:val="clear" w:fill="FFFFFF"/>
-        <w:spacing w:line="190" w:lineRule="atLeast"/>
-        <w:jc w:val="left"/>
-        <w:rPr>
-          <w:rFonts w:hint="default" w:asciiTheme="majorEastAsia" w:hAnsiTheme="majorEastAsia" w:eastAsiaTheme="majorEastAsia" w:cstheme="majorEastAsia"/>
-          <w:b w:val="0"/>
-          <w:bCs w:val="0"/>
-          <w:snapToGrid w:val="0"/>
-          <w:color w:val="292929"/>
-          <w:kern w:val="0"/>
-          <w:sz w:val="20"/>
-          <w:szCs w:val="20"/>
-          <w:shd w:val="clear" w:fill="FFFFFF"/>
-          <w:lang w:val="en-US" w:eastAsia="zh-CN" w:bidi="ar"/>
-        </w:rPr>
-      </w:pPr>
-      <w:r>
-        <w:rPr>
-          <w:rFonts w:hint="default" w:asciiTheme="majorEastAsia" w:hAnsiTheme="majorEastAsia" w:eastAsiaTheme="majorEastAsia" w:cstheme="majorEastAsia"/>
-          <w:b w:val="0"/>
-          <w:bCs w:val="0"/>
-          <w:snapToGrid w:val="0"/>
-          <w:color w:val="292929"/>
-          <w:kern w:val="0"/>
-          <w:sz w:val="20"/>
-          <w:szCs w:val="20"/>
-          <w:shd w:val="clear" w:fill="FFFFFF"/>
-          <w:lang w:val="en-US" w:eastAsia="zh-CN" w:bidi="ar"/>
-        </w:rPr>
-        <w:t>前后端通信采用 RESTful API 规范；前端代码遵循 ESLint + Prettier；数据库命名统一采用小写加下划线。</w:t>
-      </w:r>
-    </w:p>
-    <w:p>
-      <w:pPr>
-        <w:pStyle w:val="3"/>
-        <w:numPr>
-          <w:ilvl w:val="1"/>
-          <w:numId w:val="1"/>
-        </w:numPr>
-        <w:ind w:left="720" w:hanging="720"/>
-      </w:pPr>
-      <w:bookmarkStart w:id="62" w:name="_Toc498919269"/>
-      <w:bookmarkStart w:id="63" w:name="_Toc14485"/>
-      <w:r>
-        <w:rPr>
-          <w:rFonts w:hint="eastAsia"/>
-        </w:rPr>
-        <w:t>系统需求</w:t>
-      </w:r>
-      <w:bookmarkEnd w:id="62"/>
-      <w:bookmarkEnd w:id="63"/>
-    </w:p>
-    <w:p>
-      <w:pPr>
-        <w:keepNext w:val="0"/>
-        <w:keepLines w:val="0"/>
-        <w:widowControl/>
-        <w:suppressLineNumbers w:val="0"/>
-        <w:shd w:val="clear" w:fill="FFFFFF"/>
-        <w:spacing w:line="190" w:lineRule="atLeast"/>
-        <w:jc w:val="left"/>
-        <w:rPr>
-          <w:rFonts w:hint="default" w:asciiTheme="majorEastAsia" w:hAnsiTheme="majorEastAsia" w:eastAsiaTheme="majorEastAsia" w:cstheme="majorEastAsia"/>
-          <w:b w:val="0"/>
-          <w:bCs w:val="0"/>
-          <w:snapToGrid w:val="0"/>
-          <w:color w:val="292929"/>
-          <w:kern w:val="0"/>
-          <w:sz w:val="20"/>
-          <w:szCs w:val="20"/>
-          <w:shd w:val="clear" w:fill="FFFFFF"/>
-          <w:lang w:val="en-US" w:eastAsia="zh-CN" w:bidi="ar"/>
-        </w:rPr>
-      </w:pPr>
-      <w:r>
-        <w:rPr>
-          <w:rFonts w:hint="default" w:asciiTheme="majorEastAsia" w:hAnsiTheme="majorEastAsia" w:eastAsiaTheme="majorEastAsia" w:cstheme="majorEastAsia"/>
-          <w:b w:val="0"/>
-          <w:bCs w:val="0"/>
-          <w:snapToGrid w:val="0"/>
-          <w:color w:val="292929"/>
-          <w:kern w:val="0"/>
-          <w:sz w:val="20"/>
-          <w:szCs w:val="20"/>
-          <w:shd w:val="clear" w:fill="FFFFFF"/>
-          <w:lang w:val="en-US" w:eastAsia="zh-CN" w:bidi="ar"/>
-        </w:rPr>
-        <w:t>服务端需安装 Java 17 +、MySQL 8 +、Node.js 18 +（用于前端构建）。</w:t>
-      </w:r>
-    </w:p>
-    <w:p>
-      <w:pPr>
-        <w:pStyle w:val="3"/>
-        <w:numPr>
-          <w:ilvl w:val="1"/>
-          <w:numId w:val="1"/>
-        </w:numPr>
-        <w:ind w:left="720" w:hanging="720"/>
-      </w:pPr>
-      <w:bookmarkStart w:id="64" w:name="_Toc498919271"/>
-      <w:bookmarkStart w:id="65" w:name="_Toc25979"/>
-      <w:r>
-        <w:rPr>
-          <w:rFonts w:hint="eastAsia"/>
-        </w:rPr>
-        <w:t>环境需求</w:t>
-      </w:r>
-      <w:bookmarkEnd w:id="64"/>
-      <w:bookmarkEnd w:id="65"/>
-    </w:p>
-    <w:p>
-      <w:pPr>
-        <w:keepNext w:val="0"/>
-        <w:keepLines w:val="0"/>
-        <w:widowControl/>
-        <w:suppressLineNumbers w:val="0"/>
-        <w:shd w:val="clear" w:fill="FFFFFF"/>
-        <w:spacing w:line="190" w:lineRule="atLeast"/>
-        <w:jc w:val="left"/>
-        <w:rPr>
-          <w:rFonts w:hint="default" w:asciiTheme="majorEastAsia" w:hAnsiTheme="majorEastAsia" w:eastAsiaTheme="majorEastAsia" w:cstheme="majorEastAsia"/>
-          <w:b w:val="0"/>
-          <w:bCs w:val="0"/>
-          <w:snapToGrid w:val="0"/>
-          <w:color w:val="292929"/>
-          <w:kern w:val="0"/>
-          <w:sz w:val="20"/>
-          <w:szCs w:val="20"/>
-          <w:shd w:val="clear" w:fill="FFFFFF"/>
-          <w:lang w:val="en-US" w:eastAsia="zh-CN" w:bidi="ar"/>
-        </w:rPr>
-      </w:pPr>
-      <w:r>
-        <w:rPr>
-          <w:rFonts w:hint="default" w:asciiTheme="majorEastAsia" w:hAnsiTheme="majorEastAsia" w:eastAsiaTheme="majorEastAsia" w:cstheme="majorEastAsia"/>
-          <w:b w:val="0"/>
-          <w:bCs w:val="0"/>
-          <w:snapToGrid w:val="0"/>
-          <w:color w:val="292929"/>
-          <w:kern w:val="0"/>
-          <w:sz w:val="20"/>
-          <w:szCs w:val="20"/>
-          <w:shd w:val="clear" w:fill="FFFFFF"/>
-          <w:lang w:val="en-US" w:eastAsia="zh-CN" w:bidi="ar"/>
-        </w:rPr>
-        <w:t>开发使用 VSCode 或 IntelliJ IDEA，前端构建使用 Vite，后端构建使用 Maven。</w:t>
-      </w:r>
-    </w:p>
-    <w:p>
-      <w:pPr>
-        <w:pStyle w:val="2"/>
-        <w:numPr>
-          <w:ilvl w:val="0"/>
-          <w:numId w:val="1"/>
-        </w:numPr>
-        <w:ind w:left="720" w:hanging="720"/>
-      </w:pPr>
-      <w:bookmarkStart w:id="66" w:name="_Toc498919272"/>
-      <w:bookmarkStart w:id="67" w:name="_Toc27780"/>
-      <w:r>
-        <w:rPr>
-          <w:rFonts w:hint="eastAsia"/>
-        </w:rPr>
-        <w:t>文档需求</w:t>
-      </w:r>
-      <w:bookmarkEnd w:id="66"/>
-      <w:bookmarkEnd w:id="67"/>
-    </w:p>
-    <w:p>
-      <w:pPr>
-        <w:pStyle w:val="44"/>
-      </w:pPr>
-      <w:r>
-        <w:t>[</w:t>
-      </w:r>
-      <w:r>
-        <w:rPr>
-          <w:rFonts w:hint="eastAsia"/>
-        </w:rPr>
-        <w:t>此节说明为支持成功部署应用程序而必须制作的文档。</w:t>
-      </w:r>
-      <w:r>
-        <w:t>]</w:t>
-      </w:r>
-    </w:p>
-    <w:p>
-      <w:pPr>
-        <w:pStyle w:val="3"/>
-        <w:numPr>
-          <w:ilvl w:val="1"/>
-          <w:numId w:val="1"/>
-        </w:numPr>
-        <w:ind w:left="720" w:hanging="720"/>
-      </w:pPr>
-      <w:bookmarkStart w:id="68" w:name="_Toc498919273"/>
-      <w:bookmarkStart w:id="69" w:name="_Toc27111"/>
-      <w:r>
-        <w:rPr>
-          <w:rFonts w:hint="eastAsia"/>
-        </w:rPr>
-        <w:t>用户手册</w:t>
-      </w:r>
-      <w:bookmarkEnd w:id="68"/>
-      <w:bookmarkEnd w:id="69"/>
-    </w:p>
-    <w:p>
-      <w:pPr>
-        <w:pStyle w:val="44"/>
-      </w:pPr>
-      <w:r>
-        <w:t>[</w:t>
-      </w:r>
-      <w:r>
-        <w:rPr>
-          <w:rFonts w:hint="eastAsia"/>
-        </w:rPr>
-        <w:t>说明用户手册的目的和内容。讨论预期长度、详细程度，是否需要索引、词汇表、教程与参考手册策略等。还应确定格式和打印约束条件。</w:t>
-      </w:r>
-      <w:r>
-        <w:t>]</w:t>
-      </w:r>
-    </w:p>
-    <w:p>
-      <w:pPr>
-        <w:pStyle w:val="3"/>
-        <w:numPr>
-          <w:ilvl w:val="1"/>
-          <w:numId w:val="1"/>
-        </w:numPr>
-        <w:ind w:left="720" w:hanging="720"/>
-      </w:pPr>
-      <w:bookmarkStart w:id="70" w:name="_Toc498919274"/>
-      <w:bookmarkStart w:id="71" w:name="_Toc18227"/>
-      <w:r>
-        <w:rPr>
-          <w:rFonts w:hint="eastAsia"/>
-        </w:rPr>
-        <w:t>联机帮助</w:t>
-      </w:r>
-      <w:bookmarkEnd w:id="70"/>
-      <w:bookmarkEnd w:id="71"/>
-    </w:p>
-    <w:p>
-      <w:pPr>
-        <w:pStyle w:val="44"/>
-      </w:pPr>
-      <w:r>
-        <w:t>[</w:t>
-      </w:r>
-      <w:r>
-        <w:rPr>
-          <w:rFonts w:hint="eastAsia"/>
-        </w:rPr>
-        <w:t>许多应用程序提供了联机帮助系统来协助用户。这些系统的性质对于应用程序开发来说独特的，因为它们综合了编程（如超链接）和技术写作（组织、演示）的各个方面。许多人发现联机帮助系统的开发本身就是一个受益于先期规模管理和计划活动的项目。</w:t>
-      </w:r>
-      <w:r>
-        <w:t>]</w:t>
-      </w:r>
-    </w:p>
-    <w:p>
-      <w:pPr>
-        <w:pStyle w:val="3"/>
-        <w:numPr>
-          <w:ilvl w:val="1"/>
-          <w:numId w:val="1"/>
-        </w:numPr>
-        <w:ind w:left="720" w:hanging="720"/>
-      </w:pPr>
-      <w:bookmarkStart w:id="72" w:name="_Toc498919275"/>
-      <w:bookmarkStart w:id="73" w:name="_Toc18466"/>
-      <w:r>
-        <w:rPr>
-          <w:rFonts w:hint="eastAsia"/>
-        </w:rPr>
-        <w:t>安装指南、配置文件、自述文件</w:t>
-      </w:r>
-      <w:bookmarkEnd w:id="72"/>
-      <w:bookmarkEnd w:id="73"/>
-    </w:p>
-    <w:p>
-      <w:pPr>
-        <w:pStyle w:val="44"/>
-      </w:pPr>
-      <w:r>
-        <w:t>[</w:t>
-      </w:r>
-      <w:r>
-        <w:rPr>
-          <w:rFonts w:hint="eastAsia"/>
-        </w:rPr>
-        <w:t>在提供全套的解决方案时，提供包括安装说明和配置指南的文档是非常重要的。此外，自述文件通常也要作为一个标准构件包括在内。自述文件可以包括一个“本发布版中的新特性”部分，并讨论与以前发布版的兼容性问题。多数用户也希望在自述文件中列出任何已知的错误和变通方法。</w:t>
-      </w:r>
-      <w:r>
-        <w:t>]</w:t>
-      </w:r>
-    </w:p>
-    <w:p>
-      <w:pPr>
-        <w:pStyle w:val="2"/>
-        <w:numPr>
-          <w:ilvl w:val="0"/>
-          <w:numId w:val="0"/>
-        </w:numPr>
-      </w:pPr>
     </w:p>
     <w:sectPr>
       <w:headerReference r:id="rId6" w:type="default"/>
@@ -7658,7 +6642,7 @@
     <w:lsdException w:qFormat="1" w:unhideWhenUsed="0" w:uiPriority="0" w:semiHidden="0" w:name="Title"/>
     <w:lsdException w:unhideWhenUsed="0" w:uiPriority="0" w:semiHidden="0" w:name="Closing"/>
     <w:lsdException w:unhideWhenUsed="0" w:uiPriority="0" w:semiHidden="0" w:name="Signature"/>
-    <w:lsdException w:uiPriority="1" w:semiHidden="0" w:name="Default Paragraph Font"/>
+    <w:lsdException w:qFormat="1" w:uiPriority="1" w:semiHidden="0" w:name="Default Paragraph Font"/>
     <w:lsdException w:qFormat="1" w:unhideWhenUsed="0" w:uiPriority="0" w:semiHidden="0" w:name="Body Text"/>
     <w:lsdException w:unhideWhenUsed="0" w:uiPriority="0" w:semiHidden="0" w:name="Body Text Indent"/>
     <w:lsdException w:unhideWhenUsed="0" w:uiPriority="0" w:semiHidden="0" w:name="List Continue"/>
@@ -8025,6 +7009,7 @@
   <w:style w:type="character" w:default="1" w:styleId="30">
     <w:name w:val="Default Paragraph Font"/>
     <w:unhideWhenUsed/>
+    <w:qFormat/>
     <w:uiPriority w:val="1"/>
   </w:style>
   <w:style w:type="table" w:default="1" w:styleId="29">
